--- a/COS30019 Assignment1.docx
+++ b/COS30019 Assignment1.docx
@@ -6,7 +6,7 @@
       <w:pPr>
         <w:jc w:val="center"/>
         <w:rPr>
-          <w:rFonts w:ascii="Times New Roman" w:hAnsi="Times New Roman" w:cs="Times New Roman"/>
+          <w:rFonts w:cs="Times New Roman"/>
           <w:b/>
           <w:bCs/>
           <w:sz w:val="72"/>
@@ -18,7 +18,7 @@
       <w:pPr>
         <w:jc w:val="center"/>
         <w:rPr>
-          <w:rFonts w:ascii="Times New Roman" w:hAnsi="Times New Roman" w:cs="Times New Roman"/>
+          <w:rFonts w:cs="Times New Roman"/>
           <w:b/>
           <w:bCs/>
           <w:sz w:val="56"/>
@@ -27,7 +27,7 @@
       </w:pPr>
       <w:r>
         <w:rPr>
-          <w:rFonts w:ascii="Times New Roman" w:hAnsi="Times New Roman" w:cs="Times New Roman"/>
+          <w:rFonts w:cs="Times New Roman"/>
           <w:b/>
           <w:bCs/>
           <w:sz w:val="56"/>
@@ -40,7 +40,7 @@
       <w:pPr>
         <w:jc w:val="center"/>
         <w:rPr>
-          <w:rFonts w:ascii="Times New Roman" w:hAnsi="Times New Roman" w:cs="Times New Roman"/>
+          <w:rFonts w:cs="Times New Roman"/>
           <w:b/>
           <w:bCs/>
           <w:sz w:val="72"/>
@@ -52,7 +52,7 @@
       <w:pPr>
         <w:jc w:val="center"/>
         <w:rPr>
-          <w:rFonts w:ascii="Times New Roman" w:hAnsi="Times New Roman" w:cs="Times New Roman"/>
+          <w:rFonts w:cs="Times New Roman"/>
           <w:b/>
           <w:bCs/>
           <w:sz w:val="96"/>
@@ -61,7 +61,7 @@
       </w:pPr>
       <w:r>
         <w:rPr>
-          <w:rFonts w:ascii="Times New Roman" w:hAnsi="Times New Roman" w:cs="Times New Roman"/>
+          <w:rFonts w:cs="Times New Roman"/>
           <w:b/>
           <w:bCs/>
           <w:sz w:val="96"/>
@@ -72,9 +72,8 @@
     </w:p>
     <w:p>
       <w:pPr>
-        <w:jc w:val="center"/>
-        <w:rPr>
-          <w:rFonts w:ascii="Times New Roman" w:hAnsi="Times New Roman" w:cs="Times New Roman"/>
+        <w:rPr>
+          <w:rFonts w:cs="Times New Roman"/>
           <w:b/>
           <w:bCs/>
           <w:sz w:val="96"/>
@@ -86,19 +85,7 @@
       <w:pPr>
         <w:jc w:val="center"/>
         <w:rPr>
-          <w:rFonts w:ascii="Times New Roman" w:hAnsi="Times New Roman" w:cs="Times New Roman"/>
-          <w:b/>
-          <w:bCs/>
-          <w:sz w:val="96"/>
-          <w:szCs w:val="96"/>
-        </w:rPr>
-      </w:pPr>
-    </w:p>
-    <w:p>
-      <w:pPr>
-        <w:jc w:val="center"/>
-        <w:rPr>
-          <w:rFonts w:ascii="Times New Roman" w:hAnsi="Times New Roman" w:cs="Times New Roman"/>
+          <w:rFonts w:cs="Times New Roman"/>
           <w:b/>
           <w:bCs/>
           <w:sz w:val="44"/>
@@ -107,7 +94,7 @@
       </w:pPr>
       <w:r>
         <w:rPr>
-          <w:rFonts w:ascii="Times New Roman" w:hAnsi="Times New Roman" w:cs="Times New Roman"/>
+          <w:rFonts w:cs="Times New Roman"/>
           <w:b/>
           <w:bCs/>
           <w:sz w:val="44"/>
@@ -117,7 +104,7 @@
       </w:r>
       <w:r>
         <w:rPr>
-          <w:rFonts w:ascii="Times New Roman" w:hAnsi="Times New Roman" w:cs="Times New Roman"/>
+          <w:rFonts w:cs="Times New Roman"/>
           <w:sz w:val="44"/>
           <w:szCs w:val="44"/>
         </w:rPr>
@@ -128,14 +115,14 @@
       <w:pPr>
         <w:jc w:val="center"/>
         <w:rPr>
-          <w:rFonts w:ascii="Times New Roman" w:hAnsi="Times New Roman" w:cs="Times New Roman"/>
+          <w:rFonts w:cs="Times New Roman"/>
           <w:sz w:val="44"/>
           <w:szCs w:val="44"/>
         </w:rPr>
       </w:pPr>
       <w:r>
         <w:rPr>
-          <w:rFonts w:ascii="Times New Roman" w:hAnsi="Times New Roman" w:cs="Times New Roman"/>
+          <w:rFonts w:cs="Times New Roman"/>
           <w:b/>
           <w:bCs/>
           <w:sz w:val="44"/>
@@ -145,7 +132,7 @@
       </w:r>
       <w:r>
         <w:rPr>
-          <w:rFonts w:ascii="Times New Roman" w:hAnsi="Times New Roman" w:cs="Times New Roman"/>
+          <w:rFonts w:cs="Times New Roman"/>
           <w:sz w:val="44"/>
           <w:szCs w:val="44"/>
         </w:rPr>
@@ -154,49 +141,1653 @@
     </w:p>
     <w:p>
       <w:pPr>
-        <w:jc w:val="center"/>
-        <w:rPr>
-          <w:rFonts w:ascii="Times New Roman" w:hAnsi="Times New Roman" w:cs="Times New Roman"/>
-          <w:sz w:val="44"/>
-          <w:szCs w:val="44"/>
-        </w:rPr>
-      </w:pPr>
-    </w:p>
-    <w:p>
-      <w:pPr>
-        <w:jc w:val="center"/>
-        <w:rPr>
-          <w:rFonts w:ascii="Times New Roman" w:hAnsi="Times New Roman" w:cs="Times New Roman"/>
-          <w:sz w:val="44"/>
-          <w:szCs w:val="44"/>
-        </w:rPr>
-      </w:pPr>
-    </w:p>
-    <w:p>
-      <w:pPr>
-        <w:jc w:val="center"/>
-        <w:rPr>
-          <w:rFonts w:ascii="Times New Roman" w:hAnsi="Times New Roman" w:cs="Times New Roman"/>
-          <w:sz w:val="44"/>
-          <w:szCs w:val="44"/>
-        </w:rPr>
-      </w:pPr>
-    </w:p>
-    <w:p>
-      <w:pPr>
-        <w:jc w:val="center"/>
-        <w:rPr>
-          <w:rFonts w:ascii="Times New Roman" w:hAnsi="Times New Roman" w:cs="Times New Roman"/>
-          <w:sz w:val="44"/>
-          <w:szCs w:val="44"/>
-        </w:rPr>
-      </w:pPr>
-    </w:p>
-    <w:p>
-      <w:pPr>
-        <w:jc w:val="center"/>
-        <w:rPr>
-          <w:rFonts w:ascii="Times New Roman" w:hAnsi="Times New Roman" w:cs="Times New Roman"/>
+        <w:rPr>
+          <w:rFonts w:cs="Times New Roman"/>
+          <w:b/>
+          <w:bCs/>
+          <w:sz w:val="32"/>
+          <w:szCs w:val="32"/>
+        </w:rPr>
+      </w:pPr>
+    </w:p>
+    <w:p>
+      <w:pPr>
+        <w:rPr>
+          <w:rFonts w:cs="Times New Roman"/>
+          <w:b/>
+          <w:bCs/>
+          <w:sz w:val="32"/>
+          <w:szCs w:val="32"/>
+        </w:rPr>
+      </w:pPr>
+    </w:p>
+    <w:p>
+      <w:pPr>
+        <w:rPr>
+          <w:rFonts w:cs="Times New Roman"/>
+          <w:b/>
+          <w:bCs/>
+          <w:sz w:val="32"/>
+          <w:szCs w:val="32"/>
+        </w:rPr>
+      </w:pPr>
+    </w:p>
+    <w:p>
+      <w:pPr>
+        <w:rPr>
+          <w:rFonts w:cs="Times New Roman"/>
+          <w:b/>
+          <w:bCs/>
+          <w:sz w:val="32"/>
+          <w:szCs w:val="32"/>
+        </w:rPr>
+      </w:pPr>
+      <w:r>
+        <w:rPr>
+          <w:rFonts w:cs="Times New Roman"/>
+          <w:b/>
+          <w:bCs/>
+          <w:sz w:val="32"/>
+          <w:szCs w:val="32"/>
+        </w:rPr>
+        <w:t>Topics selected:</w:t>
+      </w:r>
+    </w:p>
+    <w:p>
+      <w:pPr>
+        <w:rPr>
+          <w:rFonts w:cs="Times New Roman"/>
+          <w:szCs w:val="28"/>
+        </w:rPr>
+      </w:pPr>
+      <w:r>
+        <w:rPr>
+          <w:rFonts w:cs="Times New Roman"/>
+          <w:szCs w:val="28"/>
+        </w:rPr>
+        <w:t>5. In practice, there can be a tension between ethics and business in AI, can you investigate and analyse these issues based on informed sources from academia and/or industry?</w:t>
+      </w:r>
+    </w:p>
+    <w:sdt>
+      <w:sdtPr>
+        <w:rPr>
+          <w:rFonts w:ascii="Times New Roman" w:eastAsiaTheme="minorEastAsia" w:hAnsi="Times New Roman" w:cs="Times New Roman"/>
+          <w:color w:val="auto"/>
+          <w:kern w:val="2"/>
+          <w:sz w:val="24"/>
+          <w:szCs w:val="24"/>
+          <w:lang w:val="en-MY" w:eastAsia="zh-CN"/>
+          <w14:ligatures w14:val="standardContextual"/>
+        </w:rPr>
+        <w:id w:val="-1342775769"/>
+        <w:docPartObj>
+          <w:docPartGallery w:val="Table of Contents"/>
+          <w:docPartUnique/>
+        </w:docPartObj>
+      </w:sdtPr>
+      <w:sdtEndPr>
+        <w:rPr>
+          <w:b/>
+          <w:bCs/>
+          <w:noProof/>
+          <w:sz w:val="28"/>
+          <w:szCs w:val="28"/>
+        </w:rPr>
+      </w:sdtEndPr>
+      <w:sdtContent>
+        <w:p>
+          <w:pPr>
+            <w:pStyle w:val="TOCHeading"/>
+            <w:rPr>
+              <w:rFonts w:ascii="Times New Roman" w:hAnsi="Times New Roman" w:cs="Times New Roman"/>
+              <w:sz w:val="36"/>
+              <w:szCs w:val="36"/>
+            </w:rPr>
+          </w:pPr>
+          <w:r>
+            <w:rPr>
+              <w:rFonts w:ascii="Times New Roman" w:hAnsi="Times New Roman" w:cs="Times New Roman"/>
+              <w:sz w:val="36"/>
+              <w:szCs w:val="36"/>
+            </w:rPr>
+            <w:t>Table of Contents</w:t>
+          </w:r>
+        </w:p>
+        <w:p>
+          <w:pPr>
+            <w:pStyle w:val="TOC1"/>
+            <w:tabs>
+              <w:tab w:val="right" w:leader="dot" w:pos="9016"/>
+            </w:tabs>
+            <w:rPr>
+              <w:rFonts w:asciiTheme="minorHAnsi" w:hAnsiTheme="minorHAnsi"/>
+              <w:noProof/>
+              <w:sz w:val="24"/>
+            </w:rPr>
+          </w:pPr>
+          <w:r>
+            <w:rPr>
+              <w:rFonts w:cs="Times New Roman"/>
+              <w:szCs w:val="28"/>
+            </w:rPr>
+            <w:fldChar w:fldCharType="begin"/>
+          </w:r>
+          <w:r>
+            <w:rPr>
+              <w:rFonts w:cs="Times New Roman"/>
+              <w:szCs w:val="28"/>
+            </w:rPr>
+            <w:instrText xml:space="preserve"> TOC \o "1-3" \h \z \u </w:instrText>
+          </w:r>
+          <w:r>
+            <w:rPr>
+              <w:rFonts w:cs="Times New Roman"/>
+              <w:szCs w:val="28"/>
+            </w:rPr>
+            <w:fldChar w:fldCharType="separate"/>
+          </w:r>
+          <w:hyperlink w:anchor="_Toc241420449" w:history="1">
+            <w:r>
+              <w:rPr>
+                <w:rStyle w:val="Hyperlink"/>
+                <w:rFonts w:cs="Times New Roman"/>
+                <w:noProof/>
+              </w:rPr>
+              <w:t>Executive Summary</w:t>
+            </w:r>
+            <w:r>
+              <w:rPr>
+                <w:noProof/>
+                <w:webHidden/>
+              </w:rPr>
+              <w:tab/>
+            </w:r>
+            <w:r>
+              <w:rPr>
+                <w:noProof/>
+                <w:webHidden/>
+              </w:rPr>
+              <w:fldChar w:fldCharType="begin"/>
+            </w:r>
+            <w:r>
+              <w:rPr>
+                <w:noProof/>
+                <w:webHidden/>
+              </w:rPr>
+              <w:instrText xml:space="preserve"> PAGEREF _Toc241420449 \h </w:instrText>
+            </w:r>
+            <w:r>
+              <w:rPr>
+                <w:noProof/>
+                <w:webHidden/>
+              </w:rPr>
+            </w:r>
+            <w:r>
+              <w:rPr>
+                <w:noProof/>
+                <w:webHidden/>
+              </w:rPr>
+              <w:fldChar w:fldCharType="separate"/>
+            </w:r>
+            <w:r>
+              <w:rPr>
+                <w:noProof/>
+                <w:webHidden/>
+              </w:rPr>
+              <w:t>3</w:t>
+            </w:r>
+            <w:r>
+              <w:rPr>
+                <w:noProof/>
+                <w:webHidden/>
+              </w:rPr>
+              <w:fldChar w:fldCharType="end"/>
+            </w:r>
+          </w:hyperlink>
+        </w:p>
+        <w:p>
+          <w:pPr>
+            <w:pStyle w:val="TOC1"/>
+            <w:tabs>
+              <w:tab w:val="right" w:leader="dot" w:pos="9016"/>
+            </w:tabs>
+            <w:rPr>
+              <w:rFonts w:asciiTheme="minorHAnsi" w:hAnsiTheme="minorHAnsi"/>
+              <w:noProof/>
+              <w:sz w:val="24"/>
+            </w:rPr>
+          </w:pPr>
+          <w:hyperlink w:anchor="_Toc241420450" w:history="1">
+            <w:r>
+              <w:rPr>
+                <w:rStyle w:val="Hyperlink"/>
+                <w:rFonts w:cs="Times New Roman"/>
+                <w:noProof/>
+              </w:rPr>
+              <w:t>1.0 Introduction</w:t>
+            </w:r>
+            <w:r>
+              <w:rPr>
+                <w:noProof/>
+                <w:webHidden/>
+              </w:rPr>
+              <w:tab/>
+            </w:r>
+            <w:r>
+              <w:rPr>
+                <w:noProof/>
+                <w:webHidden/>
+              </w:rPr>
+              <w:fldChar w:fldCharType="begin"/>
+            </w:r>
+            <w:r>
+              <w:rPr>
+                <w:noProof/>
+                <w:webHidden/>
+              </w:rPr>
+              <w:instrText xml:space="preserve"> PAGEREF _Toc241420450 \h </w:instrText>
+            </w:r>
+            <w:r>
+              <w:rPr>
+                <w:noProof/>
+                <w:webHidden/>
+              </w:rPr>
+            </w:r>
+            <w:r>
+              <w:rPr>
+                <w:noProof/>
+                <w:webHidden/>
+              </w:rPr>
+              <w:fldChar w:fldCharType="separate"/>
+            </w:r>
+            <w:r>
+              <w:rPr>
+                <w:noProof/>
+                <w:webHidden/>
+              </w:rPr>
+              <w:t>4</w:t>
+            </w:r>
+            <w:r>
+              <w:rPr>
+                <w:noProof/>
+                <w:webHidden/>
+              </w:rPr>
+              <w:fldChar w:fldCharType="end"/>
+            </w:r>
+          </w:hyperlink>
+        </w:p>
+        <w:p>
+          <w:pPr>
+            <w:pStyle w:val="TOC1"/>
+            <w:tabs>
+              <w:tab w:val="right" w:leader="dot" w:pos="9016"/>
+            </w:tabs>
+            <w:rPr>
+              <w:rFonts w:asciiTheme="minorHAnsi" w:hAnsiTheme="minorHAnsi"/>
+              <w:noProof/>
+              <w:sz w:val="24"/>
+            </w:rPr>
+          </w:pPr>
+          <w:hyperlink w:anchor="_Toc241420451" w:history="1">
+            <w:r>
+              <w:rPr>
+                <w:rStyle w:val="Hyperlink"/>
+                <w:rFonts w:cs="Times New Roman"/>
+                <w:noProof/>
+              </w:rPr>
+              <w:t>2.0 Findings</w:t>
+            </w:r>
+            <w:r>
+              <w:rPr>
+                <w:noProof/>
+                <w:webHidden/>
+              </w:rPr>
+              <w:tab/>
+            </w:r>
+            <w:r>
+              <w:rPr>
+                <w:noProof/>
+                <w:webHidden/>
+              </w:rPr>
+              <w:fldChar w:fldCharType="begin"/>
+            </w:r>
+            <w:r>
+              <w:rPr>
+                <w:noProof/>
+                <w:webHidden/>
+              </w:rPr>
+              <w:instrText xml:space="preserve"> PAGEREF _Toc241420451 \h </w:instrText>
+            </w:r>
+            <w:r>
+              <w:rPr>
+                <w:noProof/>
+                <w:webHidden/>
+              </w:rPr>
+            </w:r>
+            <w:r>
+              <w:rPr>
+                <w:noProof/>
+                <w:webHidden/>
+              </w:rPr>
+              <w:fldChar w:fldCharType="separate"/>
+            </w:r>
+            <w:r>
+              <w:rPr>
+                <w:noProof/>
+                <w:webHidden/>
+              </w:rPr>
+              <w:t>5</w:t>
+            </w:r>
+            <w:r>
+              <w:rPr>
+                <w:noProof/>
+                <w:webHidden/>
+              </w:rPr>
+              <w:fldChar w:fldCharType="end"/>
+            </w:r>
+          </w:hyperlink>
+        </w:p>
+        <w:p>
+          <w:pPr>
+            <w:pStyle w:val="TOC1"/>
+            <w:tabs>
+              <w:tab w:val="right" w:leader="dot" w:pos="9016"/>
+            </w:tabs>
+            <w:rPr>
+              <w:rFonts w:asciiTheme="minorHAnsi" w:hAnsiTheme="minorHAnsi"/>
+              <w:noProof/>
+              <w:sz w:val="24"/>
+            </w:rPr>
+          </w:pPr>
+          <w:hyperlink w:anchor="_Toc241420452" w:history="1">
+            <w:r>
+              <w:rPr>
+                <w:rStyle w:val="Hyperlink"/>
+                <w:noProof/>
+              </w:rPr>
+              <w:t>2.1 What is Causing This? The Stumbling Blocks to Adopting AI Ethics Guidelines</w:t>
+            </w:r>
+            <w:r>
+              <w:rPr>
+                <w:noProof/>
+                <w:webHidden/>
+              </w:rPr>
+              <w:tab/>
+            </w:r>
+            <w:r>
+              <w:rPr>
+                <w:noProof/>
+                <w:webHidden/>
+              </w:rPr>
+              <w:fldChar w:fldCharType="begin"/>
+            </w:r>
+            <w:r>
+              <w:rPr>
+                <w:noProof/>
+                <w:webHidden/>
+              </w:rPr>
+              <w:instrText xml:space="preserve"> PAGEREF _Toc241420452 \h </w:instrText>
+            </w:r>
+            <w:r>
+              <w:rPr>
+                <w:noProof/>
+                <w:webHidden/>
+              </w:rPr>
+            </w:r>
+            <w:r>
+              <w:rPr>
+                <w:noProof/>
+                <w:webHidden/>
+              </w:rPr>
+              <w:fldChar w:fldCharType="separate"/>
+            </w:r>
+            <w:r>
+              <w:rPr>
+                <w:noProof/>
+                <w:webHidden/>
+              </w:rPr>
+              <w:t>5</w:t>
+            </w:r>
+            <w:r>
+              <w:rPr>
+                <w:noProof/>
+                <w:webHidden/>
+              </w:rPr>
+              <w:fldChar w:fldCharType="end"/>
+            </w:r>
+          </w:hyperlink>
+        </w:p>
+        <w:p>
+          <w:pPr>
+            <w:pStyle w:val="TOC1"/>
+            <w:tabs>
+              <w:tab w:val="right" w:leader="dot" w:pos="9016"/>
+            </w:tabs>
+            <w:rPr>
+              <w:rFonts w:asciiTheme="minorHAnsi" w:hAnsiTheme="minorHAnsi"/>
+              <w:noProof/>
+              <w:sz w:val="24"/>
+            </w:rPr>
+          </w:pPr>
+          <w:hyperlink w:anchor="_Toc241420453" w:history="1">
+            <w:r>
+              <w:rPr>
+                <w:rStyle w:val="Hyperlink"/>
+                <w:noProof/>
+              </w:rPr>
+              <w:t>2.2 Case Study: Uber Algorithmic Management and Contestability</w:t>
+            </w:r>
+            <w:r>
+              <w:rPr>
+                <w:noProof/>
+                <w:webHidden/>
+              </w:rPr>
+              <w:tab/>
+            </w:r>
+            <w:r>
+              <w:rPr>
+                <w:noProof/>
+                <w:webHidden/>
+              </w:rPr>
+              <w:fldChar w:fldCharType="begin"/>
+            </w:r>
+            <w:r>
+              <w:rPr>
+                <w:noProof/>
+                <w:webHidden/>
+              </w:rPr>
+              <w:instrText xml:space="preserve"> PAGEREF _Toc241420453 \h </w:instrText>
+            </w:r>
+            <w:r>
+              <w:rPr>
+                <w:noProof/>
+                <w:webHidden/>
+              </w:rPr>
+            </w:r>
+            <w:r>
+              <w:rPr>
+                <w:noProof/>
+                <w:webHidden/>
+              </w:rPr>
+              <w:fldChar w:fldCharType="separate"/>
+            </w:r>
+            <w:r>
+              <w:rPr>
+                <w:noProof/>
+                <w:webHidden/>
+              </w:rPr>
+              <w:t>6</w:t>
+            </w:r>
+            <w:r>
+              <w:rPr>
+                <w:noProof/>
+                <w:webHidden/>
+              </w:rPr>
+              <w:fldChar w:fldCharType="end"/>
+            </w:r>
+          </w:hyperlink>
+        </w:p>
+        <w:p>
+          <w:pPr>
+            <w:pStyle w:val="TOC1"/>
+            <w:tabs>
+              <w:tab w:val="right" w:leader="dot" w:pos="9016"/>
+            </w:tabs>
+            <w:rPr>
+              <w:rFonts w:asciiTheme="minorHAnsi" w:hAnsiTheme="minorHAnsi"/>
+              <w:noProof/>
+              <w:sz w:val="24"/>
+            </w:rPr>
+          </w:pPr>
+          <w:hyperlink w:anchor="_Toc241420454" w:history="1">
+            <w:r>
+              <w:rPr>
+                <w:rStyle w:val="Hyperlink"/>
+                <w:rFonts w:cs="Times New Roman"/>
+                <w:noProof/>
+              </w:rPr>
+              <w:t>3.0 Conclusions and Recommendations</w:t>
+            </w:r>
+            <w:r>
+              <w:rPr>
+                <w:noProof/>
+                <w:webHidden/>
+              </w:rPr>
+              <w:tab/>
+            </w:r>
+            <w:r>
+              <w:rPr>
+                <w:noProof/>
+                <w:webHidden/>
+              </w:rPr>
+              <w:fldChar w:fldCharType="begin"/>
+            </w:r>
+            <w:r>
+              <w:rPr>
+                <w:noProof/>
+                <w:webHidden/>
+              </w:rPr>
+              <w:instrText xml:space="preserve"> PAGEREF _Toc241420454 \h </w:instrText>
+            </w:r>
+            <w:r>
+              <w:rPr>
+                <w:noProof/>
+                <w:webHidden/>
+              </w:rPr>
+            </w:r>
+            <w:r>
+              <w:rPr>
+                <w:noProof/>
+                <w:webHidden/>
+              </w:rPr>
+              <w:fldChar w:fldCharType="separate"/>
+            </w:r>
+            <w:r>
+              <w:rPr>
+                <w:noProof/>
+                <w:webHidden/>
+              </w:rPr>
+              <w:t>7</w:t>
+            </w:r>
+            <w:r>
+              <w:rPr>
+                <w:noProof/>
+                <w:webHidden/>
+              </w:rPr>
+              <w:fldChar w:fldCharType="end"/>
+            </w:r>
+          </w:hyperlink>
+        </w:p>
+        <w:p>
+          <w:pPr>
+            <w:pStyle w:val="TOC1"/>
+            <w:tabs>
+              <w:tab w:val="right" w:leader="dot" w:pos="9016"/>
+            </w:tabs>
+            <w:rPr>
+              <w:rFonts w:asciiTheme="minorHAnsi" w:hAnsiTheme="minorHAnsi"/>
+              <w:noProof/>
+              <w:sz w:val="24"/>
+            </w:rPr>
+          </w:pPr>
+          <w:hyperlink w:anchor="_Toc241420455" w:history="1">
+            <w:r>
+              <w:rPr>
+                <w:rStyle w:val="Hyperlink"/>
+                <w:rFonts w:cs="Times New Roman"/>
+                <w:noProof/>
+              </w:rPr>
+              <w:t>Acknowledgement</w:t>
+            </w:r>
+            <w:r>
+              <w:rPr>
+                <w:noProof/>
+                <w:webHidden/>
+              </w:rPr>
+              <w:tab/>
+            </w:r>
+            <w:r>
+              <w:rPr>
+                <w:noProof/>
+                <w:webHidden/>
+              </w:rPr>
+              <w:fldChar w:fldCharType="begin"/>
+            </w:r>
+            <w:r>
+              <w:rPr>
+                <w:noProof/>
+                <w:webHidden/>
+              </w:rPr>
+              <w:instrText xml:space="preserve"> PAGEREF _Toc241420455 \h </w:instrText>
+            </w:r>
+            <w:r>
+              <w:rPr>
+                <w:noProof/>
+                <w:webHidden/>
+              </w:rPr>
+            </w:r>
+            <w:r>
+              <w:rPr>
+                <w:noProof/>
+                <w:webHidden/>
+              </w:rPr>
+              <w:fldChar w:fldCharType="separate"/>
+            </w:r>
+            <w:r>
+              <w:rPr>
+                <w:noProof/>
+                <w:webHidden/>
+              </w:rPr>
+              <w:t>7</w:t>
+            </w:r>
+            <w:r>
+              <w:rPr>
+                <w:noProof/>
+                <w:webHidden/>
+              </w:rPr>
+              <w:fldChar w:fldCharType="end"/>
+            </w:r>
+          </w:hyperlink>
+        </w:p>
+        <w:p>
+          <w:pPr>
+            <w:pStyle w:val="TOC1"/>
+            <w:tabs>
+              <w:tab w:val="right" w:leader="dot" w:pos="9016"/>
+            </w:tabs>
+            <w:rPr>
+              <w:rFonts w:asciiTheme="minorHAnsi" w:hAnsiTheme="minorHAnsi"/>
+              <w:noProof/>
+              <w:sz w:val="24"/>
+            </w:rPr>
+          </w:pPr>
+          <w:hyperlink w:anchor="_Toc241420456" w:history="1">
+            <w:r>
+              <w:rPr>
+                <w:rStyle w:val="Hyperlink"/>
+                <w:rFonts w:cs="Times New Roman"/>
+                <w:noProof/>
+              </w:rPr>
+              <w:t>References</w:t>
+            </w:r>
+            <w:r>
+              <w:rPr>
+                <w:noProof/>
+                <w:webHidden/>
+              </w:rPr>
+              <w:tab/>
+            </w:r>
+            <w:r>
+              <w:rPr>
+                <w:noProof/>
+                <w:webHidden/>
+              </w:rPr>
+              <w:fldChar w:fldCharType="begin"/>
+            </w:r>
+            <w:r>
+              <w:rPr>
+                <w:noProof/>
+                <w:webHidden/>
+              </w:rPr>
+              <w:instrText xml:space="preserve"> PAGEREF _Toc241420456 \h </w:instrText>
+            </w:r>
+            <w:r>
+              <w:rPr>
+                <w:noProof/>
+                <w:webHidden/>
+              </w:rPr>
+            </w:r>
+            <w:r>
+              <w:rPr>
+                <w:noProof/>
+                <w:webHidden/>
+              </w:rPr>
+              <w:fldChar w:fldCharType="separate"/>
+            </w:r>
+            <w:r>
+              <w:rPr>
+                <w:noProof/>
+                <w:webHidden/>
+              </w:rPr>
+              <w:t>7</w:t>
+            </w:r>
+            <w:r>
+              <w:rPr>
+                <w:noProof/>
+                <w:webHidden/>
+              </w:rPr>
+              <w:fldChar w:fldCharType="end"/>
+            </w:r>
+          </w:hyperlink>
+        </w:p>
+        <w:p>
+          <w:pPr>
+            <w:rPr>
+              <w:rFonts w:cs="Times New Roman"/>
+            </w:rPr>
+          </w:pPr>
+          <w:r>
+            <w:rPr>
+              <w:rFonts w:cs="Times New Roman"/>
+              <w:b/>
+              <w:bCs/>
+              <w:noProof/>
+              <w:szCs w:val="28"/>
+            </w:rPr>
+            <w:fldChar w:fldCharType="end"/>
+          </w:r>
+        </w:p>
+      </w:sdtContent>
+    </w:sdt>
+    <w:p>
+      <w:pPr>
+        <w:pStyle w:val="Heading1"/>
+        <w:rPr>
+          <w:rFonts w:cs="Times New Roman"/>
+        </w:rPr>
+      </w:pPr>
+    </w:p>
+    <w:p>
+      <w:pPr>
+        <w:pStyle w:val="Heading1"/>
+        <w:rPr>
+          <w:rFonts w:cs="Times New Roman"/>
+        </w:rPr>
+      </w:pPr>
+    </w:p>
+    <w:p>
+      <w:pPr>
+        <w:pStyle w:val="Heading1"/>
+        <w:rPr>
+          <w:rFonts w:cs="Times New Roman"/>
+        </w:rPr>
+      </w:pPr>
+    </w:p>
+    <w:p>
+      <w:pPr>
+        <w:pStyle w:val="Heading1"/>
+        <w:rPr>
+          <w:rFonts w:cs="Times New Roman"/>
+        </w:rPr>
+      </w:pPr>
+    </w:p>
+    <w:p>
+      <w:pPr>
+        <w:rPr>
+          <w:rFonts w:cs="Times New Roman"/>
+        </w:rPr>
+      </w:pPr>
+    </w:p>
+    <w:p>
+      <w:pPr>
+        <w:rPr>
+          <w:rFonts w:cs="Times New Roman"/>
+        </w:rPr>
+      </w:pPr>
+    </w:p>
+    <w:p>
+      <w:pPr>
+        <w:rPr>
+          <w:rFonts w:cs="Times New Roman"/>
+        </w:rPr>
+      </w:pPr>
+    </w:p>
+    <w:p>
+      <w:pPr>
+        <w:rPr>
+          <w:rFonts w:cs="Times New Roman"/>
+        </w:rPr>
+      </w:pPr>
+    </w:p>
+    <w:p>
+      <w:pPr>
+        <w:rPr>
+          <w:rFonts w:cs="Times New Roman"/>
+        </w:rPr>
+      </w:pPr>
+    </w:p>
+    <w:p>
+      <w:pPr>
+        <w:rPr>
+          <w:rFonts w:cs="Times New Roman"/>
+        </w:rPr>
+      </w:pPr>
+    </w:p>
+    <w:p>
+      <w:pPr>
+        <w:rPr>
+          <w:rFonts w:cs="Times New Roman"/>
+        </w:rPr>
+      </w:pPr>
+    </w:p>
+    <w:p>
+      <w:pPr>
+        <w:rPr>
+          <w:rFonts w:cs="Times New Roman"/>
+        </w:rPr>
+      </w:pPr>
+    </w:p>
+    <w:p>
+      <w:pPr>
+        <w:rPr>
+          <w:rFonts w:cs="Times New Roman"/>
+        </w:rPr>
+      </w:pPr>
+    </w:p>
+    <w:p>
+      <w:pPr>
+        <w:rPr>
+          <w:rFonts w:cs="Times New Roman"/>
+        </w:rPr>
+      </w:pPr>
+    </w:p>
+    <w:p>
+      <w:pPr>
+        <w:rPr>
+          <w:rFonts w:cs="Times New Roman"/>
+        </w:rPr>
+      </w:pPr>
+    </w:p>
+    <w:p>
+      <w:pPr>
+        <w:rPr>
+          <w:rFonts w:cs="Times New Roman"/>
+        </w:rPr>
+      </w:pPr>
+    </w:p>
+    <w:p>
+      <w:pPr>
+        <w:rPr>
+          <w:rFonts w:cs="Times New Roman"/>
+        </w:rPr>
+      </w:pPr>
+    </w:p>
+    <w:p>
+      <w:pPr>
+        <w:rPr>
+          <w:rFonts w:cs="Times New Roman"/>
+        </w:rPr>
+      </w:pPr>
+    </w:p>
+    <w:p>
+      <w:pPr>
+        <w:rPr>
+          <w:rFonts w:cs="Times New Roman"/>
+        </w:rPr>
+      </w:pPr>
+    </w:p>
+    <w:p>
+      <w:pPr>
+        <w:pStyle w:val="Heading1"/>
+        <w:rPr>
+          <w:rFonts w:cs="Times New Roman"/>
+        </w:rPr>
+      </w:pPr>
+      <w:bookmarkStart w:id="0" w:name="_Toc241420449"/>
+      <w:r>
+        <w:rPr>
+          <w:rFonts w:cs="Times New Roman"/>
+        </w:rPr>
+        <w:t>Executive Summary</w:t>
+      </w:r>
+      <w:bookmarkEnd w:id="0"/>
+    </w:p>
+    <w:p>
+      <w:pPr>
+        <w:rPr>
+          <w:rFonts w:cs="Times New Roman"/>
+        </w:rPr>
+      </w:pPr>
+    </w:p>
+    <w:p>
+      <w:pPr>
+        <w:pStyle w:val="Heading1"/>
+        <w:rPr>
+          <w:rFonts w:cs="Times New Roman"/>
+        </w:rPr>
+      </w:pPr>
+    </w:p>
+    <w:p>
+      <w:pPr>
+        <w:pStyle w:val="Heading1"/>
+        <w:rPr>
+          <w:rFonts w:cs="Times New Roman"/>
+        </w:rPr>
+      </w:pPr>
+    </w:p>
+    <w:p>
+      <w:pPr>
+        <w:pStyle w:val="Heading1"/>
+        <w:rPr>
+          <w:rFonts w:cs="Times New Roman"/>
+        </w:rPr>
+      </w:pPr>
+    </w:p>
+    <w:p>
+      <w:pPr>
+        <w:pStyle w:val="Heading1"/>
+        <w:rPr>
+          <w:rFonts w:cs="Times New Roman"/>
+        </w:rPr>
+      </w:pPr>
+    </w:p>
+    <w:p>
+      <w:pPr>
+        <w:pStyle w:val="Heading1"/>
+        <w:rPr>
+          <w:rFonts w:cs="Times New Roman"/>
+        </w:rPr>
+      </w:pPr>
+    </w:p>
+    <w:p>
+      <w:pPr>
+        <w:pStyle w:val="Heading1"/>
+        <w:rPr>
+          <w:rFonts w:cs="Times New Roman"/>
+        </w:rPr>
+      </w:pPr>
+    </w:p>
+    <w:p>
+      <w:pPr>
+        <w:pStyle w:val="Heading1"/>
+        <w:rPr>
+          <w:rFonts w:cs="Times New Roman"/>
+        </w:rPr>
+      </w:pPr>
+    </w:p>
+    <w:p>
+      <w:pPr>
+        <w:pStyle w:val="Heading1"/>
+        <w:rPr>
+          <w:rFonts w:cs="Times New Roman"/>
+        </w:rPr>
+      </w:pPr>
+    </w:p>
+    <w:p>
+      <w:pPr>
+        <w:pStyle w:val="Heading1"/>
+        <w:rPr>
+          <w:rFonts w:cs="Times New Roman"/>
+        </w:rPr>
+      </w:pPr>
+    </w:p>
+    <w:p>
+      <w:pPr>
+        <w:pStyle w:val="Heading1"/>
+        <w:rPr>
+          <w:rFonts w:cs="Times New Roman"/>
+        </w:rPr>
+      </w:pPr>
+    </w:p>
+    <w:p>
+      <w:pPr>
+        <w:rPr>
+          <w:rFonts w:cs="Times New Roman"/>
+        </w:rPr>
+      </w:pPr>
+    </w:p>
+    <w:p>
+      <w:pPr>
+        <w:rPr>
+          <w:rFonts w:cs="Times New Roman"/>
+        </w:rPr>
+      </w:pPr>
+    </w:p>
+    <w:p>
+      <w:pPr>
+        <w:rPr>
+          <w:rFonts w:cs="Times New Roman"/>
+        </w:rPr>
+      </w:pPr>
+    </w:p>
+    <w:p>
+      <w:pPr>
+        <w:rPr>
+          <w:rFonts w:cs="Times New Roman"/>
+        </w:rPr>
+      </w:pPr>
+    </w:p>
+    <w:p>
+      <w:pPr>
+        <w:rPr>
+          <w:rFonts w:cs="Times New Roman"/>
+        </w:rPr>
+      </w:pPr>
+    </w:p>
+    <w:p>
+      <w:pPr>
+        <w:rPr>
+          <w:rFonts w:cs="Times New Roman"/>
+        </w:rPr>
+      </w:pPr>
+    </w:p>
+    <w:p>
+      <w:pPr>
+        <w:rPr>
+          <w:rFonts w:cs="Times New Roman"/>
+        </w:rPr>
+      </w:pPr>
+    </w:p>
+    <w:p>
+      <w:pPr>
+        <w:rPr>
+          <w:rFonts w:cs="Times New Roman"/>
+        </w:rPr>
+      </w:pPr>
+    </w:p>
+    <w:p>
+      <w:pPr>
+        <w:pStyle w:val="Heading1"/>
+        <w:rPr>
+          <w:rFonts w:cs="Times New Roman"/>
+        </w:rPr>
+      </w:pPr>
+      <w:bookmarkStart w:id="1" w:name="_Toc241420450"/>
+      <w:r>
+        <w:rPr>
+          <w:rFonts w:cs="Times New Roman"/>
+        </w:rPr>
+        <w:t xml:space="preserve">1.0 </w:t>
+      </w:r>
+      <w:r>
+        <w:rPr>
+          <w:rFonts w:cs="Times New Roman"/>
+        </w:rPr>
+        <w:t>Introduction</w:t>
+      </w:r>
+      <w:bookmarkEnd w:id="1"/>
+    </w:p>
+    <w:p>
+      <w:pPr>
+        <w:rPr>
+          <w:rFonts w:cs="Times New Roman"/>
+          <w:szCs w:val="28"/>
+        </w:rPr>
+      </w:pPr>
+      <w:r>
+        <w:rPr>
+          <w:rFonts w:cs="Times New Roman"/>
+          <w:szCs w:val="28"/>
+        </w:rPr>
+        <w:t xml:space="preserve">As AI systems have rapidly spread across sectors like transport, social media, and consumer tech, a new set of ethical codes has emerged alongside to regulate their creation and usage. Dozens of national and supranational governments, industry associations, etc., have published such guidelines since 2016 (Jobin et al., 2019). The AI Ethics Principles are voluntary guidelines that outline 8 guiding principles to ensure the design, development and application of AI in Australia serve human, societal and environmental wellbeing, human centred values, fairness, protection of privacy and security, reliability and safety, transparency and explainability, contestability and accountability (Australian Government, 2019). In October 2025, the Australian Government released its Guidance for AI Adoption – a document that operationalises the eight principles as six practical governance practices: Decide who is accountable, </w:t>
+      </w:r>
+      <w:proofErr w:type="gramStart"/>
+      <w:r>
+        <w:rPr>
+          <w:rFonts w:cs="Times New Roman"/>
+          <w:szCs w:val="28"/>
+        </w:rPr>
+        <w:t>Understand</w:t>
+      </w:r>
+      <w:proofErr w:type="gramEnd"/>
+      <w:r>
+        <w:rPr>
+          <w:rFonts w:cs="Times New Roman"/>
+          <w:szCs w:val="28"/>
+        </w:rPr>
+        <w:t xml:space="preserve"> impacts and plan accordingly, Measure and manage risks, </w:t>
+      </w:r>
+      <w:proofErr w:type="gramStart"/>
+      <w:r>
+        <w:rPr>
+          <w:rFonts w:cs="Times New Roman"/>
+          <w:szCs w:val="28"/>
+        </w:rPr>
+        <w:t>Share</w:t>
+      </w:r>
+      <w:proofErr w:type="gramEnd"/>
+      <w:r>
+        <w:rPr>
+          <w:rFonts w:cs="Times New Roman"/>
+          <w:szCs w:val="28"/>
+        </w:rPr>
+        <w:t xml:space="preserve"> essential information, Test and monitor, Maintain human control (Australian Government, 2025). Malaysia's National Guidelines on AI Governance and Ethics (AIGE) also focus on governance structures, risk classification and inclusivity, highlighting a wider regional trend toward more principle-based approaches to AI governance in the Asia-Pacific region, as opposed to a legislative approach (MOSTI, 2024).</w:t>
+      </w:r>
+    </w:p>
+    <w:p>
+      <w:pPr>
+        <w:rPr>
+          <w:rFonts w:cs="Times New Roman"/>
+          <w:szCs w:val="28"/>
+        </w:rPr>
+      </w:pPr>
+      <w:r>
+        <w:rPr>
+          <w:rFonts w:cs="Times New Roman"/>
+          <w:szCs w:val="28"/>
+        </w:rPr>
+        <w:t xml:space="preserve">Yet, although there is a wealth of guidance, </w:t>
+      </w:r>
+      <w:proofErr w:type="spellStart"/>
+      <w:r>
+        <w:rPr>
+          <w:rFonts w:cs="Times New Roman"/>
+          <w:szCs w:val="28"/>
+        </w:rPr>
+        <w:t>Hagendorff</w:t>
+      </w:r>
+      <w:proofErr w:type="spellEnd"/>
+      <w:r>
+        <w:rPr>
+          <w:rFonts w:cs="Times New Roman"/>
+          <w:szCs w:val="28"/>
+        </w:rPr>
+        <w:t xml:space="preserve"> (2020) conducted a semi-systematic review of 22 major AI ethics guidelines and found that ethics guidelines lack any real mechanism to enforce compliance with them, that they place disproportionate emphasis on aspects of AI amenable to technical fixes such as privacy and fairness, and that there was no statistically significant difference between the ethics of software engineers who had read a professional code of ethics and those who had not (McNamara et al., 2018, as cited in </w:t>
+      </w:r>
+      <w:proofErr w:type="spellStart"/>
+      <w:r>
+        <w:rPr>
+          <w:rFonts w:cs="Times New Roman"/>
+          <w:szCs w:val="28"/>
+        </w:rPr>
+        <w:t>Hagendorff</w:t>
+      </w:r>
+      <w:proofErr w:type="spellEnd"/>
+      <w:r>
+        <w:rPr>
+          <w:rFonts w:cs="Times New Roman"/>
+          <w:szCs w:val="28"/>
+        </w:rPr>
+        <w:t xml:space="preserve">, 2020). The key question raised by this report is the practical one of </w:t>
+      </w:r>
+      <w:r>
+        <w:rPr>
+          <w:rFonts w:cs="Times New Roman"/>
+          <w:szCs w:val="28"/>
+        </w:rPr>
+        <w:lastRenderedPageBreak/>
+        <w:t>whether there is a structural conflict between AI ethics guidelines and the business goals of AI systems' deployers, and if so, how do voluntary guidelines miss to address such a conflict?</w:t>
+      </w:r>
+    </w:p>
+    <w:p>
+      <w:pPr>
+        <w:rPr>
+          <w:rFonts w:cs="Times New Roman"/>
+          <w:szCs w:val="28"/>
+        </w:rPr>
+      </w:pPr>
+      <w:r>
+        <w:rPr>
+          <w:rFonts w:cs="Times New Roman"/>
+          <w:szCs w:val="28"/>
+        </w:rPr>
+        <w:t xml:space="preserve">The methodology used in the report is a case study to answer this question. Four companies were chosen because each has faced documented regulatory scrutiny, peer-reviewed academic research, or credible investigative reporting for an ethical wrongdoing involving artificial intelligence, and because they represent four different industries: gig-economy platforms, autonomous transport, social media data practices and content moderation. Sources are drawn from three types: primary regulatory documents (e.g. NHTSA investigation documents, FTC settlement documents), peer-reviewed academic papers about algorithmic management and AI ethics, and reports from trusted independent research groups, like the </w:t>
+      </w:r>
+      <w:proofErr w:type="spellStart"/>
+      <w:r>
+        <w:rPr>
+          <w:rFonts w:cs="Times New Roman"/>
+          <w:szCs w:val="28"/>
+        </w:rPr>
+        <w:t>Center</w:t>
+      </w:r>
+      <w:proofErr w:type="spellEnd"/>
+      <w:r>
+        <w:rPr>
+          <w:rFonts w:cs="Times New Roman"/>
+          <w:szCs w:val="28"/>
+        </w:rPr>
+        <w:t xml:space="preserve"> for Countering Digital Hate. Company-published data, like Uber's transparency reports, are included but are treated as a claim which would need to be verified against evidence, not a data source. This report identifies the specific principle in Australia and Malaysia that was implicated for each case, and quantifies, if possible, the scope of the harm and the business's response. The report does not make any attempt to carry out a comprehensive meta-analysis of other proposed world-wide guidelines for AI and does not consider particularly the other question of AI safety in military or existential-risk contexts.</w:t>
+      </w:r>
+    </w:p>
+    <w:p>
+      <w:pPr>
+        <w:rPr>
+          <w:rFonts w:cs="Times New Roman"/>
+        </w:rPr>
+      </w:pPr>
+    </w:p>
+    <w:p>
+      <w:pPr>
+        <w:pStyle w:val="Heading1"/>
+        <w:rPr>
+          <w:rFonts w:cs="Times New Roman"/>
+        </w:rPr>
+      </w:pPr>
+      <w:bookmarkStart w:id="2" w:name="_Toc241420451"/>
+      <w:r>
+        <w:rPr>
+          <w:rFonts w:cs="Times New Roman"/>
+        </w:rPr>
+        <w:t>2.0</w:t>
+      </w:r>
+      <w:r>
+        <w:rPr>
+          <w:rFonts w:cs="Times New Roman"/>
+        </w:rPr>
+        <w:t xml:space="preserve"> Findings</w:t>
+      </w:r>
+      <w:bookmarkEnd w:id="2"/>
+    </w:p>
+    <w:p>
+      <w:pPr>
+        <w:pStyle w:val="Heading1"/>
+      </w:pPr>
+      <w:bookmarkStart w:id="3" w:name="_Toc241420452"/>
+      <w:r>
+        <w:t>2.1 What is Causing This? The Stumbling Blocks to Adopting AI Ethics Guidelines</w:t>
+      </w:r>
+      <w:bookmarkEnd w:id="3"/>
+    </w:p>
+    <w:p>
+      <w:r>
+        <w:t xml:space="preserve">All ethics guidelines have a structural weakness: there is no enforcement mechanism and they're aspirational. </w:t>
+      </w:r>
+      <w:proofErr w:type="spellStart"/>
+      <w:r>
+        <w:t>Hagendorff</w:t>
+      </w:r>
+      <w:proofErr w:type="spellEnd"/>
+      <w:r>
+        <w:t xml:space="preserve"> (2020) contends that ethics "lacks mechanisms to reinforce its own normative claims", and that this is one reason why it is attractive to industry as it precludes binding laws but can enable companies to advertise their ethical commitments. Similarly, </w:t>
+      </w:r>
+      <w:proofErr w:type="spellStart"/>
+      <w:r>
+        <w:t>Résseguier</w:t>
+      </w:r>
+      <w:proofErr w:type="spellEnd"/>
+      <w:r>
+        <w:t xml:space="preserve"> and Rodrigues (2020) make a related argument, describing AI ethics guidelines as "particularly prone to manipulation, especially by industry actors" — what they and others term "ethics washing" — since a guideline that only produces </w:t>
+      </w:r>
+      <w:r>
+        <w:lastRenderedPageBreak/>
+        <w:t xml:space="preserve">principles, without any mechanism to enforce them, functions as a substitute for regulation rather than a genuine ethical practice (p. 1). Eleven overarching principles were identified in the systematic review by Jobin et al. (2019) of 84 guidelines from around the world, which showed a strong convergence of principles such as transparency, justice/fairness and responsibility, which can be addressed through technical and/or auditable fixes, but principles such as human autonomy or the distribution of the social and ecological costs of AI are addressed far less often. </w:t>
+      </w:r>
+      <w:proofErr w:type="spellStart"/>
+      <w:r>
+        <w:t>Hagendorff</w:t>
+      </w:r>
+      <w:proofErr w:type="spellEnd"/>
+      <w:r>
+        <w:t xml:space="preserve"> (2020) came to a similar conclusion drawing on a review of 22 guidelines. The pattern is important for the business-ethics tension, because it means that guidelines come together exactly at the point where companies can quite easily argue that they </w:t>
+      </w:r>
+      <w:r>
+        <w:t>fulfil</w:t>
+      </w:r>
+      <w:r>
+        <w:t xml:space="preserve"> the principles of the guidelines without changing their business model, by simply implementing some sort of toolkit to address bias, or by having a transparency report. The eight principles outlined in Table 1 below are summarized and each of the four cases below falls under at least one of them, but none of the four guidelines in place at the time (Australian, Malaysian, EU, and industry self-regulation) prevented the harm.</w:t>
+      </w:r>
+    </w:p>
+    <w:p>
+      <w:pPr>
+        <w:rPr>
+          <w:b/>
+          <w:bCs/>
+          <w:sz w:val="24"/>
+          <w:szCs w:val="22"/>
+        </w:rPr>
+      </w:pPr>
+      <w:r>
+        <w:rPr>
+          <w:b/>
+          <w:bCs/>
+          <w:sz w:val="24"/>
+          <w:szCs w:val="22"/>
+        </w:rPr>
+        <w:t>Table</w:t>
+      </w:r>
+      <w:r>
+        <w:rPr>
+          <w:b/>
+          <w:bCs/>
+          <w:sz w:val="24"/>
+          <w:szCs w:val="22"/>
+        </w:rPr>
+        <w:t xml:space="preserve"> 1. Australia's AI Ethics Principles and Corresponding Governance Practices</w:t>
+      </w:r>
+    </w:p>
+    <w:tbl>
+      <w:tblPr>
+        <w:tblStyle w:val="TableGrid"/>
+        <w:tblW w:w="0" w:type="auto"/>
+        <w:tblLook w:val="04A0" w:firstRow="1" w:lastRow="0" w:firstColumn="1" w:lastColumn="0" w:noHBand="0" w:noVBand="1"/>
+      </w:tblPr>
+      <w:tblGrid>
+        <w:gridCol w:w="4508"/>
+        <w:gridCol w:w="4508"/>
+      </w:tblGrid>
+      <w:tr>
+        <w:tc>
+          <w:tcPr>
+            <w:tcW w:w="4508" w:type="dxa"/>
+            <w:shd w:val="clear" w:color="auto" w:fill="D1D1D1" w:themeFill="background2" w:themeFillShade="E6"/>
+            <w:vAlign w:val="center"/>
+          </w:tcPr>
+          <w:p>
+            <w:pPr>
+              <w:rPr>
+                <w:b/>
+                <w:bCs/>
+              </w:rPr>
+            </w:pPr>
+            <w:r>
+              <w:rPr>
+                <w:b/>
+                <w:bCs/>
+              </w:rPr>
+              <w:t>Australia's AI Ethics Principle</w:t>
+            </w:r>
+          </w:p>
+        </w:tc>
+        <w:tc>
+          <w:tcPr>
+            <w:tcW w:w="4508" w:type="dxa"/>
+            <w:shd w:val="clear" w:color="auto" w:fill="D1D1D1" w:themeFill="background2" w:themeFillShade="E6"/>
+            <w:vAlign w:val="center"/>
+          </w:tcPr>
+          <w:p>
+            <w:pPr>
+              <w:rPr>
+                <w:b/>
+                <w:bCs/>
+              </w:rPr>
+            </w:pPr>
+            <w:r>
+              <w:rPr>
+                <w:b/>
+                <w:bCs/>
+              </w:rPr>
+              <w:t>Related Practice in the 2025 Guidance for AI Adoption</w:t>
+            </w:r>
+          </w:p>
+        </w:tc>
+      </w:tr>
+      <w:tr>
+        <w:tc>
+          <w:tcPr>
+            <w:tcW w:w="4508" w:type="dxa"/>
+            <w:vAlign w:val="center"/>
+          </w:tcPr>
+          <w:p>
+            <w:r>
+              <w:t>Human, societal and environmental wellbeing</w:t>
+            </w:r>
+          </w:p>
+        </w:tc>
+        <w:tc>
+          <w:tcPr>
+            <w:tcW w:w="4508" w:type="dxa"/>
+            <w:vAlign w:val="center"/>
+          </w:tcPr>
+          <w:p>
+            <w:r>
+              <w:t>Understand impacts and plan accordingly</w:t>
+            </w:r>
+          </w:p>
+        </w:tc>
+      </w:tr>
+      <w:tr>
+        <w:tc>
+          <w:tcPr>
+            <w:tcW w:w="4508" w:type="dxa"/>
+            <w:vAlign w:val="center"/>
+          </w:tcPr>
+          <w:p>
+            <w:r>
+              <w:t>Human-centred values</w:t>
+            </w:r>
+          </w:p>
+        </w:tc>
+        <w:tc>
+          <w:tcPr>
+            <w:tcW w:w="4508" w:type="dxa"/>
+            <w:vAlign w:val="center"/>
+          </w:tcPr>
+          <w:p>
+            <w:r>
+              <w:t>Maintain human control</w:t>
+            </w:r>
+          </w:p>
+        </w:tc>
+      </w:tr>
+      <w:tr>
+        <w:tc>
+          <w:tcPr>
+            <w:tcW w:w="4508" w:type="dxa"/>
+            <w:vAlign w:val="center"/>
+          </w:tcPr>
+          <w:p>
+            <w:r>
+              <w:t>Fairness</w:t>
+            </w:r>
+          </w:p>
+        </w:tc>
+        <w:tc>
+          <w:tcPr>
+            <w:tcW w:w="4508" w:type="dxa"/>
+            <w:vAlign w:val="center"/>
+          </w:tcPr>
+          <w:p>
+            <w:r>
+              <w:t>Understand impacts and plan accordingly</w:t>
+            </w:r>
+          </w:p>
+        </w:tc>
+      </w:tr>
+      <w:tr>
+        <w:tc>
+          <w:tcPr>
+            <w:tcW w:w="4508" w:type="dxa"/>
+            <w:vAlign w:val="center"/>
+          </w:tcPr>
+          <w:p>
+            <w:r>
+              <w:t>Privacy protection and security</w:t>
+            </w:r>
+          </w:p>
+        </w:tc>
+        <w:tc>
+          <w:tcPr>
+            <w:tcW w:w="4508" w:type="dxa"/>
+            <w:vAlign w:val="center"/>
+          </w:tcPr>
+          <w:p>
+            <w:r>
+              <w:t>Measure and manage risks</w:t>
+            </w:r>
+          </w:p>
+        </w:tc>
+      </w:tr>
+      <w:tr>
+        <w:tc>
+          <w:tcPr>
+            <w:tcW w:w="4508" w:type="dxa"/>
+            <w:vAlign w:val="center"/>
+          </w:tcPr>
+          <w:p>
+            <w:r>
+              <w:t>Reliability and safety</w:t>
+            </w:r>
+          </w:p>
+        </w:tc>
+        <w:tc>
+          <w:tcPr>
+            <w:tcW w:w="4508" w:type="dxa"/>
+            <w:vAlign w:val="center"/>
+          </w:tcPr>
+          <w:p>
+            <w:r>
+              <w:t>Test and monitor</w:t>
+            </w:r>
+          </w:p>
+        </w:tc>
+      </w:tr>
+      <w:tr>
+        <w:tc>
+          <w:tcPr>
+            <w:tcW w:w="4508" w:type="dxa"/>
+            <w:vAlign w:val="center"/>
+          </w:tcPr>
+          <w:p>
+            <w:r>
+              <w:t>Transparency and explainability</w:t>
+            </w:r>
+          </w:p>
+        </w:tc>
+        <w:tc>
+          <w:tcPr>
+            <w:tcW w:w="4508" w:type="dxa"/>
+            <w:vAlign w:val="center"/>
+          </w:tcPr>
+          <w:p>
+            <w:r>
+              <w:t>Share essential information</w:t>
+            </w:r>
+          </w:p>
+        </w:tc>
+      </w:tr>
+      <w:tr>
+        <w:tc>
+          <w:tcPr>
+            <w:tcW w:w="4508" w:type="dxa"/>
+            <w:vAlign w:val="center"/>
+          </w:tcPr>
+          <w:p>
+            <w:r>
+              <w:t>Contestability</w:t>
+            </w:r>
+          </w:p>
+        </w:tc>
+        <w:tc>
+          <w:tcPr>
+            <w:tcW w:w="4508" w:type="dxa"/>
+            <w:vAlign w:val="center"/>
+          </w:tcPr>
+          <w:p>
+            <w:r>
+              <w:t>Maintain human control</w:t>
+            </w:r>
+          </w:p>
+        </w:tc>
+      </w:tr>
+      <w:tr>
+        <w:tc>
+          <w:tcPr>
+            <w:tcW w:w="4508" w:type="dxa"/>
+            <w:vAlign w:val="center"/>
+          </w:tcPr>
+          <w:p>
+            <w:r>
+              <w:t>Accountability</w:t>
+            </w:r>
+          </w:p>
+        </w:tc>
+        <w:tc>
+          <w:tcPr>
+            <w:tcW w:w="4508" w:type="dxa"/>
+            <w:vAlign w:val="center"/>
+          </w:tcPr>
+          <w:p>
+            <w:r>
+              <w:t>Decide who is accountable</w:t>
+            </w:r>
+          </w:p>
+        </w:tc>
+      </w:tr>
+    </w:tbl>
+    <w:p>
+      <w:pPr>
+        <w:pStyle w:val="Heading1"/>
+      </w:pPr>
+      <w:bookmarkStart w:id="4" w:name="_Toc241420453"/>
+      <w:r>
+        <w:t>2.2 Case Study: Uber Algorithmic Management and Contestability</w:t>
+      </w:r>
+      <w:bookmarkEnd w:id="4"/>
+    </w:p>
+    <w:p>
+      <w:r>
+        <w:t xml:space="preserve">Uber has about 3 million drivers in its algorithms and can shut down driver accounts with no human intervention. It can adjust prices dynamically based on demand (Kellogg et al., 2020). ACRE, the Action </w:t>
+      </w:r>
+      <w:proofErr w:type="spellStart"/>
+      <w:r>
+        <w:t>Center</w:t>
+      </w:r>
+      <w:proofErr w:type="spellEnd"/>
+      <w:r>
+        <w:t xml:space="preserve"> on Race and the Economy, and Rideshare Drivers United surveyed 727 rideshare drivers who </w:t>
+      </w:r>
+      <w:r>
+        <w:lastRenderedPageBreak/>
+        <w:t xml:space="preserve">had been deactivated in the US in the past five years. It found that 85% of those deactivated had no </w:t>
+      </w:r>
+      <w:proofErr w:type="gramStart"/>
+      <w:r>
+        <w:t>prior warning</w:t>
+      </w:r>
+      <w:proofErr w:type="gramEnd"/>
+      <w:r>
+        <w:t xml:space="preserve"> and that around two thirds then fell into arrears on their bills. 15% of those deactivated did not even receive a reason, with some of the drivers saying they were evicted or even homeless because of it (ACRE Campaigns, 2025). Studies of “algorithmic control” in academia have shown that such systems tend to have a structurally low level of transparency in their performance, and workers perceive decisions made by algorithms to be less fair and less trustworthy than those made by their human manager (</w:t>
+      </w:r>
+      <w:proofErr w:type="spellStart"/>
+      <w:r>
+        <w:t>Crama</w:t>
+      </w:r>
+      <w:proofErr w:type="spellEnd"/>
+      <w:r>
+        <w:t xml:space="preserve"> et al., 2023; Kellogg et al., 2020). This approach is so bad that it uses a chatbot rather than a timely and meaningful mechanism for contesting a decision made by an AI, as required by Australia’s contestability principle. Uber itself claims that “humans are in the loop” of its deactivation process (Uber, 2026), but scholarship on algorithmic control outside the company is doubtful of this assertion, as drivers have no way of knowing whether a human ever actually reviewed their case (Kellogg et al., 2020). From a business perspective, algorithmic deactivation lowers the cost of labour management and is scalable for a platform with 3 million drivers. From an ethical point of view, algorithmic deactivation does not affect the platform, but the driver – this is the asymmetry that the contestability principle tried to fix.</w:t>
+      </w:r>
+    </w:p>
+    <w:p/>
+    <w:p/>
+    <w:p/>
+    <w:p>
+      <w:pPr>
+        <w:pStyle w:val="Heading1"/>
+        <w:rPr>
+          <w:rFonts w:cs="Times New Roman"/>
+        </w:rPr>
+      </w:pPr>
+      <w:bookmarkStart w:id="5" w:name="_Toc241420454"/>
+      <w:r>
+        <w:rPr>
+          <w:rFonts w:cs="Times New Roman"/>
+        </w:rPr>
+        <w:t>3.0</w:t>
+      </w:r>
+      <w:r>
+        <w:rPr>
+          <w:rFonts w:cs="Times New Roman"/>
+        </w:rPr>
+        <w:t xml:space="preserve"> Conclusions and Recommendations</w:t>
+      </w:r>
+      <w:bookmarkEnd w:id="5"/>
+    </w:p>
+    <w:p>
+      <w:pPr>
+        <w:pStyle w:val="Heading1"/>
+        <w:rPr>
+          <w:rFonts w:cs="Times New Roman"/>
+        </w:rPr>
+      </w:pPr>
+      <w:bookmarkStart w:id="6" w:name="_Toc241420455"/>
+      <w:r>
+        <w:rPr>
+          <w:rFonts w:cs="Times New Roman"/>
+        </w:rPr>
+        <w:t>Acknowledgement</w:t>
+      </w:r>
+      <w:bookmarkEnd w:id="6"/>
+    </w:p>
+    <w:p>
+      <w:pPr>
+        <w:pStyle w:val="Heading1"/>
+        <w:rPr>
+          <w:rFonts w:cs="Times New Roman"/>
+        </w:rPr>
+      </w:pPr>
+      <w:bookmarkStart w:id="7" w:name="_Toc241420456"/>
+      <w:r>
+        <w:rPr>
+          <w:rFonts w:cs="Times New Roman"/>
+        </w:rPr>
+        <w:t>References</w:t>
+      </w:r>
+      <w:bookmarkEnd w:id="7"/>
+    </w:p>
+    <w:p>
+      <w:pPr>
+        <w:pStyle w:val="Heading1"/>
+        <w:rPr>
+          <w:rFonts w:cs="Times New Roman"/>
+        </w:rPr>
+      </w:pPr>
+    </w:p>
+    <w:p>
+      <w:pPr>
+        <w:rPr>
+          <w:rFonts w:cs="Times New Roman"/>
+          <w:b/>
+          <w:bCs/>
+          <w:sz w:val="32"/>
+          <w:szCs w:val="32"/>
+        </w:rPr>
+      </w:pPr>
+    </w:p>
+    <w:p>
+      <w:pPr>
+        <w:rPr>
+          <w:rFonts w:cs="Times New Roman"/>
           <w:b/>
           <w:bCs/>
           <w:sz w:val="40"/>
@@ -204,7 +1795,31 @@
         </w:rPr>
       </w:pPr>
     </w:p>
+    <w:p>
+      <w:pPr>
+        <w:rPr>
+          <w:rFonts w:cs="Times New Roman"/>
+          <w:b/>
+          <w:bCs/>
+          <w:sz w:val="40"/>
+          <w:szCs w:val="40"/>
+        </w:rPr>
+      </w:pPr>
+    </w:p>
+    <w:p>
+      <w:pPr>
+        <w:rPr>
+          <w:rFonts w:cs="Times New Roman"/>
+          <w:b/>
+          <w:bCs/>
+          <w:sz w:val="40"/>
+          <w:szCs w:val="40"/>
+        </w:rPr>
+      </w:pPr>
+    </w:p>
     <w:sectPr>
+      <w:headerReference w:type="default" r:id="rId10"/>
+      <w:footerReference w:type="default" r:id="rId11"/>
       <w:pgSz w:w="11906" w:h="16838"/>
       <w:pgMar w:top="1440" w:right="1440" w:bottom="1440" w:left="1440" w:header="720" w:footer="720" w:gutter="0"/>
       <w:cols w:space="720"/>
@@ -212,6 +1827,160 @@
     </w:sectPr>
   </w:body>
 </w:document>
+</file>
+
+<file path=word/endnotes.xml><?xml version="1.0" encoding="utf-8"?>
+<w:endnotes xmlns:wpc="http://schemas.microsoft.com/office/word/2010/wordprocessingCanvas" xmlns:cx="http://schemas.microsoft.com/office/drawing/2014/chartex" xmlns:cx1="http://schemas.microsoft.com/office/drawing/2015/9/8/chartex" xmlns:cx2="http://schemas.microsoft.com/office/drawing/2015/10/21/chartex" xmlns:cx3="http://schemas.microsoft.com/office/drawing/2016/5/9/chartex" xmlns:cx4="http://schemas.microsoft.com/office/drawing/2016/5/10/chartex" xmlns:cx5="http://schemas.microsoft.com/office/drawing/2016/5/11/chartex" xmlns:cx6="http://schemas.microsoft.com/office/drawing/2016/5/12/chartex" xmlns:cx7="http://schemas.microsoft.com/office/drawing/2016/5/13/chartex" xmlns:cx8="http://schemas.microsoft.com/office/drawing/2016/5/14/chartex" xmlns:mc="http://schemas.openxmlformats.org/markup-compatibility/2006" xmlns:aink="http://schemas.microsoft.com/office/drawing/2016/ink" xmlns:am3d="http://schemas.microsoft.com/office/drawing/2017/model3d" xmlns:o="urn:schemas-microsoft-com:office:office" xmlns:oel="http://schemas.microsoft.com/office/2019/extlst" xmlns:r="http://schemas.openxmlformats.org/officeDocument/2006/relationships" xmlns:m="http://schemas.openxmlformats.org/officeDocument/2006/math" xmlns:v="urn:schemas-microsoft-com:vml" xmlns:wp14="http://schemas.microsoft.com/office/word/2010/wordprocessingDrawing" xmlns:wp="http://schemas.openxmlformats.org/drawingml/2006/wordprocessingDrawing" xmlns:w10="urn:schemas-microsoft-com:office:word" xmlns:w="http://schemas.openxmlformats.org/wordprocessingml/2006/main" xmlns:w14="http://schemas.microsoft.com/office/word/2010/wordml" xmlns:w15="http://schemas.microsoft.com/office/word/2012/wordml" xmlns:w16cex="http://schemas.microsoft.com/office/word/2018/wordml/cex" xmlns:w16cid="http://schemas.microsoft.com/office/word/2016/wordml/cid" xmlns:w16="http://schemas.microsoft.com/office/word/2018/wordml" xmlns:w16du="http://schemas.microsoft.com/office/word/2023/wordml/word16du" xmlns:w16sdtdh="http://schemas.microsoft.com/office/word/2020/wordml/sdtdatahash" xmlns:w16sdtfl="http://schemas.microsoft.com/office/word/2024/wordml/sdtformatlock" xmlns:w16se="http://schemas.microsoft.com/office/word/2015/wordml/symex" xmlns:wpg="http://schemas.microsoft.com/office/word/2010/wordprocessingGroup" xmlns:wpi="http://schemas.microsoft.com/office/word/2010/wordprocessingInk" xmlns:wne="http://schemas.microsoft.com/office/word/2006/wordml" xmlns:wps="http://schemas.microsoft.com/office/word/2010/wordprocessingShape" mc:Ignorable="w14 w15 w16se w16cid w16 w16cex w16sdtdh w16sdtfl w16du wp14">
+  <w:endnote w:type="separator" w:id="-1">
+    <w:p>
+      <w:pPr>
+        <w:spacing w:after="0" w:line="240" w:lineRule="auto"/>
+      </w:pPr>
+      <w:r>
+        <w:separator/>
+      </w:r>
+    </w:p>
+  </w:endnote>
+  <w:endnote w:type="continuationSeparator" w:id="0">
+    <w:p>
+      <w:pPr>
+        <w:spacing w:after="0" w:line="240" w:lineRule="auto"/>
+      </w:pPr>
+      <w:r>
+        <w:continuationSeparator/>
+      </w:r>
+    </w:p>
+  </w:endnote>
+</w:endnotes>
+</file>
+
+<file path=word/footer1.xml><?xml version="1.0" encoding="utf-8"?>
+<w:ftr xmlns:wpc="http://schemas.microsoft.com/office/word/2010/wordprocessingCanvas" xmlns:cx="http://schemas.microsoft.com/office/drawing/2014/chartex" xmlns:cx1="http://schemas.microsoft.com/office/drawing/2015/9/8/chartex" xmlns:cx2="http://schemas.microsoft.com/office/drawing/2015/10/21/chartex" xmlns:cx3="http://schemas.microsoft.com/office/drawing/2016/5/9/chartex" xmlns:cx4="http://schemas.microsoft.com/office/drawing/2016/5/10/chartex" xmlns:cx5="http://schemas.microsoft.com/office/drawing/2016/5/11/chartex" xmlns:cx6="http://schemas.microsoft.com/office/drawing/2016/5/12/chartex" xmlns:cx7="http://schemas.microsoft.com/office/drawing/2016/5/13/chartex" xmlns:cx8="http://schemas.microsoft.com/office/drawing/2016/5/14/chartex" xmlns:mc="http://schemas.openxmlformats.org/markup-compatibility/2006" xmlns:aink="http://schemas.microsoft.com/office/drawing/2016/ink" xmlns:am3d="http://schemas.microsoft.com/office/drawing/2017/model3d" xmlns:o="urn:schemas-microsoft-com:office:office" xmlns:oel="http://schemas.microsoft.com/office/2019/extlst" xmlns:r="http://schemas.openxmlformats.org/officeDocument/2006/relationships" xmlns:m="http://schemas.openxmlformats.org/officeDocument/2006/math" xmlns:v="urn:schemas-microsoft-com:vml" xmlns:wp14="http://schemas.microsoft.com/office/word/2010/wordprocessingDrawing" xmlns:wp="http://schemas.openxmlformats.org/drawingml/2006/wordprocessingDrawing" xmlns:w10="urn:schemas-microsoft-com:office:word" xmlns:w="http://schemas.openxmlformats.org/wordprocessingml/2006/main" xmlns:w14="http://schemas.microsoft.com/office/word/2010/wordml" xmlns:w15="http://schemas.microsoft.com/office/word/2012/wordml" xmlns:w16cex="http://schemas.microsoft.com/office/word/2018/wordml/cex" xmlns:w16cid="http://schemas.microsoft.com/office/word/2016/wordml/cid" xmlns:w16="http://schemas.microsoft.com/office/word/2018/wordml" xmlns:w16du="http://schemas.microsoft.com/office/word/2023/wordml/word16du" xmlns:w16sdtdh="http://schemas.microsoft.com/office/word/2020/wordml/sdtdatahash" xmlns:w16sdtfl="http://schemas.microsoft.com/office/word/2024/wordml/sdtformatlock" xmlns:w16se="http://schemas.microsoft.com/office/word/2015/wordml/symex" xmlns:wpg="http://schemas.microsoft.com/office/word/2010/wordprocessingGroup" xmlns:wpi="http://schemas.microsoft.com/office/word/2010/wordprocessingInk" xmlns:wne="http://schemas.microsoft.com/office/word/2006/wordml" xmlns:wps="http://schemas.microsoft.com/office/word/2010/wordprocessingShape" mc:Ignorable="w14 w15 w16se w16cid w16 w16cex w16sdtdh w16sdtfl w16du wp14">
+  <w:p>
+    <w:pPr>
+      <w:pStyle w:val="Footer"/>
+      <w:jc w:val="center"/>
+      <w:rPr>
+        <w:rFonts w:cs="Times New Roman"/>
+        <w:caps/>
+        <w:noProof/>
+        <w:color w:val="156082" w:themeColor="accent1"/>
+      </w:rPr>
+    </w:pPr>
+    <w:r>
+      <w:rPr>
+        <w:caps/>
+        <w:color w:val="156082" w:themeColor="accent1"/>
+      </w:rPr>
+      <w:fldChar w:fldCharType="begin"/>
+    </w:r>
+    <w:r>
+      <w:rPr>
+        <w:caps/>
+        <w:color w:val="156082" w:themeColor="accent1"/>
+      </w:rPr>
+      <w:instrText xml:space="preserve"> PAGE   \* MERGEFORMAT </w:instrText>
+    </w:r>
+    <w:r>
+      <w:rPr>
+        <w:caps/>
+        <w:color w:val="156082" w:themeColor="accent1"/>
+      </w:rPr>
+      <w:fldChar w:fldCharType="separate"/>
+    </w:r>
+    <w:r>
+      <w:rPr>
+        <w:caps/>
+        <w:noProof/>
+        <w:color w:val="156082" w:themeColor="accent1"/>
+      </w:rPr>
+      <w:t>2</w:t>
+    </w:r>
+    <w:r>
+      <w:rPr>
+        <w:caps/>
+        <w:noProof/>
+        <w:color w:val="156082" w:themeColor="accent1"/>
+      </w:rPr>
+      <w:fldChar w:fldCharType="end"/>
+    </w:r>
+  </w:p>
+  <w:p>
+    <w:pPr>
+      <w:pStyle w:val="Footer"/>
+    </w:pPr>
+  </w:p>
+</w:ftr>
+</file>
+
+<file path=word/footnotes.xml><?xml version="1.0" encoding="utf-8"?>
+<w:footnotes xmlns:wpc="http://schemas.microsoft.com/office/word/2010/wordprocessingCanvas" xmlns:cx="http://schemas.microsoft.com/office/drawing/2014/chartex" xmlns:cx1="http://schemas.microsoft.com/office/drawing/2015/9/8/chartex" xmlns:cx2="http://schemas.microsoft.com/office/drawing/2015/10/21/chartex" xmlns:cx3="http://schemas.microsoft.com/office/drawing/2016/5/9/chartex" xmlns:cx4="http://schemas.microsoft.com/office/drawing/2016/5/10/chartex" xmlns:cx5="http://schemas.microsoft.com/office/drawing/2016/5/11/chartex" xmlns:cx6="http://schemas.microsoft.com/office/drawing/2016/5/12/chartex" xmlns:cx7="http://schemas.microsoft.com/office/drawing/2016/5/13/chartex" xmlns:cx8="http://schemas.microsoft.com/office/drawing/2016/5/14/chartex" xmlns:mc="http://schemas.openxmlformats.org/markup-compatibility/2006" xmlns:aink="http://schemas.microsoft.com/office/drawing/2016/ink" xmlns:am3d="http://schemas.microsoft.com/office/drawing/2017/model3d" xmlns:o="urn:schemas-microsoft-com:office:office" xmlns:oel="http://schemas.microsoft.com/office/2019/extlst" xmlns:r="http://schemas.openxmlformats.org/officeDocument/2006/relationships" xmlns:m="http://schemas.openxmlformats.org/officeDocument/2006/math" xmlns:v="urn:schemas-microsoft-com:vml" xmlns:wp14="http://schemas.microsoft.com/office/word/2010/wordprocessingDrawing" xmlns:wp="http://schemas.openxmlformats.org/drawingml/2006/wordprocessingDrawing" xmlns:w10="urn:schemas-microsoft-com:office:word" xmlns:w="http://schemas.openxmlformats.org/wordprocessingml/2006/main" xmlns:w14="http://schemas.microsoft.com/office/word/2010/wordml" xmlns:w15="http://schemas.microsoft.com/office/word/2012/wordml" xmlns:w16cex="http://schemas.microsoft.com/office/word/2018/wordml/cex" xmlns:w16cid="http://schemas.microsoft.com/office/word/2016/wordml/cid" xmlns:w16="http://schemas.microsoft.com/office/word/2018/wordml" xmlns:w16du="http://schemas.microsoft.com/office/word/2023/wordml/word16du" xmlns:w16sdtdh="http://schemas.microsoft.com/office/word/2020/wordml/sdtdatahash" xmlns:w16sdtfl="http://schemas.microsoft.com/office/word/2024/wordml/sdtformatlock" xmlns:w16se="http://schemas.microsoft.com/office/word/2015/wordml/symex" xmlns:wpg="http://schemas.microsoft.com/office/word/2010/wordprocessingGroup" xmlns:wpi="http://schemas.microsoft.com/office/word/2010/wordprocessingInk" xmlns:wne="http://schemas.microsoft.com/office/word/2006/wordml" xmlns:wps="http://schemas.microsoft.com/office/word/2010/wordprocessingShape" mc:Ignorable="w14 w15 w16se w16cid w16 w16cex w16sdtdh w16sdtfl w16du wp14">
+  <w:footnote w:type="separator" w:id="-1">
+    <w:p>
+      <w:pPr>
+        <w:spacing w:after="0" w:line="240" w:lineRule="auto"/>
+      </w:pPr>
+      <w:r>
+        <w:separator/>
+      </w:r>
+    </w:p>
+  </w:footnote>
+  <w:footnote w:type="continuationSeparator" w:id="0">
+    <w:p>
+      <w:pPr>
+        <w:spacing w:after="0" w:line="240" w:lineRule="auto"/>
+      </w:pPr>
+      <w:r>
+        <w:continuationSeparator/>
+      </w:r>
+    </w:p>
+  </w:footnote>
+</w:footnotes>
+</file>
+
+<file path=word/header1.xml><?xml version="1.0" encoding="utf-8"?>
+<w:hdr xmlns:wpc="http://schemas.microsoft.com/office/word/2010/wordprocessingCanvas" xmlns:cx="http://schemas.microsoft.com/office/drawing/2014/chartex" xmlns:cx1="http://schemas.microsoft.com/office/drawing/2015/9/8/chartex" xmlns:cx2="http://schemas.microsoft.com/office/drawing/2015/10/21/chartex" xmlns:cx3="http://schemas.microsoft.com/office/drawing/2016/5/9/chartex" xmlns:cx4="http://schemas.microsoft.com/office/drawing/2016/5/10/chartex" xmlns:cx5="http://schemas.microsoft.com/office/drawing/2016/5/11/chartex" xmlns:cx6="http://schemas.microsoft.com/office/drawing/2016/5/12/chartex" xmlns:cx7="http://schemas.microsoft.com/office/drawing/2016/5/13/chartex" xmlns:cx8="http://schemas.microsoft.com/office/drawing/2016/5/14/chartex" xmlns:mc="http://schemas.openxmlformats.org/markup-compatibility/2006" xmlns:aink="http://schemas.microsoft.com/office/drawing/2016/ink" xmlns:am3d="http://schemas.microsoft.com/office/drawing/2017/model3d" xmlns:o="urn:schemas-microsoft-com:office:office" xmlns:oel="http://schemas.microsoft.com/office/2019/extlst" xmlns:r="http://schemas.openxmlformats.org/officeDocument/2006/relationships" xmlns:m="http://schemas.openxmlformats.org/officeDocument/2006/math" xmlns:v="urn:schemas-microsoft-com:vml" xmlns:wp14="http://schemas.microsoft.com/office/word/2010/wordprocessingDrawing" xmlns:wp="http://schemas.openxmlformats.org/drawingml/2006/wordprocessingDrawing" xmlns:w10="urn:schemas-microsoft-com:office:word" xmlns:w="http://schemas.openxmlformats.org/wordprocessingml/2006/main" xmlns:w14="http://schemas.microsoft.com/office/word/2010/wordml" xmlns:w15="http://schemas.microsoft.com/office/word/2012/wordml" xmlns:w16cex="http://schemas.microsoft.com/office/word/2018/wordml/cex" xmlns:w16cid="http://schemas.microsoft.com/office/word/2016/wordml/cid" xmlns:w16="http://schemas.microsoft.com/office/word/2018/wordml" xmlns:w16du="http://schemas.microsoft.com/office/word/2023/wordml/word16du" xmlns:w16sdtdh="http://schemas.microsoft.com/office/word/2020/wordml/sdtdatahash" xmlns:w16sdtfl="http://schemas.microsoft.com/office/word/2024/wordml/sdtformatlock" xmlns:w16se="http://schemas.microsoft.com/office/word/2015/wordml/symex" xmlns:wpg="http://schemas.microsoft.com/office/word/2010/wordprocessingGroup" xmlns:wpi="http://schemas.microsoft.com/office/word/2010/wordprocessingInk" xmlns:wne="http://schemas.microsoft.com/office/word/2006/wordml" xmlns:wps="http://schemas.microsoft.com/office/word/2010/wordprocessingShape" mc:Ignorable="w14 w15 w16se w16cid w16 w16cex w16sdtdh w16sdtfl w16du wp14">
+  <w:p>
+    <w:pPr>
+      <w:pStyle w:val="Header"/>
+      <w:rPr>
+        <w:rFonts w:cs="Times New Roman"/>
+        <w:sz w:val="22"/>
+        <w:szCs w:val="22"/>
+        <w:lang w:val="en-US"/>
+      </w:rPr>
+    </w:pPr>
+    <w:r>
+      <w:rPr>
+        <w:rFonts w:cs="Times New Roman"/>
+        <w:sz w:val="22"/>
+        <w:szCs w:val="22"/>
+        <w:lang w:val="en-US"/>
+      </w:rPr>
+      <w:t>COS30019 Introduction to AI</w:t>
+    </w:r>
+  </w:p>
+  <w:p>
+    <w:pPr>
+      <w:pStyle w:val="Header"/>
+      <w:rPr>
+        <w:rFonts w:cs="Times New Roman"/>
+        <w:sz w:val="22"/>
+        <w:szCs w:val="22"/>
+        <w:lang w:val="en-US"/>
+      </w:rPr>
+    </w:pPr>
+    <w:r>
+      <w:rPr>
+        <w:rFonts w:cs="Times New Roman"/>
+        <w:sz w:val="22"/>
+        <w:szCs w:val="22"/>
+        <w:lang w:val="en-US"/>
+      </w:rPr>
+      <w:t>Hui Ming TANG 104399731</w:t>
+    </w:r>
+  </w:p>
+</w:hdr>
 </file>
 
 <file path=word/styles.xml><?xml version="1.0" encoding="utf-8"?>
@@ -614,6 +2383,11 @@
   <w:style w:type="paragraph" w:default="1" w:styleId="Normal">
     <w:name w:val="Normal"/>
     <w:qFormat/>
+    <w:rsid w:val="00E46A43"/>
+    <w:rPr>
+      <w:rFonts w:ascii="Times New Roman" w:hAnsi="Times New Roman"/>
+      <w:sz w:val="28"/>
+    </w:rPr>
   </w:style>
   <w:style w:type="paragraph" w:styleId="Heading1">
     <w:name w:val="heading 1"/>
@@ -622,7 +2396,7 @@
     <w:link w:val="Heading1Char"/>
     <w:uiPriority w:val="9"/>
     <w:qFormat/>
-    <w:rsid w:val="00C9602F"/>
+    <w:rsid w:val="00AD60DB"/>
     <w:pPr>
       <w:keepNext/>
       <w:keepLines/>
@@ -630,9 +2404,10 @@
       <w:outlineLvl w:val="0"/>
     </w:pPr>
     <w:rPr>
-      <w:rFonts w:asciiTheme="majorHAnsi" w:eastAsiaTheme="majorEastAsia" w:hAnsiTheme="majorHAnsi" w:cstheme="majorBidi"/>
-      <w:color w:val="0F4761" w:themeColor="accent1" w:themeShade="BF"/>
-      <w:sz w:val="40"/>
+      <w:rFonts w:eastAsiaTheme="majorEastAsia" w:cstheme="majorBidi"/>
+      <w:b/>
+      <w:color w:val="000000" w:themeColor="text1"/>
+      <w:sz w:val="36"/>
       <w:szCs w:val="40"/>
     </w:rPr>
   </w:style>
@@ -678,7 +2453,6 @@
     <w:rPr>
       <w:rFonts w:eastAsiaTheme="majorEastAsia" w:cstheme="majorBidi"/>
       <w:color w:val="0F4761" w:themeColor="accent1" w:themeShade="BF"/>
-      <w:sz w:val="28"/>
       <w:szCs w:val="28"/>
     </w:rPr>
   </w:style>
@@ -817,7 +2591,6 @@
   <w:style w:type="character" w:default="1" w:styleId="DefaultParagraphFont">
     <w:name w:val="Default Paragraph Font"/>
     <w:uiPriority w:val="1"/>
-    <w:semiHidden/>
     <w:unhideWhenUsed/>
   </w:style>
   <w:style w:type="table" w:default="1" w:styleId="TableNormal">
@@ -846,11 +2619,12 @@
     <w:basedOn w:val="DefaultParagraphFont"/>
     <w:link w:val="Heading1"/>
     <w:uiPriority w:val="9"/>
-    <w:rsid w:val="00C9602F"/>
+    <w:rsid w:val="00AD60DB"/>
     <w:rPr>
-      <w:rFonts w:asciiTheme="majorHAnsi" w:eastAsiaTheme="majorEastAsia" w:hAnsiTheme="majorHAnsi" w:cstheme="majorBidi"/>
-      <w:color w:val="0F4761" w:themeColor="accent1" w:themeShade="BF"/>
-      <w:sz w:val="40"/>
+      <w:rFonts w:ascii="Times New Roman" w:eastAsiaTheme="majorEastAsia" w:hAnsi="Times New Roman" w:cstheme="majorBidi"/>
+      <w:b/>
+      <w:color w:val="000000" w:themeColor="text1"/>
+      <w:sz w:val="36"/>
       <w:szCs w:val="40"/>
     </w:rPr>
   </w:style>
@@ -1011,7 +2785,6 @@
       <w:rFonts w:eastAsiaTheme="majorEastAsia" w:cstheme="majorBidi"/>
       <w:color w:val="595959" w:themeColor="text1" w:themeTint="A6"/>
       <w:spacing w:val="15"/>
-      <w:sz w:val="28"/>
       <w:szCs w:val="28"/>
     </w:rPr>
   </w:style>
@@ -1130,6 +2903,115 @@
       <w:color w:val="0F4761" w:themeColor="accent1" w:themeShade="BF"/>
       <w:spacing w:val="5"/>
     </w:rPr>
+  </w:style>
+  <w:style w:type="paragraph" w:styleId="TOCHeading">
+    <w:name w:val="TOC Heading"/>
+    <w:basedOn w:val="Heading1"/>
+    <w:next w:val="Normal"/>
+    <w:uiPriority w:val="39"/>
+    <w:unhideWhenUsed/>
+    <w:qFormat/>
+    <w:rsid w:val="00174691"/>
+    <w:pPr>
+      <w:spacing w:before="240" w:after="0" w:line="259" w:lineRule="auto"/>
+      <w:outlineLvl w:val="9"/>
+    </w:pPr>
+    <w:rPr>
+      <w:rFonts w:asciiTheme="majorHAnsi" w:hAnsiTheme="majorHAnsi"/>
+      <w:b w:val="0"/>
+      <w:color w:val="0F4761" w:themeColor="accent1" w:themeShade="BF"/>
+      <w:kern w:val="0"/>
+      <w:sz w:val="32"/>
+      <w:szCs w:val="32"/>
+      <w:lang w:val="en-US" w:eastAsia="en-US"/>
+      <w14:ligatures w14:val="none"/>
+    </w:rPr>
+  </w:style>
+  <w:style w:type="paragraph" w:styleId="TOC1">
+    <w:name w:val="toc 1"/>
+    <w:basedOn w:val="Normal"/>
+    <w:next w:val="Normal"/>
+    <w:autoRedefine/>
+    <w:uiPriority w:val="39"/>
+    <w:unhideWhenUsed/>
+    <w:rsid w:val="00174691"/>
+    <w:pPr>
+      <w:spacing w:after="100"/>
+    </w:pPr>
+  </w:style>
+  <w:style w:type="character" w:styleId="Hyperlink">
+    <w:name w:val="Hyperlink"/>
+    <w:basedOn w:val="DefaultParagraphFont"/>
+    <w:uiPriority w:val="99"/>
+    <w:unhideWhenUsed/>
+    <w:rsid w:val="00174691"/>
+    <w:rPr>
+      <w:color w:val="467886" w:themeColor="hyperlink"/>
+      <w:u w:val="single"/>
+    </w:rPr>
+  </w:style>
+  <w:style w:type="paragraph" w:styleId="Header">
+    <w:name w:val="header"/>
+    <w:basedOn w:val="Normal"/>
+    <w:link w:val="HeaderChar"/>
+    <w:uiPriority w:val="99"/>
+    <w:unhideWhenUsed/>
+    <w:rsid w:val="0068515E"/>
+    <w:pPr>
+      <w:tabs>
+        <w:tab w:val="center" w:pos="4513"/>
+        <w:tab w:val="right" w:pos="9026"/>
+      </w:tabs>
+      <w:spacing w:after="0" w:line="240" w:lineRule="auto"/>
+    </w:pPr>
+  </w:style>
+  <w:style w:type="character" w:customStyle="1" w:styleId="HeaderChar">
+    <w:name w:val="Header Char"/>
+    <w:basedOn w:val="DefaultParagraphFont"/>
+    <w:link w:val="Header"/>
+    <w:uiPriority w:val="99"/>
+    <w:rsid w:val="0068515E"/>
+  </w:style>
+  <w:style w:type="paragraph" w:styleId="Footer">
+    <w:name w:val="footer"/>
+    <w:basedOn w:val="Normal"/>
+    <w:link w:val="FooterChar"/>
+    <w:uiPriority w:val="99"/>
+    <w:unhideWhenUsed/>
+    <w:rsid w:val="0068515E"/>
+    <w:pPr>
+      <w:tabs>
+        <w:tab w:val="center" w:pos="4513"/>
+        <w:tab w:val="right" w:pos="9026"/>
+      </w:tabs>
+      <w:spacing w:after="0" w:line="240" w:lineRule="auto"/>
+    </w:pPr>
+  </w:style>
+  <w:style w:type="character" w:customStyle="1" w:styleId="FooterChar">
+    <w:name w:val="Footer Char"/>
+    <w:basedOn w:val="DefaultParagraphFont"/>
+    <w:link w:val="Footer"/>
+    <w:uiPriority w:val="99"/>
+    <w:rsid w:val="0068515E"/>
+  </w:style>
+  <w:style w:type="table" w:styleId="TableGrid">
+    <w:name w:val="Table Grid"/>
+    <w:basedOn w:val="TableNormal"/>
+    <w:uiPriority w:val="39"/>
+    <w:rsid w:val="00C76F5B"/>
+    <w:pPr>
+      <w:spacing w:after="0" w:line="240" w:lineRule="auto"/>
+    </w:pPr>
+    <w:tblPr>
+      <w:tblBorders>
+        <w:top w:val="single" w:sz="4" w:space="0" w:color="auto"/>
+        <w:left w:val="single" w:sz="4" w:space="0" w:color="auto"/>
+        <w:bottom w:val="single" w:sz="4" w:space="0" w:color="auto"/>
+        <w:right w:val="single" w:sz="4" w:space="0" w:color="auto"/>
+        <w:insideH w:val="single" w:sz="4" w:space="0" w:color="auto"/>
+        <w:insideV w:val="single" w:sz="4" w:space="0" w:color="auto"/>
+      </w:tblBorders>
+    </w:tblPr>
   </w:style>
 </w:styles>
 </file>
@@ -1450,6 +3332,10 @@
 </file>
 
 <file path=customXml/item1.xml><?xml version="1.0" encoding="utf-8"?>
+<b:Sources xmlns:b="http://schemas.openxmlformats.org/officeDocument/2006/bibliography" xmlns="http://schemas.openxmlformats.org/officeDocument/2006/bibliography" SelectedStyle="\APASixthEditionOfficeOnline.xsl" StyleName="APA" Version="6"/>
+</file>
+
+<file path=customXml/item2.xml><?xml version="1.0" encoding="utf-8"?>
 <ct:contentTypeSchema xmlns:ct="http://schemas.microsoft.com/office/2006/metadata/contentType" xmlns:ma="http://schemas.microsoft.com/office/2006/metadata/properties/metaAttributes" ct:_="" ma:_="" ma:contentTypeName="Document" ma:contentTypeID="0x0101008D25227DB7A700408C3578E5C5406A50" ma:contentTypeVersion="5" ma:contentTypeDescription="Create a new document." ma:contentTypeScope="" ma:versionID="1a86fff16cde3337d7ddc193fdde9a9c">
   <xsd:schema xmlns:xsd="http://www.w3.org/2001/XMLSchema" xmlns:xs="http://www.w3.org/2001/XMLSchema" xmlns:p="http://schemas.microsoft.com/office/2006/metadata/properties" xmlns:ns3="7ec8915d-210e-4f17-8e09-61cc4b79e7b5" targetNamespace="http://schemas.microsoft.com/office/2006/metadata/properties" ma:root="true" ma:fieldsID="611f715eeb8315929de310b40d20f728" ns3:_="">
     <xsd:import namespace="7ec8915d-210e-4f17-8e09-61cc4b79e7b5"/>
@@ -1599,7 +3485,7 @@
 </ct:contentTypeSchema>
 </file>
 
-<file path=customXml/item2.xml><?xml version="1.0" encoding="utf-8"?>
+<file path=customXml/item3.xml><?xml version="1.0" encoding="utf-8"?>
 <?mso-contentType ?>
 <FormTemplates xmlns="http://schemas.microsoft.com/sharepoint/v3/contenttype/forms">
   <Display>DocumentLibraryForm</Display>
@@ -1608,7 +3494,7 @@
 </FormTemplates>
 </file>
 
-<file path=customXml/item3.xml><?xml version="1.0" encoding="utf-8"?>
+<file path=customXml/item4.xml><?xml version="1.0" encoding="utf-8"?>
 <p:properties xmlns:p="http://schemas.microsoft.com/office/2006/metadata/properties" xmlns:xsi="http://www.w3.org/2001/XMLSchema-instance" xmlns:pc="http://schemas.microsoft.com/office/infopath/2007/PartnerControls">
   <documentManagement>
     <_activity xmlns="7ec8915d-210e-4f17-8e09-61cc4b79e7b5" xsi:nil="true"/>
@@ -1617,6 +3503,14 @@
 </file>
 
 <file path=customXml/itemProps1.xml><?xml version="1.0" encoding="utf-8"?>
+<ds:datastoreItem xmlns:ds="http://schemas.openxmlformats.org/officeDocument/2006/customXml" ds:itemID="{5504BEE7-3839-49B1-A21B-3B776E728A6F}">
+  <ds:schemaRefs>
+    <ds:schemaRef ds:uri="http://schemas.openxmlformats.org/officeDocument/2006/bibliography"/>
+  </ds:schemaRefs>
+</ds:datastoreItem>
+</file>
+
+<file path=customXml/itemProps2.xml><?xml version="1.0" encoding="utf-8"?>
 <ds:datastoreItem xmlns:ds="http://schemas.openxmlformats.org/officeDocument/2006/customXml" ds:itemID="{DD9F2471-4EA4-40CD-A64D-1BD639695332}">
   <ds:schemaRefs>
     <ds:schemaRef ds:uri="http://schemas.microsoft.com/office/2006/metadata/contentType"/>
@@ -1634,7 +3528,7 @@
 </ds:datastoreItem>
 </file>
 
-<file path=customXml/itemProps2.xml><?xml version="1.0" encoding="utf-8"?>
+<file path=customXml/itemProps3.xml><?xml version="1.0" encoding="utf-8"?>
 <ds:datastoreItem xmlns:ds="http://schemas.openxmlformats.org/officeDocument/2006/customXml" ds:itemID="{0442E9CB-95B8-4109-889F-49DE5B28223E}">
   <ds:schemaRefs>
     <ds:schemaRef ds:uri="http://schemas.microsoft.com/sharepoint/v3/contenttype/forms"/>
@@ -1642,7 +3536,7 @@
 </ds:datastoreItem>
 </file>
 
-<file path=customXml/itemProps3.xml><?xml version="1.0" encoding="utf-8"?>
+<file path=customXml/itemProps4.xml><?xml version="1.0" encoding="utf-8"?>
 <ds:datastoreItem xmlns:ds="http://schemas.openxmlformats.org/officeDocument/2006/customXml" ds:itemID="{D7D231EA-1976-4B6E-AB5C-88AFC0241154}">
   <ds:schemaRefs>
     <ds:schemaRef ds:uri="http://schemas.microsoft.com/office/2006/metadata/properties"/>

--- a/COS30019 Assignment1.docx
+++ b/COS30019 Assignment1.docx
@@ -1404,16 +1404,7 @@
           <w:sz w:val="24"/>
           <w:szCs w:val="22"/>
         </w:rPr>
-        <w:t>Table</w:t>
-      </w:r>
-      <w:r>
-        <w:rPr>
-          <w:b/>
-          <w:bCs/>
-          <w:sz w:val="24"/>
-          <w:szCs w:val="22"/>
-        </w:rPr>
-        <w:t xml:space="preserve"> 1. Australia's AI Ethics Principles and Corresponding Governance Practices</w:t>
+        <w:t>Table 1. Australia's AI Ethics Principles and Corresponding Governance Practices</w:t>
       </w:r>
     </w:p>
     <w:tbl>
@@ -1708,7 +1699,23 @@
         <w:t xml:space="preserve"> et al., 2023; Kellogg et al., 2020). This approach is so bad that it uses a chatbot rather than a timely and meaningful mechanism for contesting a decision made by an AI, as required by Australia’s contestability principle. Uber itself claims that “humans are in the loop” of its deactivation process (Uber, 2026), but scholarship on algorithmic control outside the company is doubtful of this assertion, as drivers have no way of knowing whether a human ever actually reviewed their case (Kellogg et al., 2020). From a business perspective, algorithmic deactivation lowers the cost of labour management and is scalable for a platform with 3 million drivers. From an ethical point of view, algorithmic deactivation does not affect the platform, but the driver – this is the asymmetry that the contestability principle tried to fix.</w:t>
       </w:r>
     </w:p>
-    <w:p/>
+    <w:p>
+      <w:pPr>
+        <w:pStyle w:val="Heading1"/>
+      </w:pPr>
+      <w:r>
+        <w:t>2.3 Case Study: Tesla Innovation Speed and the Safety Principle</w:t>
+      </w:r>
+    </w:p>
+    <w:p>
+      <w:r>
+        <w:t xml:space="preserve">Tesla's Autopilot and Full Self-Driving (FSD) systems illustrate the tension between innovation speed and the reliability-and-safety principle. A three-year investigation by the U.S. National Highway Traffic Safety Administration (NHTSA), concluded in April 2024, examined 956 crashes involving Tesla vehicles operating on Autopilot between January 2018 and August 2023 and identified 29 associated deaths; a more targeted analysis found a “critical safety gap” contributing to 467 of those collisions, including 13 fatal crashes (NHTSA, 2024). NHTSA concluded that Autopilot's design “led to foreseeable misuse and avoidable crashes” because it did not sufficiently ensure driver attention. Tesla issued a voluntary recall covering approximately two million vehicles in December 2023 via an over-the-air software update, after which NHTSA opened a further inquiry into whether the update adequately addressed the underlying defect. Tesla continued marketing Autopilot and FSD as increasingly autonomous during this period, prioritising the pace of feature </w:t>
+      </w:r>
+      <w:r>
+        <w:lastRenderedPageBreak/>
+        <w:t>rollout and market leadership in autonomous driving over the cautious, staged validation that a strict reading of the safety principle would require. This case also illustrates a subtler dimension of the safety principle: Tesla's own published safety statistics compare its crash rate to national averages using a different denominator methodology than NHTSA's official Crash Report Sampling System, making independent verification difficult (Tesla, 2026). This demonstrates that reliability and safety, though explicitly named in Australia's framework and echoed in Malaysia's compliance-oriented guidelines, can be systematically outpaced by a company's commercial incentive to be first to market with an advanced driver-assistance feature, and further undermined when the company that benefits commercially also controls the primary safety dataset.</w:t>
+      </w:r>
+    </w:p>
     <w:p/>
     <w:p/>
     <w:p>
@@ -2591,6 +2598,7 @@
   <w:style w:type="character" w:default="1" w:styleId="DefaultParagraphFont">
     <w:name w:val="Default Paragraph Font"/>
     <w:uiPriority w:val="1"/>
+    <w:semiHidden/>
     <w:unhideWhenUsed/>
   </w:style>
   <w:style w:type="table" w:default="1" w:styleId="TableNormal">
@@ -3332,10 +3340,23 @@
 </file>
 
 <file path=customXml/item1.xml><?xml version="1.0" encoding="utf-8"?>
-<b:Sources xmlns:b="http://schemas.openxmlformats.org/officeDocument/2006/bibliography" xmlns="http://schemas.openxmlformats.org/officeDocument/2006/bibliography" SelectedStyle="\APASixthEditionOfficeOnline.xsl" StyleName="APA" Version="6"/>
+<p:properties xmlns:p="http://schemas.microsoft.com/office/2006/metadata/properties" xmlns:xsi="http://www.w3.org/2001/XMLSchema-instance" xmlns:pc="http://schemas.microsoft.com/office/infopath/2007/PartnerControls">
+  <documentManagement>
+    <_activity xmlns="7ec8915d-210e-4f17-8e09-61cc4b79e7b5" xsi:nil="true"/>
+  </documentManagement>
+</p:properties>
 </file>
 
 <file path=customXml/item2.xml><?xml version="1.0" encoding="utf-8"?>
+<?mso-contentType ?>
+<FormTemplates xmlns="http://schemas.microsoft.com/sharepoint/v3/contenttype/forms">
+  <Display>DocumentLibraryForm</Display>
+  <Edit>DocumentLibraryForm</Edit>
+  <New>DocumentLibraryForm</New>
+</FormTemplates>
+</file>
+
+<file path=customXml/item3.xml><?xml version="1.0" encoding="utf-8"?>
 <ct:contentTypeSchema xmlns:ct="http://schemas.microsoft.com/office/2006/metadata/contentType" xmlns:ma="http://schemas.microsoft.com/office/2006/metadata/properties/metaAttributes" ct:_="" ma:_="" ma:contentTypeName="Document" ma:contentTypeID="0x0101008D25227DB7A700408C3578E5C5406A50" ma:contentTypeVersion="5" ma:contentTypeDescription="Create a new document." ma:contentTypeScope="" ma:versionID="1a86fff16cde3337d7ddc193fdde9a9c">
   <xsd:schema xmlns:xsd="http://www.w3.org/2001/XMLSchema" xmlns:xs="http://www.w3.org/2001/XMLSchema" xmlns:p="http://schemas.microsoft.com/office/2006/metadata/properties" xmlns:ns3="7ec8915d-210e-4f17-8e09-61cc4b79e7b5" targetNamespace="http://schemas.microsoft.com/office/2006/metadata/properties" ma:root="true" ma:fieldsID="611f715eeb8315929de310b40d20f728" ns3:_="">
     <xsd:import namespace="7ec8915d-210e-4f17-8e09-61cc4b79e7b5"/>
@@ -3485,32 +3506,29 @@
 </ct:contentTypeSchema>
 </file>
 
-<file path=customXml/item3.xml><?xml version="1.0" encoding="utf-8"?>
-<?mso-contentType ?>
-<FormTemplates xmlns="http://schemas.microsoft.com/sharepoint/v3/contenttype/forms">
-  <Display>DocumentLibraryForm</Display>
-  <Edit>DocumentLibraryForm</Edit>
-  <New>DocumentLibraryForm</New>
-</FormTemplates>
-</file>
-
 <file path=customXml/item4.xml><?xml version="1.0" encoding="utf-8"?>
-<p:properties xmlns:p="http://schemas.microsoft.com/office/2006/metadata/properties" xmlns:xsi="http://www.w3.org/2001/XMLSchema-instance" xmlns:pc="http://schemas.microsoft.com/office/infopath/2007/PartnerControls">
-  <documentManagement>
-    <_activity xmlns="7ec8915d-210e-4f17-8e09-61cc4b79e7b5" xsi:nil="true"/>
-  </documentManagement>
-</p:properties>
+<b:Sources xmlns:b="http://schemas.openxmlformats.org/officeDocument/2006/bibliography" xmlns="http://schemas.openxmlformats.org/officeDocument/2006/bibliography" SelectedStyle="\APASixthEditionOfficeOnline.xsl" StyleName="APA" Version="6"/>
 </file>
 
 <file path=customXml/itemProps1.xml><?xml version="1.0" encoding="utf-8"?>
-<ds:datastoreItem xmlns:ds="http://schemas.openxmlformats.org/officeDocument/2006/customXml" ds:itemID="{5504BEE7-3839-49B1-A21B-3B776E728A6F}">
+<ds:datastoreItem xmlns:ds="http://schemas.openxmlformats.org/officeDocument/2006/customXml" ds:itemID="{D7D231EA-1976-4B6E-AB5C-88AFC0241154}">
   <ds:schemaRefs>
-    <ds:schemaRef ds:uri="http://schemas.openxmlformats.org/officeDocument/2006/bibliography"/>
+    <ds:schemaRef ds:uri="http://schemas.microsoft.com/office/2006/metadata/properties"/>
+    <ds:schemaRef ds:uri="http://schemas.microsoft.com/office/infopath/2007/PartnerControls"/>
+    <ds:schemaRef ds:uri="7ec8915d-210e-4f17-8e09-61cc4b79e7b5"/>
   </ds:schemaRefs>
 </ds:datastoreItem>
 </file>
 
 <file path=customXml/itemProps2.xml><?xml version="1.0" encoding="utf-8"?>
+<ds:datastoreItem xmlns:ds="http://schemas.openxmlformats.org/officeDocument/2006/customXml" ds:itemID="{0442E9CB-95B8-4109-889F-49DE5B28223E}">
+  <ds:schemaRefs>
+    <ds:schemaRef ds:uri="http://schemas.microsoft.com/sharepoint/v3/contenttype/forms"/>
+  </ds:schemaRefs>
+</ds:datastoreItem>
+</file>
+
+<file path=customXml/itemProps3.xml><?xml version="1.0" encoding="utf-8"?>
 <ds:datastoreItem xmlns:ds="http://schemas.openxmlformats.org/officeDocument/2006/customXml" ds:itemID="{DD9F2471-4EA4-40CD-A64D-1BD639695332}">
   <ds:schemaRefs>
     <ds:schemaRef ds:uri="http://schemas.microsoft.com/office/2006/metadata/contentType"/>
@@ -3528,20 +3546,10 @@
 </ds:datastoreItem>
 </file>
 
-<file path=customXml/itemProps3.xml><?xml version="1.0" encoding="utf-8"?>
-<ds:datastoreItem xmlns:ds="http://schemas.openxmlformats.org/officeDocument/2006/customXml" ds:itemID="{0442E9CB-95B8-4109-889F-49DE5B28223E}">
+<file path=customXml/itemProps4.xml><?xml version="1.0" encoding="utf-8"?>
+<ds:datastoreItem xmlns:ds="http://schemas.openxmlformats.org/officeDocument/2006/customXml" ds:itemID="{5504BEE7-3839-49B1-A21B-3B776E728A6F}">
   <ds:schemaRefs>
-    <ds:schemaRef ds:uri="http://schemas.microsoft.com/sharepoint/v3/contenttype/forms"/>
-  </ds:schemaRefs>
-</ds:datastoreItem>
-</file>
-
-<file path=customXml/itemProps4.xml><?xml version="1.0" encoding="utf-8"?>
-<ds:datastoreItem xmlns:ds="http://schemas.openxmlformats.org/officeDocument/2006/customXml" ds:itemID="{D7D231EA-1976-4B6E-AB5C-88AFC0241154}">
-  <ds:schemaRefs>
-    <ds:schemaRef ds:uri="http://schemas.microsoft.com/office/2006/metadata/properties"/>
-    <ds:schemaRef ds:uri="http://schemas.microsoft.com/office/infopath/2007/PartnerControls"/>
-    <ds:schemaRef ds:uri="7ec8915d-210e-4f17-8e09-61cc4b79e7b5"/>
+    <ds:schemaRef ds:uri="http://schemas.openxmlformats.org/officeDocument/2006/bibliography"/>
   </ds:schemaRefs>
 </ds:datastoreItem>
 </file>
--- a/COS30019 Assignment1.docx
+++ b/COS30019 Assignment1.docx
@@ -1189,86 +1189,22 @@
           <w:rFonts w:cs="Times New Roman"/>
           <w:szCs w:val="28"/>
         </w:rPr>
-        <w:t xml:space="preserve">As AI systems have rapidly spread across sectors like transport, social media, and consumer tech, a new set of ethical codes has emerged alongside to regulate their creation and usage. Dozens of national and supranational governments, industry associations, etc., have published such guidelines since 2016 (Jobin et al., 2019). The AI Ethics Principles are voluntary guidelines that outline 8 guiding principles to ensure the design, development and application of AI in Australia serve human, societal and environmental wellbeing, human centred values, fairness, protection of privacy and security, reliability and safety, transparency and explainability, contestability and accountability (Australian Government, 2019). In October 2025, the Australian Government released its Guidance for AI Adoption – a document that operationalises the eight principles as six practical governance practices: Decide who is accountable, </w:t>
-      </w:r>
-      <w:proofErr w:type="gramStart"/>
-      <w:r>
+        <w:t>As AI systems have rapidly spread across sectors like transport, social media, and consumer tech, a new set of ethical codes has emerged alongside to regulate their creation and usage. Dozens of national and supranational governments, industry associations, etc., have published such guidelines since 2016 (Jobin et al., 2019). The AI Ethics Principles are voluntary guidelines that outline 8 guiding principles to ensure the design, development and application of AI in Australia serve human, societal and environmental wellbeing, human centred values, fairness, protection of privacy and security, reliability and safety, transparency and explainability, contestability and accountability (Australian Government, 2019). In October 2025, the Australian Government released its Guidance for AI Adoption – a document that operationalises the eight principles as six practical governance practices: Decide who is accountable, Understand impacts and plan accordingly, Measure and manage risks, Share essential information, Test and monitor, Maintain human control (Australian Government, 2025). Malaysia's National Guidelines on AI Governance and Ethics (AIGE) also focus on governance structures, risk classification and inclusivity, highlighting a wider regional trend toward more principle-based approaches to AI governance in the Asia-Pacific region, as opposed to a legislative approach (MOSTI, 2024).</w:t>
+      </w:r>
+    </w:p>
+    <w:p>
+      <w:pPr>
         <w:rPr>
           <w:rFonts w:cs="Times New Roman"/>
           <w:szCs w:val="28"/>
         </w:rPr>
-        <w:t>Understand</w:t>
-      </w:r>
-      <w:proofErr w:type="gramEnd"/>
+      </w:pPr>
       <w:r>
         <w:rPr>
           <w:rFonts w:cs="Times New Roman"/>
           <w:szCs w:val="28"/>
         </w:rPr>
-        <w:t xml:space="preserve"> impacts and plan accordingly, Measure and manage risks, </w:t>
-      </w:r>
-      <w:proofErr w:type="gramStart"/>
-      <w:r>
-        <w:rPr>
-          <w:rFonts w:cs="Times New Roman"/>
-          <w:szCs w:val="28"/>
-        </w:rPr>
-        <w:t>Share</w:t>
-      </w:r>
-      <w:proofErr w:type="gramEnd"/>
-      <w:r>
-        <w:rPr>
-          <w:rFonts w:cs="Times New Roman"/>
-          <w:szCs w:val="28"/>
-        </w:rPr>
-        <w:t xml:space="preserve"> essential information, Test and monitor, Maintain human control (Australian Government, 2025). Malaysia's National Guidelines on AI Governance and Ethics (AIGE) also focus on governance structures, risk classification and inclusivity, highlighting a wider regional trend toward more principle-based approaches to AI governance in the Asia-Pacific region, as opposed to a legislative approach (MOSTI, 2024).</w:t>
-      </w:r>
-    </w:p>
-    <w:p>
-      <w:pPr>
-        <w:rPr>
-          <w:rFonts w:cs="Times New Roman"/>
-          <w:szCs w:val="28"/>
-        </w:rPr>
-      </w:pPr>
-      <w:r>
-        <w:rPr>
-          <w:rFonts w:cs="Times New Roman"/>
-          <w:szCs w:val="28"/>
-        </w:rPr>
-        <w:t xml:space="preserve">Yet, although there is a wealth of guidance, </w:t>
-      </w:r>
-      <w:proofErr w:type="spellStart"/>
-      <w:r>
-        <w:rPr>
-          <w:rFonts w:cs="Times New Roman"/>
-          <w:szCs w:val="28"/>
-        </w:rPr>
-        <w:t>Hagendorff</w:t>
-      </w:r>
-      <w:proofErr w:type="spellEnd"/>
-      <w:r>
-        <w:rPr>
-          <w:rFonts w:cs="Times New Roman"/>
-          <w:szCs w:val="28"/>
-        </w:rPr>
-        <w:t xml:space="preserve"> (2020) conducted a semi-systematic review of 22 major AI ethics guidelines and found that ethics guidelines lack any real mechanism to enforce compliance with them, that they place disproportionate emphasis on aspects of AI amenable to technical fixes such as privacy and fairness, and that there was no statistically significant difference between the ethics of software engineers who had read a professional code of ethics and those who had not (McNamara et al., 2018, as cited in </w:t>
-      </w:r>
-      <w:proofErr w:type="spellStart"/>
-      <w:r>
-        <w:rPr>
-          <w:rFonts w:cs="Times New Roman"/>
-          <w:szCs w:val="28"/>
-        </w:rPr>
-        <w:t>Hagendorff</w:t>
-      </w:r>
-      <w:proofErr w:type="spellEnd"/>
-      <w:r>
-        <w:rPr>
-          <w:rFonts w:cs="Times New Roman"/>
-          <w:szCs w:val="28"/>
-        </w:rPr>
-        <w:t xml:space="preserve">, 2020). The key question raised by this report is the practical one of </w:t>
+        <w:t xml:space="preserve">Yet, although there is a wealth of guidance, Hagendorff (2020) conducted a semi-systematic review of 22 major AI ethics guidelines and found that ethics guidelines lack any real mechanism to enforce compliance with them, that they place disproportionate emphasis on aspects of AI amenable to technical fixes such as privacy and fairness, and that there was no statistically significant difference between the ethics of software engineers who had read a professional code of ethics and those who had not (McNamara et al., 2018, as cited in Hagendorff, 2020). The key question raised by this report is the practical one of </w:t>
       </w:r>
       <w:r>
         <w:rPr>
@@ -1291,23 +1227,7 @@
           <w:rFonts w:cs="Times New Roman"/>
           <w:szCs w:val="28"/>
         </w:rPr>
-        <w:t xml:space="preserve">The methodology used in the report is a case study to answer this question. Four companies were chosen because each has faced documented regulatory scrutiny, peer-reviewed academic research, or credible investigative reporting for an ethical wrongdoing involving artificial intelligence, and because they represent four different industries: gig-economy platforms, autonomous transport, social media data practices and content moderation. Sources are drawn from three types: primary regulatory documents (e.g. NHTSA investigation documents, FTC settlement documents), peer-reviewed academic papers about algorithmic management and AI ethics, and reports from trusted independent research groups, like the </w:t>
-      </w:r>
-      <w:proofErr w:type="spellStart"/>
-      <w:r>
-        <w:rPr>
-          <w:rFonts w:cs="Times New Roman"/>
-          <w:szCs w:val="28"/>
-        </w:rPr>
-        <w:t>Center</w:t>
-      </w:r>
-      <w:proofErr w:type="spellEnd"/>
-      <w:r>
-        <w:rPr>
-          <w:rFonts w:cs="Times New Roman"/>
-          <w:szCs w:val="28"/>
-        </w:rPr>
-        <w:t xml:space="preserve"> for Countering Digital Hate. Company-published data, like Uber's transparency reports, are included but are treated as a claim which would need to be verified against evidence, not a data source. This report identifies the specific principle in Australia and Malaysia that was implicated for each case, and quantifies, if possible, the scope of the harm and the business's response. The report does not make any attempt to carry out a comprehensive meta-analysis of other proposed world-wide guidelines for AI and does not consider particularly the other question of AI safety in military or existential-risk contexts.</w:t>
+        <w:t>The methodology used in the report is a case study to answer this question. Four companies were chosen because each has faced documented regulatory scrutiny, peer-reviewed academic research, or credible investigative reporting for an ethical wrongdoing involving artificial intelligence, and because they represent four different industries: gig-economy platforms, autonomous transport, social media data practices and content moderation. Sources are drawn from three types: primary regulatory documents (e.g. NHTSA investigation documents, FTC settlement documents), peer-reviewed academic papers about algorithmic management and AI ethics, and reports from trusted independent research groups, like the Center for Countering Digital Hate. Company-published data, like Uber's transparency reports, are included but are treated as a claim which would need to be verified against evidence, not a data source. This report identifies the specific principle in Australia and Malaysia that was implicated for each case, and quantifies, if possible, the scope of the harm and the business's response. The report does not make any attempt to carry out a comprehensive meta-analysis of other proposed world-wide guidelines for AI and does not consider particularly the other question of AI safety in military or existential-risk contexts.</w:t>
       </w:r>
     </w:p>
     <w:p>
@@ -1351,35 +1271,11 @@
     </w:p>
     <w:p>
       <w:r>
-        <w:t xml:space="preserve">All ethics guidelines have a structural weakness: there is no enforcement mechanism and they're aspirational. </w:t>
-      </w:r>
-      <w:proofErr w:type="spellStart"/>
-      <w:r>
-        <w:t>Hagendorff</w:t>
-      </w:r>
-      <w:proofErr w:type="spellEnd"/>
-      <w:r>
-        <w:t xml:space="preserve"> (2020) contends that ethics "lacks mechanisms to reinforce its own normative claims", and that this is one reason why it is attractive to industry as it precludes binding laws but can enable companies to advertise their ethical commitments. Similarly, </w:t>
-      </w:r>
-      <w:proofErr w:type="spellStart"/>
-      <w:r>
-        <w:t>Résseguier</w:t>
-      </w:r>
-      <w:proofErr w:type="spellEnd"/>
-      <w:r>
-        <w:t xml:space="preserve"> and Rodrigues (2020) make a related argument, describing AI ethics guidelines as "particularly prone to manipulation, especially by industry actors" — what they and others term "ethics washing" — since a guideline that only produces </w:t>
+        <w:t xml:space="preserve">All ethics guidelines have a structural weakness: there is no enforcement mechanism and they're aspirational. Hagendorff (2020) contends that ethics "lacks mechanisms to reinforce its own normative claims", and that this is one reason why it is attractive to industry as it precludes binding laws but can enable companies to advertise their ethical commitments. Similarly, Résseguier and Rodrigues (2020) make a related argument, describing AI ethics guidelines as "particularly prone to manipulation, especially by industry actors" — what they and others term "ethics washing" — since a guideline that only produces </w:t>
       </w:r>
       <w:r>
         <w:lastRenderedPageBreak/>
-        <w:t xml:space="preserve">principles, without any mechanism to enforce them, functions as a substitute for regulation rather than a genuine ethical practice (p. 1). Eleven overarching principles were identified in the systematic review by Jobin et al. (2019) of 84 guidelines from around the world, which showed a strong convergence of principles such as transparency, justice/fairness and responsibility, which can be addressed through technical and/or auditable fixes, but principles such as human autonomy or the distribution of the social and ecological costs of AI are addressed far less often. </w:t>
-      </w:r>
-      <w:proofErr w:type="spellStart"/>
-      <w:r>
-        <w:t>Hagendorff</w:t>
-      </w:r>
-      <w:proofErr w:type="spellEnd"/>
-      <w:r>
-        <w:t xml:space="preserve"> (2020) came to a similar conclusion drawing on a review of 22 guidelines. The pattern is important for the business-ethics tension, because it means that guidelines come together exactly at the point where companies can quite easily argue that they </w:t>
+        <w:t xml:space="preserve">principles, without any mechanism to enforce them, functions as a substitute for regulation rather than a genuine ethical practice (p. 1). Eleven overarching principles were identified in the systematic review by Jobin et al. (2019) of 84 guidelines from around the world, which showed a strong convergence of principles such as transparency, justice/fairness and responsibility, which can be addressed through technical and/or auditable fixes, but principles such as human autonomy or the distribution of the social and ecological costs of AI are addressed far less often. Hagendorff (2020) came to a similar conclusion drawing on a review of 22 guidelines. The pattern is important for the business-ethics tension, because it means that guidelines come together exactly at the point where companies can quite easily argue that they </w:t>
       </w:r>
       <w:r>
         <w:t>fulfil</w:t>
@@ -1668,35 +1564,11 @@
     </w:p>
     <w:p>
       <w:r>
-        <w:t xml:space="preserve">Uber has about 3 million drivers in its algorithms and can shut down driver accounts with no human intervention. It can adjust prices dynamically based on demand (Kellogg et al., 2020). ACRE, the Action </w:t>
-      </w:r>
-      <w:proofErr w:type="spellStart"/>
-      <w:r>
-        <w:t>Center</w:t>
-      </w:r>
-      <w:proofErr w:type="spellEnd"/>
-      <w:r>
-        <w:t xml:space="preserve"> on Race and the Economy, and Rideshare Drivers United surveyed 727 rideshare drivers who </w:t>
+        <w:t xml:space="preserve">Uber has about 3 million drivers in its algorithms and can shut down driver accounts with no human intervention. It can adjust prices dynamically based on demand (Kellogg et al., 2020). ACRE, the Action Center on Race and the Economy, and Rideshare Drivers United surveyed 727 rideshare drivers who </w:t>
       </w:r>
       <w:r>
         <w:lastRenderedPageBreak/>
-        <w:t xml:space="preserve">had been deactivated in the US in the past five years. It found that 85% of those deactivated had no </w:t>
-      </w:r>
-      <w:proofErr w:type="gramStart"/>
-      <w:r>
-        <w:t>prior warning</w:t>
-      </w:r>
-      <w:proofErr w:type="gramEnd"/>
-      <w:r>
-        <w:t xml:space="preserve"> and that around two thirds then fell into arrears on their bills. 15% of those deactivated did not even receive a reason, with some of the drivers saying they were evicted or even homeless because of it (ACRE Campaigns, 2025). Studies of “algorithmic control” in academia have shown that such systems tend to have a structurally low level of transparency in their performance, and workers perceive decisions made by algorithms to be less fair and less trustworthy than those made by their human manager (</w:t>
-      </w:r>
-      <w:proofErr w:type="spellStart"/>
-      <w:r>
-        <w:t>Crama</w:t>
-      </w:r>
-      <w:proofErr w:type="spellEnd"/>
-      <w:r>
-        <w:t xml:space="preserve"> et al., 2023; Kellogg et al., 2020). This approach is so bad that it uses a chatbot rather than a timely and meaningful mechanism for contesting a decision made by an AI, as required by Australia’s contestability principle. Uber itself claims that “humans are in the loop” of its deactivation process (Uber, 2026), but scholarship on algorithmic control outside the company is doubtful of this assertion, as drivers have no way of knowing whether a human ever actually reviewed their case (Kellogg et al., 2020). From a business perspective, algorithmic deactivation lowers the cost of labour management and is scalable for a platform with 3 million drivers. From an ethical point of view, algorithmic deactivation does not affect the platform, but the driver – this is the asymmetry that the contestability principle tried to fix.</w:t>
+        <w:t>had been deactivated in the US in the past five years. It found that 85% of those deactivated had no prior warning and that around two thirds then fell into arrears on their bills. 15% of those deactivated did not even receive a reason, with some of the drivers saying they were evicted or even homeless because of it (ACRE Campaigns, 2025). Studies of “algorithmic control” in academia have shown that such systems tend to have a structurally low level of transparency in their performance, and workers perceive decisions made by algorithms to be less fair and less trustworthy than those made by their human manager (Crama et al., 2023; Kellogg et al., 2020). This approach is so bad that it uses a chatbot rather than a timely and meaningful mechanism for contesting a decision made by an AI, as required by Australia’s contestability principle. Uber itself claims that “humans are in the loop” of its deactivation process (Uber, 2026), but scholarship on algorithmic control outside the company is doubtful of this assertion, as drivers have no way of knowing whether a human ever actually reviewed their case (Kellogg et al., 2020). From a business perspective, algorithmic deactivation lowers the cost of labour management and is scalable for a platform with 3 million drivers. From an ethical point of view, algorithmic deactivation does not affect the platform, but the driver – this is the asymmetry that the contestability principle tried to fix.</w:t>
       </w:r>
     </w:p>
     <w:p>
@@ -1716,8 +1588,28 @@
         <w:t>rollout and market leadership in autonomous driving over the cautious, staged validation that a strict reading of the safety principle would require. This case also illustrates a subtler dimension of the safety principle: Tesla's own published safety statistics compare its crash rate to national averages using a different denominator methodology than NHTSA's official Crash Report Sampling System, making independent verification difficult (Tesla, 2026). This demonstrates that reliability and safety, though explicitly named in Australia's framework and echoed in Malaysia's compliance-oriented guidelines, can be systematically outpaced by a company's commercial incentive to be first to market with an advanced driver-assistance feature, and further undermined when the company that benefits commercially also controls the primary safety dataset.</w:t>
       </w:r>
     </w:p>
-    <w:p/>
-    <w:p/>
+    <w:p>
+      <w:pPr>
+        <w:pStyle w:val="Heading1"/>
+      </w:pPr>
+      <w:r>
+        <w:t>2.4 Case Study: Meta Privacy Protection and “Ethics Washing”</w:t>
+      </w:r>
+    </w:p>
+    <w:p>
+      <w:pPr>
+        <w:pStyle w:val="Heading1"/>
+      </w:pPr>
+      <w:r>
+        <w:t>2.5 Case Study: X (Twitter</w:t>
+      </w:r>
+      <w:r>
+        <w:t xml:space="preserve">) </w:t>
+      </w:r>
+      <w:r>
+        <w:t>Content Moderation and Accountability</w:t>
+      </w:r>
+    </w:p>
     <w:p>
       <w:pPr>
         <w:pStyle w:val="Heading1"/>
@@ -2598,7 +2490,6 @@
   <w:style w:type="character" w:default="1" w:styleId="DefaultParagraphFont">
     <w:name w:val="Default Paragraph Font"/>
     <w:uiPriority w:val="1"/>
-    <w:semiHidden/>
     <w:unhideWhenUsed/>
   </w:style>
   <w:style w:type="table" w:default="1" w:styleId="TableNormal">
@@ -3020,6 +2911,18 @@
         <w:insideV w:val="single" w:sz="4" w:space="0" w:color="auto"/>
       </w:tblBorders>
     </w:tblPr>
+  </w:style>
+  <w:style w:type="character" w:styleId="UnresolvedMention">
+    <w:name w:val="Unresolved Mention"/>
+    <w:basedOn w:val="DefaultParagraphFont"/>
+    <w:uiPriority w:val="99"/>
+    <w:semiHidden/>
+    <w:unhideWhenUsed/>
+    <w:rsid w:val="00AC38C8"/>
+    <w:rPr>
+      <w:color w:val="605E5C"/>
+      <w:shd w:val="clear" w:color="auto" w:fill="E1DFDD"/>
+    </w:rPr>
   </w:style>
 </w:styles>
 </file>
@@ -3340,23 +3243,10 @@
 </file>
 
 <file path=customXml/item1.xml><?xml version="1.0" encoding="utf-8"?>
-<p:properties xmlns:p="http://schemas.microsoft.com/office/2006/metadata/properties" xmlns:xsi="http://www.w3.org/2001/XMLSchema-instance" xmlns:pc="http://schemas.microsoft.com/office/infopath/2007/PartnerControls">
-  <documentManagement>
-    <_activity xmlns="7ec8915d-210e-4f17-8e09-61cc4b79e7b5" xsi:nil="true"/>
-  </documentManagement>
-</p:properties>
+<b:Sources xmlns:b="http://schemas.openxmlformats.org/officeDocument/2006/bibliography" xmlns="http://schemas.openxmlformats.org/officeDocument/2006/bibliography" SelectedStyle="\APASixthEditionOfficeOnline.xsl" StyleName="APA" Version="6"/>
 </file>
 
 <file path=customXml/item2.xml><?xml version="1.0" encoding="utf-8"?>
-<?mso-contentType ?>
-<FormTemplates xmlns="http://schemas.microsoft.com/sharepoint/v3/contenttype/forms">
-  <Display>DocumentLibraryForm</Display>
-  <Edit>DocumentLibraryForm</Edit>
-  <New>DocumentLibraryForm</New>
-</FormTemplates>
-</file>
-
-<file path=customXml/item3.xml><?xml version="1.0" encoding="utf-8"?>
 <ct:contentTypeSchema xmlns:ct="http://schemas.microsoft.com/office/2006/metadata/contentType" xmlns:ma="http://schemas.microsoft.com/office/2006/metadata/properties/metaAttributes" ct:_="" ma:_="" ma:contentTypeName="Document" ma:contentTypeID="0x0101008D25227DB7A700408C3578E5C5406A50" ma:contentTypeVersion="5" ma:contentTypeDescription="Create a new document." ma:contentTypeScope="" ma:versionID="1a86fff16cde3337d7ddc193fdde9a9c">
   <xsd:schema xmlns:xsd="http://www.w3.org/2001/XMLSchema" xmlns:xs="http://www.w3.org/2001/XMLSchema" xmlns:p="http://schemas.microsoft.com/office/2006/metadata/properties" xmlns:ns3="7ec8915d-210e-4f17-8e09-61cc4b79e7b5" targetNamespace="http://schemas.microsoft.com/office/2006/metadata/properties" ma:root="true" ma:fieldsID="611f715eeb8315929de310b40d20f728" ns3:_="">
     <xsd:import namespace="7ec8915d-210e-4f17-8e09-61cc4b79e7b5"/>
@@ -3506,29 +3396,32 @@
 </ct:contentTypeSchema>
 </file>
 
+<file path=customXml/item3.xml><?xml version="1.0" encoding="utf-8"?>
+<?mso-contentType ?>
+<FormTemplates xmlns="http://schemas.microsoft.com/sharepoint/v3/contenttype/forms">
+  <Display>DocumentLibraryForm</Display>
+  <Edit>DocumentLibraryForm</Edit>
+  <New>DocumentLibraryForm</New>
+</FormTemplates>
+</file>
+
 <file path=customXml/item4.xml><?xml version="1.0" encoding="utf-8"?>
-<b:Sources xmlns:b="http://schemas.openxmlformats.org/officeDocument/2006/bibliography" xmlns="http://schemas.openxmlformats.org/officeDocument/2006/bibliography" SelectedStyle="\APASixthEditionOfficeOnline.xsl" StyleName="APA" Version="6"/>
+<p:properties xmlns:p="http://schemas.microsoft.com/office/2006/metadata/properties" xmlns:xsi="http://www.w3.org/2001/XMLSchema-instance" xmlns:pc="http://schemas.microsoft.com/office/infopath/2007/PartnerControls">
+  <documentManagement>
+    <_activity xmlns="7ec8915d-210e-4f17-8e09-61cc4b79e7b5" xsi:nil="true"/>
+  </documentManagement>
+</p:properties>
 </file>
 
 <file path=customXml/itemProps1.xml><?xml version="1.0" encoding="utf-8"?>
-<ds:datastoreItem xmlns:ds="http://schemas.openxmlformats.org/officeDocument/2006/customXml" ds:itemID="{D7D231EA-1976-4B6E-AB5C-88AFC0241154}">
+<ds:datastoreItem xmlns:ds="http://schemas.openxmlformats.org/officeDocument/2006/customXml" ds:itemID="{5504BEE7-3839-49B1-A21B-3B776E728A6F}">
   <ds:schemaRefs>
-    <ds:schemaRef ds:uri="http://schemas.microsoft.com/office/2006/metadata/properties"/>
-    <ds:schemaRef ds:uri="http://schemas.microsoft.com/office/infopath/2007/PartnerControls"/>
-    <ds:schemaRef ds:uri="7ec8915d-210e-4f17-8e09-61cc4b79e7b5"/>
+    <ds:schemaRef ds:uri="http://schemas.openxmlformats.org/officeDocument/2006/bibliography"/>
   </ds:schemaRefs>
 </ds:datastoreItem>
 </file>
 
 <file path=customXml/itemProps2.xml><?xml version="1.0" encoding="utf-8"?>
-<ds:datastoreItem xmlns:ds="http://schemas.openxmlformats.org/officeDocument/2006/customXml" ds:itemID="{0442E9CB-95B8-4109-889F-49DE5B28223E}">
-  <ds:schemaRefs>
-    <ds:schemaRef ds:uri="http://schemas.microsoft.com/sharepoint/v3/contenttype/forms"/>
-  </ds:schemaRefs>
-</ds:datastoreItem>
-</file>
-
-<file path=customXml/itemProps3.xml><?xml version="1.0" encoding="utf-8"?>
 <ds:datastoreItem xmlns:ds="http://schemas.openxmlformats.org/officeDocument/2006/customXml" ds:itemID="{DD9F2471-4EA4-40CD-A64D-1BD639695332}">
   <ds:schemaRefs>
     <ds:schemaRef ds:uri="http://schemas.microsoft.com/office/2006/metadata/contentType"/>
@@ -3546,10 +3439,20 @@
 </ds:datastoreItem>
 </file>
 
+<file path=customXml/itemProps3.xml><?xml version="1.0" encoding="utf-8"?>
+<ds:datastoreItem xmlns:ds="http://schemas.openxmlformats.org/officeDocument/2006/customXml" ds:itemID="{0442E9CB-95B8-4109-889F-49DE5B28223E}">
+  <ds:schemaRefs>
+    <ds:schemaRef ds:uri="http://schemas.microsoft.com/sharepoint/v3/contenttype/forms"/>
+  </ds:schemaRefs>
+</ds:datastoreItem>
+</file>
+
 <file path=customXml/itemProps4.xml><?xml version="1.0" encoding="utf-8"?>
-<ds:datastoreItem xmlns:ds="http://schemas.openxmlformats.org/officeDocument/2006/customXml" ds:itemID="{5504BEE7-3839-49B1-A21B-3B776E728A6F}">
+<ds:datastoreItem xmlns:ds="http://schemas.openxmlformats.org/officeDocument/2006/customXml" ds:itemID="{D7D231EA-1976-4B6E-AB5C-88AFC0241154}">
   <ds:schemaRefs>
-    <ds:schemaRef ds:uri="http://schemas.openxmlformats.org/officeDocument/2006/bibliography"/>
+    <ds:schemaRef ds:uri="http://schemas.microsoft.com/office/2006/metadata/properties"/>
+    <ds:schemaRef ds:uri="http://schemas.microsoft.com/office/infopath/2007/PartnerControls"/>
+    <ds:schemaRef ds:uri="7ec8915d-210e-4f17-8e09-61cc4b79e7b5"/>
   </ds:schemaRefs>
 </ds:datastoreItem>
 </file>
--- a/COS30019 Assignment1.docx
+++ b/COS30019 Assignment1.docx
@@ -286,7 +286,7 @@
             </w:rPr>
             <w:fldChar w:fldCharType="separate"/>
           </w:r>
-          <w:hyperlink w:anchor="_Toc241420449" w:history="1">
+          <w:hyperlink w:anchor="_Toc241588831" w:history="1">
             <w:r>
               <w:rPr>
                 <w:rStyle w:val="Hyperlink"/>
@@ -314,7 +314,7 @@
                 <w:noProof/>
                 <w:webHidden/>
               </w:rPr>
-              <w:instrText xml:space="preserve"> PAGEREF _Toc241420449 \h </w:instrText>
+              <w:instrText xml:space="preserve"> PAGEREF _Toc241588831 \h </w:instrText>
             </w:r>
             <w:r>
               <w:rPr>
@@ -357,7 +357,7 @@
               <w:sz w:val="24"/>
             </w:rPr>
           </w:pPr>
-          <w:hyperlink w:anchor="_Toc241420450" w:history="1">
+          <w:hyperlink w:anchor="_Toc241588832" w:history="1">
             <w:r>
               <w:rPr>
                 <w:rStyle w:val="Hyperlink"/>
@@ -385,7 +385,7 @@
                 <w:noProof/>
                 <w:webHidden/>
               </w:rPr>
-              <w:instrText xml:space="preserve"> PAGEREF _Toc241420450 \h </w:instrText>
+              <w:instrText xml:space="preserve"> PAGEREF _Toc241588832 \h </w:instrText>
             </w:r>
             <w:r>
               <w:rPr>
@@ -428,7 +428,7 @@
               <w:sz w:val="24"/>
             </w:rPr>
           </w:pPr>
-          <w:hyperlink w:anchor="_Toc241420451" w:history="1">
+          <w:hyperlink w:anchor="_Toc241588833" w:history="1">
             <w:r>
               <w:rPr>
                 <w:rStyle w:val="Hyperlink"/>
@@ -456,7 +456,7 @@
                 <w:noProof/>
                 <w:webHidden/>
               </w:rPr>
-              <w:instrText xml:space="preserve"> PAGEREF _Toc241420451 \h </w:instrText>
+              <w:instrText xml:space="preserve"> PAGEREF _Toc241588833 \h </w:instrText>
             </w:r>
             <w:r>
               <w:rPr>
@@ -499,7 +499,7 @@
               <w:sz w:val="24"/>
             </w:rPr>
           </w:pPr>
-          <w:hyperlink w:anchor="_Toc241420452" w:history="1">
+          <w:hyperlink w:anchor="_Toc241588834" w:history="1">
             <w:r>
               <w:rPr>
                 <w:rStyle w:val="Hyperlink"/>
@@ -526,7 +526,7 @@
                 <w:noProof/>
                 <w:webHidden/>
               </w:rPr>
-              <w:instrText xml:space="preserve"> PAGEREF _Toc241420452 \h </w:instrText>
+              <w:instrText xml:space="preserve"> PAGEREF _Toc241588834 \h </w:instrText>
             </w:r>
             <w:r>
               <w:rPr>
@@ -569,7 +569,7 @@
               <w:sz w:val="24"/>
             </w:rPr>
           </w:pPr>
-          <w:hyperlink w:anchor="_Toc241420453" w:history="1">
+          <w:hyperlink w:anchor="_Toc241588835" w:history="1">
             <w:r>
               <w:rPr>
                 <w:rStyle w:val="Hyperlink"/>
@@ -596,7 +596,7 @@
                 <w:noProof/>
                 <w:webHidden/>
               </w:rPr>
-              <w:instrText xml:space="preserve"> PAGEREF _Toc241420453 \h </w:instrText>
+              <w:instrText xml:space="preserve"> PAGEREF _Toc241588835 \h </w:instrText>
             </w:r>
             <w:r>
               <w:rPr>
@@ -639,14 +639,13 @@
               <w:sz w:val="24"/>
             </w:rPr>
           </w:pPr>
-          <w:hyperlink w:anchor="_Toc241420454" w:history="1">
+          <w:hyperlink w:anchor="_Toc241588836" w:history="1">
             <w:r>
               <w:rPr>
                 <w:rStyle w:val="Hyperlink"/>
-                <w:rFonts w:cs="Times New Roman"/>
-                <w:noProof/>
-              </w:rPr>
-              <w:t>3.0 Conclusions and Recommendations</w:t>
+                <w:noProof/>
+              </w:rPr>
+              <w:t>2.3 Case Study: Tesla Innovation Speed and the Safety Principle</w:t>
             </w:r>
             <w:r>
               <w:rPr>
@@ -667,7 +666,7 @@
                 <w:noProof/>
                 <w:webHidden/>
               </w:rPr>
-              <w:instrText xml:space="preserve"> PAGEREF _Toc241420454 \h </w:instrText>
+              <w:instrText xml:space="preserve"> PAGEREF _Toc241588836 \h </w:instrText>
             </w:r>
             <w:r>
               <w:rPr>
@@ -710,14 +709,13 @@
               <w:sz w:val="24"/>
             </w:rPr>
           </w:pPr>
-          <w:hyperlink w:anchor="_Toc241420455" w:history="1">
+          <w:hyperlink w:anchor="_Toc241588837" w:history="1">
             <w:r>
               <w:rPr>
                 <w:rStyle w:val="Hyperlink"/>
-                <w:rFonts w:cs="Times New Roman"/>
-                <w:noProof/>
-              </w:rPr>
-              <w:t>Acknowledgement</w:t>
+                <w:noProof/>
+              </w:rPr>
+              <w:t>2.4 Case Study: Meta Privacy Protection and “Ethics Washing”</w:t>
             </w:r>
             <w:r>
               <w:rPr>
@@ -738,7 +736,7 @@
                 <w:noProof/>
                 <w:webHidden/>
               </w:rPr>
-              <w:instrText xml:space="preserve"> PAGEREF _Toc241420455 \h </w:instrText>
+              <w:instrText xml:space="preserve"> PAGEREF _Toc241588837 \h </w:instrText>
             </w:r>
             <w:r>
               <w:rPr>
@@ -758,7 +756,7 @@
                 <w:noProof/>
                 <w:webHidden/>
               </w:rPr>
-              <w:t>7</w:t>
+              <w:t>8</w:t>
             </w:r>
             <w:r>
               <w:rPr>
@@ -781,13 +779,225 @@
               <w:sz w:val="24"/>
             </w:rPr>
           </w:pPr>
-          <w:hyperlink w:anchor="_Toc241420456" w:history="1">
+          <w:hyperlink w:anchor="_Toc241588838" w:history="1">
+            <w:r>
+              <w:rPr>
+                <w:rStyle w:val="Hyperlink"/>
+                <w:noProof/>
+              </w:rPr>
+              <w:t>2.5 Case Study: X (Twitter) Content Moderation and Accountability</w:t>
+            </w:r>
+            <w:r>
+              <w:rPr>
+                <w:noProof/>
+                <w:webHidden/>
+              </w:rPr>
+              <w:tab/>
+            </w:r>
+            <w:r>
+              <w:rPr>
+                <w:noProof/>
+                <w:webHidden/>
+              </w:rPr>
+              <w:fldChar w:fldCharType="begin"/>
+            </w:r>
+            <w:r>
+              <w:rPr>
+                <w:noProof/>
+                <w:webHidden/>
+              </w:rPr>
+              <w:instrText xml:space="preserve"> PAGEREF _Toc241588838 \h </w:instrText>
+            </w:r>
+            <w:r>
+              <w:rPr>
+                <w:noProof/>
+                <w:webHidden/>
+              </w:rPr>
+            </w:r>
+            <w:r>
+              <w:rPr>
+                <w:noProof/>
+                <w:webHidden/>
+              </w:rPr>
+              <w:fldChar w:fldCharType="separate"/>
+            </w:r>
+            <w:r>
+              <w:rPr>
+                <w:noProof/>
+                <w:webHidden/>
+              </w:rPr>
+              <w:t>8</w:t>
+            </w:r>
+            <w:r>
+              <w:rPr>
+                <w:noProof/>
+                <w:webHidden/>
+              </w:rPr>
+              <w:fldChar w:fldCharType="end"/>
+            </w:r>
+          </w:hyperlink>
+        </w:p>
+        <w:p>
+          <w:pPr>
+            <w:pStyle w:val="TOC1"/>
+            <w:tabs>
+              <w:tab w:val="right" w:leader="dot" w:pos="9016"/>
+            </w:tabs>
+            <w:rPr>
+              <w:rFonts w:asciiTheme="minorHAnsi" w:hAnsiTheme="minorHAnsi"/>
+              <w:noProof/>
+              <w:sz w:val="24"/>
+            </w:rPr>
+          </w:pPr>
+          <w:hyperlink w:anchor="_Toc241588839" w:history="1">
             <w:r>
               <w:rPr>
                 <w:rStyle w:val="Hyperlink"/>
                 <w:rFonts w:cs="Times New Roman"/>
                 <w:noProof/>
               </w:rPr>
+              <w:t>3.0 Conclusions and Recommendations</w:t>
+            </w:r>
+            <w:r>
+              <w:rPr>
+                <w:noProof/>
+                <w:webHidden/>
+              </w:rPr>
+              <w:tab/>
+            </w:r>
+            <w:r>
+              <w:rPr>
+                <w:noProof/>
+                <w:webHidden/>
+              </w:rPr>
+              <w:fldChar w:fldCharType="begin"/>
+            </w:r>
+            <w:r>
+              <w:rPr>
+                <w:noProof/>
+                <w:webHidden/>
+              </w:rPr>
+              <w:instrText xml:space="preserve"> PAGEREF _Toc241588839 \h </w:instrText>
+            </w:r>
+            <w:r>
+              <w:rPr>
+                <w:noProof/>
+                <w:webHidden/>
+              </w:rPr>
+            </w:r>
+            <w:r>
+              <w:rPr>
+                <w:noProof/>
+                <w:webHidden/>
+              </w:rPr>
+              <w:fldChar w:fldCharType="separate"/>
+            </w:r>
+            <w:r>
+              <w:rPr>
+                <w:noProof/>
+                <w:webHidden/>
+              </w:rPr>
+              <w:t>8</w:t>
+            </w:r>
+            <w:r>
+              <w:rPr>
+                <w:noProof/>
+                <w:webHidden/>
+              </w:rPr>
+              <w:fldChar w:fldCharType="end"/>
+            </w:r>
+          </w:hyperlink>
+        </w:p>
+        <w:p>
+          <w:pPr>
+            <w:pStyle w:val="TOC1"/>
+            <w:tabs>
+              <w:tab w:val="right" w:leader="dot" w:pos="9016"/>
+            </w:tabs>
+            <w:rPr>
+              <w:rFonts w:asciiTheme="minorHAnsi" w:hAnsiTheme="minorHAnsi"/>
+              <w:noProof/>
+              <w:sz w:val="24"/>
+            </w:rPr>
+          </w:pPr>
+          <w:hyperlink w:anchor="_Toc241588840" w:history="1">
+            <w:r>
+              <w:rPr>
+                <w:rStyle w:val="Hyperlink"/>
+                <w:rFonts w:cs="Times New Roman"/>
+                <w:noProof/>
+              </w:rPr>
+              <w:t>Acknowledgement</w:t>
+            </w:r>
+            <w:r>
+              <w:rPr>
+                <w:noProof/>
+                <w:webHidden/>
+              </w:rPr>
+              <w:tab/>
+            </w:r>
+            <w:r>
+              <w:rPr>
+                <w:noProof/>
+                <w:webHidden/>
+              </w:rPr>
+              <w:fldChar w:fldCharType="begin"/>
+            </w:r>
+            <w:r>
+              <w:rPr>
+                <w:noProof/>
+                <w:webHidden/>
+              </w:rPr>
+              <w:instrText xml:space="preserve"> PAGEREF _Toc241588840 \h </w:instrText>
+            </w:r>
+            <w:r>
+              <w:rPr>
+                <w:noProof/>
+                <w:webHidden/>
+              </w:rPr>
+            </w:r>
+            <w:r>
+              <w:rPr>
+                <w:noProof/>
+                <w:webHidden/>
+              </w:rPr>
+              <w:fldChar w:fldCharType="separate"/>
+            </w:r>
+            <w:r>
+              <w:rPr>
+                <w:noProof/>
+                <w:webHidden/>
+              </w:rPr>
+              <w:t>8</w:t>
+            </w:r>
+            <w:r>
+              <w:rPr>
+                <w:noProof/>
+                <w:webHidden/>
+              </w:rPr>
+              <w:fldChar w:fldCharType="end"/>
+            </w:r>
+          </w:hyperlink>
+        </w:p>
+        <w:p>
+          <w:pPr>
+            <w:pStyle w:val="TOC1"/>
+            <w:tabs>
+              <w:tab w:val="right" w:leader="dot" w:pos="9016"/>
+            </w:tabs>
+            <w:rPr>
+              <w:rFonts w:asciiTheme="minorHAnsi" w:hAnsiTheme="minorHAnsi"/>
+              <w:noProof/>
+              <w:sz w:val="24"/>
+            </w:rPr>
+          </w:pPr>
+          <w:hyperlink w:anchor="_Toc241588841" w:history="1">
+            <w:r>
+              <w:rPr>
+                <w:rStyle w:val="Hyperlink"/>
+                <w:rFonts w:cs="Times New Roman"/>
+                <w:noProof/>
+              </w:rPr>
               <w:t>References</w:t>
             </w:r>
             <w:r>
@@ -809,7 +1019,7 @@
                 <w:noProof/>
                 <w:webHidden/>
               </w:rPr>
-              <w:instrText xml:space="preserve"> PAGEREF _Toc241420456 \h </w:instrText>
+              <w:instrText xml:space="preserve"> PAGEREF _Toc241588841 \h </w:instrText>
             </w:r>
             <w:r>
               <w:rPr>
@@ -829,7 +1039,7 @@
                 <w:noProof/>
                 <w:webHidden/>
               </w:rPr>
-              <w:t>7</w:t>
+              <w:t>8</w:t>
             </w:r>
             <w:r>
               <w:rPr>
@@ -1003,7 +1213,7 @@
           <w:rFonts w:cs="Times New Roman"/>
         </w:rPr>
       </w:pPr>
-      <w:bookmarkStart w:id="0" w:name="_Toc241420449"/>
+      <w:bookmarkStart w:id="0" w:name="_Toc241588831"/>
       <w:r>
         <w:rPr>
           <w:rFonts w:cs="Times New Roman"/>
@@ -1162,7 +1372,7 @@
           <w:rFonts w:cs="Times New Roman"/>
         </w:rPr>
       </w:pPr>
-      <w:bookmarkStart w:id="1" w:name="_Toc241420450"/>
+      <w:bookmarkStart w:id="1" w:name="_Toc241588832"/>
       <w:r>
         <w:rPr>
           <w:rFonts w:cs="Times New Roman"/>
@@ -1189,45 +1399,125 @@
           <w:rFonts w:cs="Times New Roman"/>
           <w:szCs w:val="28"/>
         </w:rPr>
-        <w:t>As AI systems have rapidly spread across sectors like transport, social media, and consumer tech, a new set of ethical codes has emerged alongside to regulate their creation and usage. Dozens of national and supranational governments, industry associations, etc., have published such guidelines since 2016 (Jobin et al., 2019). The AI Ethics Principles are voluntary guidelines that outline 8 guiding principles to ensure the design, development and application of AI in Australia serve human, societal and environmental wellbeing, human centred values, fairness, protection of privacy and security, reliability and safety, transparency and explainability, contestability and accountability (Australian Government, 2019). In October 2025, the Australian Government released its Guidance for AI Adoption – a document that operationalises the eight principles as six practical governance practices: Decide who is accountable, Understand impacts and plan accordingly, Measure and manage risks, Share essential information, Test and monitor, Maintain human control (Australian Government, 2025). Malaysia's National Guidelines on AI Governance and Ethics (AIGE) also focus on governance structures, risk classification and inclusivity, highlighting a wider regional trend toward more principle-based approaches to AI governance in the Asia-Pacific region, as opposed to a legislative approach (MOSTI, 2024).</w:t>
-      </w:r>
-    </w:p>
-    <w:p>
-      <w:pPr>
+        <w:t xml:space="preserve">As AI systems have rapidly spread across sectors like transport, social media, and consumer tech, a new set of ethical codes has emerged alongside to regulate their creation and usage. Dozens of national and supranational governments, industry associations, etc., have published such guidelines since 2016 (Jobin et al., 2019). The AI Ethics Principles are voluntary guidelines that outline 8 guiding principles to ensure the design, development and application of AI in Australia serve human, societal and environmental wellbeing, human centred values, fairness, protection of privacy and security, reliability and safety, transparency and explainability, contestability and accountability (Australian Government, 2019). In October 2025, the Australian Government released its Guidance for AI Adoption – a document that operationalises the eight principles as six practical governance practices: Decide who is accountable, </w:t>
+      </w:r>
+      <w:proofErr w:type="gramStart"/>
+      <w:r>
         <w:rPr>
           <w:rFonts w:cs="Times New Roman"/>
           <w:szCs w:val="28"/>
         </w:rPr>
-      </w:pPr>
+        <w:t>Understand</w:t>
+      </w:r>
+      <w:proofErr w:type="gramEnd"/>
       <w:r>
         <w:rPr>
           <w:rFonts w:cs="Times New Roman"/>
           <w:szCs w:val="28"/>
         </w:rPr>
-        <w:t xml:space="preserve">Yet, although there is a wealth of guidance, Hagendorff (2020) conducted a semi-systematic review of 22 major AI ethics guidelines and found that ethics guidelines lack any real mechanism to enforce compliance with them, that they place disproportionate emphasis on aspects of AI amenable to technical fixes such as privacy and fairness, and that there was no statistically significant difference between the ethics of software engineers who had read a professional code of ethics and those who had not (McNamara et al., 2018, as cited in Hagendorff, 2020). The key question raised by this report is the practical one of </w:t>
-      </w:r>
+        <w:t xml:space="preserve"> impacts and plan accordingly, Measure and manage risks, </w:t>
+      </w:r>
+      <w:proofErr w:type="gramStart"/>
       <w:r>
         <w:rPr>
           <w:rFonts w:cs="Times New Roman"/>
           <w:szCs w:val="28"/>
         </w:rPr>
+        <w:t>Share</w:t>
+      </w:r>
+      <w:proofErr w:type="gramEnd"/>
+      <w:r>
+        <w:rPr>
+          <w:rFonts w:cs="Times New Roman"/>
+          <w:szCs w:val="28"/>
+        </w:rPr>
+        <w:t xml:space="preserve"> essential information, Test and monitor, Maintain human control (Australian Government, 2025). Malaysia's National Guidelines on AI Governance and Ethics (AIGE) also focus on governance structures, risk classification and inclusivity, highlighting a wider regional trend toward more principle-based approaches to AI governance in the Asia-Pacific region, as opposed to a legislative approach (MOSTI, 2024).</w:t>
+      </w:r>
+    </w:p>
+    <w:p>
+      <w:pPr>
+        <w:rPr>
+          <w:rFonts w:cs="Times New Roman"/>
+          <w:szCs w:val="28"/>
+        </w:rPr>
+      </w:pPr>
+      <w:r>
+        <w:rPr>
+          <w:rFonts w:cs="Times New Roman"/>
+          <w:szCs w:val="28"/>
+        </w:rPr>
+        <w:t xml:space="preserve">Yet, although there is a wealth of guidance, </w:t>
+      </w:r>
+      <w:proofErr w:type="spellStart"/>
+      <w:r>
+        <w:rPr>
+          <w:rFonts w:cs="Times New Roman"/>
+          <w:szCs w:val="28"/>
+        </w:rPr>
+        <w:t>Hagendorff</w:t>
+      </w:r>
+      <w:proofErr w:type="spellEnd"/>
+      <w:r>
+        <w:rPr>
+          <w:rFonts w:cs="Times New Roman"/>
+          <w:szCs w:val="28"/>
+        </w:rPr>
+        <w:t xml:space="preserve"> (2020) conducted a semi-systematic review of 22 major AI ethics guidelines and found that ethics guidelines lack any real mechanism to enforce compliance with them, that they place disproportionate emphasis on aspects of AI amenable to technical fixes such as privacy and fairness, and that there was no statistically significant difference between the ethics of software engineers who had read a professional </w:t>
+      </w:r>
+      <w:r>
+        <w:rPr>
+          <w:rFonts w:cs="Times New Roman"/>
+          <w:szCs w:val="28"/>
+        </w:rPr>
         <w:lastRenderedPageBreak/>
-        <w:t>whether there is a structural conflict between AI ethics guidelines and the business goals of AI systems' deployers, and if so, how do voluntary guidelines miss to address such a conflict?</w:t>
-      </w:r>
-    </w:p>
-    <w:p>
-      <w:pPr>
+        <w:t xml:space="preserve">code of ethics and those who had not (McNamara et al., 2018, as cited in </w:t>
+      </w:r>
+      <w:proofErr w:type="spellStart"/>
+      <w:r>
         <w:rPr>
           <w:rFonts w:cs="Times New Roman"/>
           <w:szCs w:val="28"/>
         </w:rPr>
-      </w:pPr>
+        <w:t>Hagendorff</w:t>
+      </w:r>
+      <w:proofErr w:type="spellEnd"/>
       <w:r>
         <w:rPr>
           <w:rFonts w:cs="Times New Roman"/>
           <w:szCs w:val="28"/>
         </w:rPr>
-        <w:t>The methodology used in the report is a case study to answer this question. Four companies were chosen because each has faced documented regulatory scrutiny, peer-reviewed academic research, or credible investigative reporting for an ethical wrongdoing involving artificial intelligence, and because they represent four different industries: gig-economy platforms, autonomous transport, social media data practices and content moderation. Sources are drawn from three types: primary regulatory documents (e.g. NHTSA investigation documents, FTC settlement documents), peer-reviewed academic papers about algorithmic management and AI ethics, and reports from trusted independent research groups, like the Center for Countering Digital Hate. Company-published data, like Uber's transparency reports, are included but are treated as a claim which would need to be verified against evidence, not a data source. This report identifies the specific principle in Australia and Malaysia that was implicated for each case, and quantifies, if possible, the scope of the harm and the business's response. The report does not make any attempt to carry out a comprehensive meta-analysis of other proposed world-wide guidelines for AI and does not consider particularly the other question of AI safety in military or existential-risk contexts.</w:t>
+        <w:t>, 2020). The key question raised by this report is the practical one of whether there is a structural conflict between AI ethics guidelines and the business goals of AI systems' deployers, and if so, how do voluntary guidelines miss to address such a conflict?</w:t>
+      </w:r>
+    </w:p>
+    <w:p>
+      <w:pPr>
+        <w:rPr>
+          <w:rFonts w:cs="Times New Roman"/>
+          <w:szCs w:val="28"/>
+        </w:rPr>
+      </w:pPr>
+      <w:r>
+        <w:rPr>
+          <w:rFonts w:cs="Times New Roman"/>
+          <w:szCs w:val="28"/>
+        </w:rPr>
+        <w:t xml:space="preserve">The methodology used in the report is a case study to answer this question. Four companies were chosen because each has faced documented regulatory scrutiny, peer-reviewed academic research, or credible investigative reporting for an ethical wrongdoing involving artificial intelligence, and because they represent four different industries: gig-economy platforms, autonomous transport, social media data practices and content moderation. Sources are drawn from three types: primary regulatory documents (e.g. NHTSA investigation documents, FTC settlement documents), peer-reviewed academic papers about algorithmic management and AI ethics, and reports from trusted independent research groups, like the </w:t>
+      </w:r>
+      <w:proofErr w:type="spellStart"/>
+      <w:r>
+        <w:rPr>
+          <w:rFonts w:cs="Times New Roman"/>
+          <w:szCs w:val="28"/>
+        </w:rPr>
+        <w:t>Center</w:t>
+      </w:r>
+      <w:proofErr w:type="spellEnd"/>
+      <w:r>
+        <w:rPr>
+          <w:rFonts w:cs="Times New Roman"/>
+          <w:szCs w:val="28"/>
+        </w:rPr>
+        <w:t xml:space="preserve"> for Countering Digital Hate. Company-published data, like Uber's transparency reports, are included but are treated as a claim which would need to be verified against evidence, not a data source. This report identifies the specific principle in Australia and Malaysia that was implicated for each case, and quantifies, if possible, the scope of the harm and the business's response. The report does not make any attempt to carry out a comprehensive meta-analysis of other proposed world-wide guidelines for AI and does not consider particularly the other question of AI safety in military or existential-risk contexts.</w:t>
       </w:r>
     </w:p>
     <w:p>
@@ -1244,7 +1534,7 @@
           <w:rFonts w:cs="Times New Roman"/>
         </w:rPr>
       </w:pPr>
-      <w:bookmarkStart w:id="2" w:name="_Toc241420451"/>
+      <w:bookmarkStart w:id="2" w:name="_Toc241588833"/>
       <w:r>
         <w:rPr>
           <w:rFonts w:cs="Times New Roman"/>
@@ -1263,7 +1553,7 @@
       <w:pPr>
         <w:pStyle w:val="Heading1"/>
       </w:pPr>
-      <w:bookmarkStart w:id="3" w:name="_Toc241420452"/>
+      <w:bookmarkStart w:id="3" w:name="_Toc241588834"/>
       <w:r>
         <w:t>2.1 What is Causing This? The Stumbling Blocks to Adopting AI Ethics Guidelines</w:t>
       </w:r>
@@ -1271,11 +1561,35 @@
     </w:p>
     <w:p>
       <w:r>
-        <w:t xml:space="preserve">All ethics guidelines have a structural weakness: there is no enforcement mechanism and they're aspirational. Hagendorff (2020) contends that ethics "lacks mechanisms to reinforce its own normative claims", and that this is one reason why it is attractive to industry as it precludes binding laws but can enable companies to advertise their ethical commitments. Similarly, Résseguier and Rodrigues (2020) make a related argument, describing AI ethics guidelines as "particularly prone to manipulation, especially by industry actors" — what they and others term "ethics washing" — since a guideline that only produces </w:t>
+        <w:t xml:space="preserve">All ethics guidelines have a structural weakness: there is no enforcement mechanism and they're aspirational. </w:t>
+      </w:r>
+      <w:proofErr w:type="spellStart"/>
+      <w:r>
+        <w:t>Hagendorff</w:t>
+      </w:r>
+      <w:proofErr w:type="spellEnd"/>
+      <w:r>
+        <w:t xml:space="preserve"> (2020) contends that ethics "lacks mechanisms to reinforce its own normative claims", and that this is one reason why it is attractive to industry as it precludes binding laws but can enable companies to advertise their ethical commitments. Similarly, </w:t>
+      </w:r>
+      <w:proofErr w:type="spellStart"/>
+      <w:r>
+        <w:t>Résseguier</w:t>
+      </w:r>
+      <w:proofErr w:type="spellEnd"/>
+      <w:r>
+        <w:t xml:space="preserve"> and Rodrigues (2020) make a related argument, describing AI ethics guidelines as </w:t>
       </w:r>
       <w:r>
         <w:lastRenderedPageBreak/>
-        <w:t xml:space="preserve">principles, without any mechanism to enforce them, functions as a substitute for regulation rather than a genuine ethical practice (p. 1). Eleven overarching principles were identified in the systematic review by Jobin et al. (2019) of 84 guidelines from around the world, which showed a strong convergence of principles such as transparency, justice/fairness and responsibility, which can be addressed through technical and/or auditable fixes, but principles such as human autonomy or the distribution of the social and ecological costs of AI are addressed far less often. Hagendorff (2020) came to a similar conclusion drawing on a review of 22 guidelines. The pattern is important for the business-ethics tension, because it means that guidelines come together exactly at the point where companies can quite easily argue that they </w:t>
+        <w:t xml:space="preserve">"particularly prone to manipulation, especially by industry actors" — what they and others term "ethics washing" — since a guideline that only produces principles, without any mechanism to enforce them, functions as a substitute for regulation rather than a genuine ethical practice (p. 1). Eleven overarching principles were identified in the systematic review by Jobin et al. (2019) of 84 guidelines from around the world, which showed a strong convergence of principles such as transparency, justice/fairness and responsibility, which can be addressed through technical and/or auditable fixes, but principles such as human autonomy or the distribution of the social and ecological costs of AI are addressed far less often. </w:t>
+      </w:r>
+      <w:proofErr w:type="spellStart"/>
+      <w:r>
+        <w:t>Hagendorff</w:t>
+      </w:r>
+      <w:proofErr w:type="spellEnd"/>
+      <w:r>
+        <w:t xml:space="preserve"> (2020) came to a similar conclusion drawing on a review of 22 guidelines. The pattern is important for the business-ethics tension, because it means that guidelines come together exactly at the point where companies can quite easily argue that they </w:t>
       </w:r>
       <w:r>
         <w:t>fulfil</w:t>
@@ -1556,7 +1870,7 @@
       <w:pPr>
         <w:pStyle w:val="Heading1"/>
       </w:pPr>
-      <w:bookmarkStart w:id="4" w:name="_Toc241420453"/>
+      <w:bookmarkStart w:id="4" w:name="_Toc241588835"/>
       <w:r>
         <w:t>2.2 Case Study: Uber Algorithmic Management and Contestability</w:t>
       </w:r>
@@ -1564,42 +1878,71 @@
     </w:p>
     <w:p>
       <w:r>
-        <w:t xml:space="preserve">Uber has about 3 million drivers in its algorithms and can shut down driver accounts with no human intervention. It can adjust prices dynamically based on demand (Kellogg et al., 2020). ACRE, the Action Center on Race and the Economy, and Rideshare Drivers United surveyed 727 rideshare drivers who </w:t>
+        <w:t xml:space="preserve">Uber has about 3 million drivers in its algorithms and can shut down driver accounts with no human intervention. It can adjust prices dynamically based on </w:t>
       </w:r>
       <w:r>
         <w:lastRenderedPageBreak/>
-        <w:t>had been deactivated in the US in the past five years. It found that 85% of those deactivated had no prior warning and that around two thirds then fell into arrears on their bills. 15% of those deactivated did not even receive a reason, with some of the drivers saying they were evicted or even homeless because of it (ACRE Campaigns, 2025). Studies of “algorithmic control” in academia have shown that such systems tend to have a structurally low level of transparency in their performance, and workers perceive decisions made by algorithms to be less fair and less trustworthy than those made by their human manager (Crama et al., 2023; Kellogg et al., 2020). This approach is so bad that it uses a chatbot rather than a timely and meaningful mechanism for contesting a decision made by an AI, as required by Australia’s contestability principle. Uber itself claims that “humans are in the loop” of its deactivation process (Uber, 2026), but scholarship on algorithmic control outside the company is doubtful of this assertion, as drivers have no way of knowing whether a human ever actually reviewed their case (Kellogg et al., 2020). From a business perspective, algorithmic deactivation lowers the cost of labour management and is scalable for a platform with 3 million drivers. From an ethical point of view, algorithmic deactivation does not affect the platform, but the driver – this is the asymmetry that the contestability principle tried to fix.</w:t>
+        <w:t xml:space="preserve">demand (Kellogg et al., 2020). ACRE, the Action </w:t>
+      </w:r>
+      <w:proofErr w:type="spellStart"/>
+      <w:r>
+        <w:t>Center</w:t>
+      </w:r>
+      <w:proofErr w:type="spellEnd"/>
+      <w:r>
+        <w:t xml:space="preserve"> on Race and the Economy, and Rideshare Drivers United surveyed 727 rideshare drivers who had been deactivated in the US in the past five years. It found that 85% of those deactivated had no </w:t>
+      </w:r>
+      <w:proofErr w:type="gramStart"/>
+      <w:r>
+        <w:t>prior warning</w:t>
+      </w:r>
+      <w:proofErr w:type="gramEnd"/>
+      <w:r>
+        <w:t xml:space="preserve"> and that around two thirds then fell into arrears on their bills. 15% of those deactivated did not even receive a reason, with some of the drivers saying they were evicted or even homeless because of it (ACRE Campaigns, 2025). Studies of “algorithmic control” in academia have shown that such systems tend to have a structurally low level of transparency in their performance, and workers perceive decisions made by algorithms to be less fair and less trustworthy than those made by their human manager (</w:t>
+      </w:r>
+      <w:proofErr w:type="spellStart"/>
+      <w:r>
+        <w:t>Crama</w:t>
+      </w:r>
+      <w:proofErr w:type="spellEnd"/>
+      <w:r>
+        <w:t xml:space="preserve"> et al., 2023; Kellogg et al., 2020). This approach is so bad that it uses a chatbot rather than a timely and meaningful mechanism for contesting a decision made by an AI, as required by Australia’s contestability principle. Uber itself claims that “humans are in the loop” of its deactivation process (Uber, 2026), but scholarship on algorithmic control outside the company is doubtful of this assertion, as drivers have no way of knowing whether a human ever actually reviewed their case (Kellogg et al., 2020). From a business perspective, algorithmic deactivation lowers the cost of labour management and is scalable for a platform with 3 million drivers. From an ethical point of view, algorithmic deactivation does not affect the platform, but the driver – this is the asymmetry that the contestability principle tried to fix.</w:t>
       </w:r>
     </w:p>
     <w:p>
       <w:pPr>
         <w:pStyle w:val="Heading1"/>
       </w:pPr>
+      <w:bookmarkStart w:id="5" w:name="_Toc241588836"/>
       <w:r>
         <w:t>2.3 Case Study: Tesla Innovation Speed and the Safety Principle</w:t>
       </w:r>
-    </w:p>
-    <w:p>
-      <w:r>
-        <w:t xml:space="preserve">Tesla's Autopilot and Full Self-Driving (FSD) systems illustrate the tension between innovation speed and the reliability-and-safety principle. A three-year investigation by the U.S. National Highway Traffic Safety Administration (NHTSA), concluded in April 2024, examined 956 crashes involving Tesla vehicles operating on Autopilot between January 2018 and August 2023 and identified 29 associated deaths; a more targeted analysis found a “critical safety gap” contributing to 467 of those collisions, including 13 fatal crashes (NHTSA, 2024). NHTSA concluded that Autopilot's design “led to foreseeable misuse and avoidable crashes” because it did not sufficiently ensure driver attention. Tesla issued a voluntary recall covering approximately two million vehicles in December 2023 via an over-the-air software update, after which NHTSA opened a further inquiry into whether the update adequately addressed the underlying defect. Tesla continued marketing Autopilot and FSD as increasingly autonomous during this period, prioritising the pace of feature </w:t>
+      <w:bookmarkEnd w:id="5"/>
+    </w:p>
+    <w:p>
+      <w:r>
+        <w:t xml:space="preserve">Tesla's Autopilot and Full Self-Driving (FSD) systems illustrate the tension between innovation speed and the reliability-and-safety principle. A three-year investigation by the U.S. National Highway Traffic Safety Administration (NHTSA), concluded in April 2024, examined 956 crashes involving Tesla vehicles operating on Autopilot between January 2018 and August 2023 and identified 29 associated deaths; a more targeted analysis found a “critical safety gap” contributing to 467 of those collisions, including 13 fatal crashes (NHTSA, 2024). NHTSA concluded that Autopilot's design “led to foreseeable misuse and avoidable crashes” because it did not sufficiently ensure driver attention. Tesla issued a voluntary recall covering approximately two million vehicles in December 2023 via an over-the-air software update, after which NHTSA opened a further inquiry into whether the update adequately addressed </w:t>
       </w:r>
       <w:r>
         <w:lastRenderedPageBreak/>
-        <w:t>rollout and market leadership in autonomous driving over the cautious, staged validation that a strict reading of the safety principle would require. This case also illustrates a subtler dimension of the safety principle: Tesla's own published safety statistics compare its crash rate to national averages using a different denominator methodology than NHTSA's official Crash Report Sampling System, making independent verification difficult (Tesla, 2026). This demonstrates that reliability and safety, though explicitly named in Australia's framework and echoed in Malaysia's compliance-oriented guidelines, can be systematically outpaced by a company's commercial incentive to be first to market with an advanced driver-assistance feature, and further undermined when the company that benefits commercially also controls the primary safety dataset.</w:t>
+        <w:t>the underlying defect. Tesla continued marketing Autopilot and FSD as increasingly autonomous during this period, prioritising the pace of feature rollout and market leadership in autonomous driving over the cautious, staged validation that a strict reading of the safety principle would require. This case also illustrates a subtler dimension of the safety principle: Tesla's own published safety statistics compare its crash rate to national averages using a different denominator methodology than NHTSA's official Crash Report Sampling System, making independent verification difficult (Tesla, 2026). This demonstrates that reliability and safety, though explicitly named in Australia's framework and echoed in Malaysia's compliance-oriented guidelines, can be systematically outpaced by a company's commercial incentive to be first to market with an advanced driver-assistance feature, and further undermined when the company that benefits commercially also controls the primary safety dataset.</w:t>
       </w:r>
     </w:p>
     <w:p>
       <w:pPr>
         <w:pStyle w:val="Heading1"/>
       </w:pPr>
+      <w:bookmarkStart w:id="6" w:name="_Toc241588837"/>
       <w:r>
         <w:t>2.4 Case Study: Meta Privacy Protection and “Ethics Washing”</w:t>
       </w:r>
+      <w:bookmarkEnd w:id="6"/>
     </w:p>
     <w:p>
       <w:pPr>
         <w:pStyle w:val="Heading1"/>
       </w:pPr>
+      <w:bookmarkStart w:id="7" w:name="_Toc241588838"/>
       <w:r>
         <w:t>2.5 Case Study: X (Twitter</w:t>
       </w:r>
@@ -1609,6 +1952,7 @@
       <w:r>
         <w:t>Content Moderation and Accountability</w:t>
       </w:r>
+      <w:bookmarkEnd w:id="7"/>
     </w:p>
     <w:p>
       <w:pPr>
@@ -1617,7 +1961,7 @@
           <w:rFonts w:cs="Times New Roman"/>
         </w:rPr>
       </w:pPr>
-      <w:bookmarkStart w:id="5" w:name="_Toc241420454"/>
+      <w:bookmarkStart w:id="8" w:name="_Toc241588839"/>
       <w:r>
         <w:rPr>
           <w:rFonts w:cs="Times New Roman"/>
@@ -1630,7 +1974,7 @@
         </w:rPr>
         <w:t xml:space="preserve"> Conclusions and Recommendations</w:t>
       </w:r>
-      <w:bookmarkEnd w:id="5"/>
+      <w:bookmarkEnd w:id="8"/>
     </w:p>
     <w:p>
       <w:pPr>
@@ -1639,14 +1983,14 @@
           <w:rFonts w:cs="Times New Roman"/>
         </w:rPr>
       </w:pPr>
-      <w:bookmarkStart w:id="6" w:name="_Toc241420455"/>
+      <w:bookmarkStart w:id="9" w:name="_Toc241588840"/>
       <w:r>
         <w:rPr>
           <w:rFonts w:cs="Times New Roman"/>
         </w:rPr>
         <w:t>Acknowledgement</w:t>
       </w:r>
-      <w:bookmarkEnd w:id="6"/>
+      <w:bookmarkEnd w:id="9"/>
     </w:p>
     <w:p>
       <w:pPr>
@@ -1655,14 +1999,14 @@
           <w:rFonts w:cs="Times New Roman"/>
         </w:rPr>
       </w:pPr>
-      <w:bookmarkStart w:id="7" w:name="_Toc241420456"/>
+      <w:bookmarkStart w:id="10" w:name="_Toc241588841"/>
       <w:r>
         <w:rPr>
           <w:rFonts w:cs="Times New Roman"/>
         </w:rPr>
         <w:t>References</w:t>
       </w:r>
-      <w:bookmarkEnd w:id="7"/>
+      <w:bookmarkEnd w:id="10"/>
     </w:p>
     <w:p>
       <w:pPr>

--- a/COS30019 Assignment1.docx
+++ b/COS30019 Assignment1.docx
@@ -1399,197 +1399,153 @@
           <w:rFonts w:cs="Times New Roman"/>
           <w:szCs w:val="28"/>
         </w:rPr>
-        <w:t xml:space="preserve">As AI systems have rapidly spread across sectors like transport, social media, and consumer tech, a new set of ethical codes has emerged alongside to regulate their creation and usage. Dozens of national and supranational governments, industry associations, etc., have published such guidelines since 2016 (Jobin et al., 2019). The AI Ethics Principles are voluntary guidelines that outline 8 guiding principles to ensure the design, development and application of AI in Australia serve human, societal and environmental wellbeing, human centred values, fairness, protection of privacy and security, reliability and safety, transparency and explainability, contestability and accountability (Australian Government, 2019). In October 2025, the Australian Government released its Guidance for AI Adoption – a document that operationalises the eight principles as six practical governance practices: Decide who is accountable, </w:t>
-      </w:r>
-      <w:proofErr w:type="gramStart"/>
+        <w:t xml:space="preserve">As AI systems have rapidly spread across sectors like transport, social media, and consumer tech, a new set of ethical codes has emerged alongside to regulate their creation and usage. Dozens of national and supranational governments, industry associations, etc., have published such guidelines since 2016 (Jobin et al., 2019). The AI Ethics Principles are voluntary guidelines that outline 8 guiding principles to ensure the design, development and application of AI in Australia serve human, societal and environmental wellbeing, human centred values, fairness, protection of privacy and security, reliability and safety, transparency and explainability, contestability and accountability (Australian Government, 2019). In October 2025, the Australian Government released its Guidance for AI Adoption </w:t>
+      </w:r>
       <w:r>
         <w:rPr>
           <w:rFonts w:cs="Times New Roman"/>
           <w:szCs w:val="28"/>
         </w:rPr>
-        <w:t>Understand</w:t>
-      </w:r>
-      <w:proofErr w:type="gramEnd"/>
+        <w:t xml:space="preserve">which is </w:t>
+      </w:r>
       <w:r>
         <w:rPr>
           <w:rFonts w:cs="Times New Roman"/>
           <w:szCs w:val="28"/>
         </w:rPr>
-        <w:t xml:space="preserve"> impacts and plan accordingly, Measure and manage risks, </w:t>
-      </w:r>
-      <w:proofErr w:type="gramStart"/>
-      <w:r>
+        <w:t>a document that operationalises the eight principles as six practical governance practices: Decide who is accountable, Understand impacts and plan accordingly, Measure and manage risks, Share essential information, Test and monitor, Maintain human control (Australian Government, 2025). Malaysia's National Guidelines on AI Governance and Ethics (AIGE) also focus on governance structures, risk classification and inclusivity, highlighting a wider regional trend toward more principle-based approaches to AI governance in the Asia-Pacific region, as opposed to a legislative approach (MOSTI, 2024).</w:t>
+      </w:r>
+    </w:p>
+    <w:p>
+      <w:pPr>
         <w:rPr>
           <w:rFonts w:cs="Times New Roman"/>
           <w:szCs w:val="28"/>
         </w:rPr>
-        <w:t>Share</w:t>
-      </w:r>
-      <w:proofErr w:type="gramEnd"/>
+      </w:pPr>
       <w:r>
         <w:rPr>
           <w:rFonts w:cs="Times New Roman"/>
           <w:szCs w:val="28"/>
         </w:rPr>
-        <w:t xml:space="preserve"> essential information, Test and monitor, Maintain human control (Australian Government, 2025). Malaysia's National Guidelines on AI Governance and Ethics (AIGE) also focus on governance structures, risk classification and inclusivity, highlighting a wider regional trend toward more principle-based approaches to AI governance in the Asia-Pacific region, as opposed to a legislative approach (MOSTI, 2024).</w:t>
-      </w:r>
-    </w:p>
-    <w:p>
-      <w:pPr>
+        <w:t xml:space="preserve">Yet, although there is a wealth of guidance, Hagendorff (2020) conducted a semi-systematic review of 22 major AI ethics guidelines and found that ethics guidelines lack any real mechanism to enforce compliance with them, that they place disproportionate emphasis on aspects of AI amenable to technical fixes such as privacy and fairness, and that there was no statistically significant difference between the ethics of software engineers who had read a professional </w:t>
+      </w:r>
+      <w:r>
         <w:rPr>
           <w:rFonts w:cs="Times New Roman"/>
           <w:szCs w:val="28"/>
         </w:rPr>
-      </w:pPr>
-      <w:r>
+        <w:lastRenderedPageBreak/>
+        <w:t>code of ethics and those who had not (McNamara et al., 2018, as cited in Hagendorff, 2020). The key question raised by this report is the practical one of whether there is a structural conflict between AI ethics guidelines and the business goals of AI systems' deployers, and if so, how do voluntary guidelines miss to address such a conflict?</w:t>
+      </w:r>
+    </w:p>
+    <w:p>
+      <w:pPr>
         <w:rPr>
           <w:rFonts w:cs="Times New Roman"/>
           <w:szCs w:val="28"/>
         </w:rPr>
-        <w:t xml:space="preserve">Yet, although there is a wealth of guidance, </w:t>
-      </w:r>
-      <w:proofErr w:type="spellStart"/>
+      </w:pPr>
       <w:r>
         <w:rPr>
           <w:rFonts w:cs="Times New Roman"/>
           <w:szCs w:val="28"/>
         </w:rPr>
-        <w:t>Hagendorff</w:t>
-      </w:r>
-      <w:proofErr w:type="spellEnd"/>
+        <w:t xml:space="preserve">The methodology used in the report is a case study to answer this question. Four companies were chosen because each has faced documented regulatory scrutiny, peer-reviewed academic research, or credible investigative reporting for an ethical wrongdoing involving artificial intelligence, and because they represent four different industries: gig-economy platforms, autonomous transport, social media data practices and content moderation. Sources are drawn from three types: primary regulatory documents (e.g. NHTSA investigation documents, FTC settlement documents), peer-reviewed academic papers about algorithmic management and AI ethics, and reports from trusted independent research groups, like the </w:t>
+      </w:r>
       <w:r>
         <w:rPr>
           <w:rFonts w:cs="Times New Roman"/>
           <w:szCs w:val="28"/>
         </w:rPr>
-        <w:t xml:space="preserve"> (2020) conducted a semi-systematic review of 22 major AI ethics guidelines and found that ethics guidelines lack any real mechanism to enforce compliance with them, that they place disproportionate emphasis on aspects of AI amenable to technical fixes such as privacy and fairness, and that there was no statistically significant difference between the ethics of software engineers who had read a professional </w:t>
+        <w:t>Centre</w:t>
       </w:r>
       <w:r>
         <w:rPr>
           <w:rFonts w:cs="Times New Roman"/>
           <w:szCs w:val="28"/>
         </w:rPr>
+        <w:t xml:space="preserve"> for Countering Digital Hate. Company-published data, like Uber's transparency reports, are included but are treated as a claim which would need to be verified against evidence, not a data source. This report identifies the specific principle in Australia and Malaysia that was implicated for each case, and quantifies, if possible, the scope of the harm and the business's response. The report does not make any attempt to carry out a comprehensive meta-analysis of other proposed </w:t>
+      </w:r>
+      <w:r>
+        <w:rPr>
+          <w:rFonts w:cs="Times New Roman"/>
+          <w:szCs w:val="28"/>
+        </w:rPr>
+        <w:t>worldwide</w:t>
+      </w:r>
+      <w:r>
+        <w:rPr>
+          <w:rFonts w:cs="Times New Roman"/>
+          <w:szCs w:val="28"/>
+        </w:rPr>
+        <w:t xml:space="preserve"> guidelines for AI and does not consider the other question of AI safety in military or existential-risk contexts.</w:t>
+      </w:r>
+    </w:p>
+    <w:p>
+      <w:pPr>
+        <w:rPr>
+          <w:rFonts w:cs="Times New Roman"/>
+        </w:rPr>
+      </w:pPr>
+    </w:p>
+    <w:p>
+      <w:pPr>
+        <w:pStyle w:val="Heading1"/>
+        <w:rPr>
+          <w:rFonts w:cs="Times New Roman"/>
+        </w:rPr>
+      </w:pPr>
+      <w:bookmarkStart w:id="2" w:name="_Toc241588833"/>
+      <w:r>
+        <w:rPr>
+          <w:rFonts w:cs="Times New Roman"/>
+        </w:rPr>
+        <w:t>2.0</w:t>
+      </w:r>
+      <w:r>
+        <w:rPr>
+          <w:rFonts w:cs="Times New Roman"/>
+        </w:rPr>
+        <w:t xml:space="preserve"> Findings</w:t>
+      </w:r>
+      <w:bookmarkEnd w:id="2"/>
+    </w:p>
+    <w:p>
+      <w:pPr>
+        <w:pStyle w:val="Heading1"/>
+      </w:pPr>
+      <w:bookmarkStart w:id="3" w:name="_Toc241588834"/>
+      <w:r>
+        <w:t>2.1 What is Causing This? The Stumbling Blocks to Adopting AI Ethics Guidelines</w:t>
+      </w:r>
+      <w:bookmarkEnd w:id="3"/>
+    </w:p>
+    <w:p>
+      <w:r>
+        <w:t xml:space="preserve">All ethics guidelines have a structural weakness: there is no enforcement mechanism and they're aspirational. Hagendorff (2020) contends that ethics "lacks mechanisms to reinforce its own normative claims", and that this is one reason why it is attractive to industry as it precludes binding laws but can enable companies to advertise their ethical commitments. Similarly, Résseguier and Rodrigues (2020) make a related argument, describing AI ethics guidelines as </w:t>
+      </w:r>
+      <w:r>
         <w:lastRenderedPageBreak/>
-        <w:t xml:space="preserve">code of ethics and those who had not (McNamara et al., 2018, as cited in </w:t>
-      </w:r>
-      <w:proofErr w:type="spellStart"/>
-      <w:r>
-        <w:rPr>
-          <w:rFonts w:cs="Times New Roman"/>
-          <w:szCs w:val="28"/>
-        </w:rPr>
-        <w:t>Hagendorff</w:t>
-      </w:r>
-      <w:proofErr w:type="spellEnd"/>
-      <w:r>
-        <w:rPr>
-          <w:rFonts w:cs="Times New Roman"/>
-          <w:szCs w:val="28"/>
-        </w:rPr>
-        <w:t>, 2020). The key question raised by this report is the practical one of whether there is a structural conflict between AI ethics guidelines and the business goals of AI systems' deployers, and if so, how do voluntary guidelines miss to address such a conflict?</w:t>
-      </w:r>
-    </w:p>
-    <w:p>
-      <w:pPr>
-        <w:rPr>
-          <w:rFonts w:cs="Times New Roman"/>
-          <w:szCs w:val="28"/>
-        </w:rPr>
-      </w:pPr>
-      <w:r>
-        <w:rPr>
-          <w:rFonts w:cs="Times New Roman"/>
-          <w:szCs w:val="28"/>
-        </w:rPr>
-        <w:t xml:space="preserve">The methodology used in the report is a case study to answer this question. Four companies were chosen because each has faced documented regulatory scrutiny, peer-reviewed academic research, or credible investigative reporting for an ethical wrongdoing involving artificial intelligence, and because they represent four different industries: gig-economy platforms, autonomous transport, social media data practices and content moderation. Sources are drawn from three types: primary regulatory documents (e.g. NHTSA investigation documents, FTC settlement documents), peer-reviewed academic papers about algorithmic management and AI ethics, and reports from trusted independent research groups, like the </w:t>
-      </w:r>
-      <w:proofErr w:type="spellStart"/>
-      <w:r>
-        <w:rPr>
-          <w:rFonts w:cs="Times New Roman"/>
-          <w:szCs w:val="28"/>
-        </w:rPr>
-        <w:t>Center</w:t>
-      </w:r>
-      <w:proofErr w:type="spellEnd"/>
-      <w:r>
-        <w:rPr>
-          <w:rFonts w:cs="Times New Roman"/>
-          <w:szCs w:val="28"/>
-        </w:rPr>
-        <w:t xml:space="preserve"> for Countering Digital Hate. Company-published data, like Uber's transparency reports, are included but are treated as a claim which would need to be verified against evidence, not a data source. This report identifies the specific principle in Australia and Malaysia that was implicated for each case, and quantifies, if possible, the scope of the harm and the business's response. The report does not make any attempt to carry out a comprehensive meta-analysis of other proposed world-wide guidelines for AI and does not consider particularly the other question of AI safety in military or existential-risk contexts.</w:t>
-      </w:r>
-    </w:p>
-    <w:p>
-      <w:pPr>
-        <w:rPr>
-          <w:rFonts w:cs="Times New Roman"/>
-        </w:rPr>
-      </w:pPr>
-    </w:p>
-    <w:p>
-      <w:pPr>
-        <w:pStyle w:val="Heading1"/>
-        <w:rPr>
-          <w:rFonts w:cs="Times New Roman"/>
-        </w:rPr>
-      </w:pPr>
-      <w:bookmarkStart w:id="2" w:name="_Toc241588833"/>
-      <w:r>
-        <w:rPr>
-          <w:rFonts w:cs="Times New Roman"/>
-        </w:rPr>
-        <w:t>2.0</w:t>
-      </w:r>
-      <w:r>
-        <w:rPr>
-          <w:rFonts w:cs="Times New Roman"/>
-        </w:rPr>
-        <w:t xml:space="preserve"> Findings</w:t>
-      </w:r>
-      <w:bookmarkEnd w:id="2"/>
-    </w:p>
-    <w:p>
-      <w:pPr>
-        <w:pStyle w:val="Heading1"/>
-      </w:pPr>
-      <w:bookmarkStart w:id="3" w:name="_Toc241588834"/>
-      <w:r>
-        <w:t>2.1 What is Causing This? The Stumbling Blocks to Adopting AI Ethics Guidelines</w:t>
-      </w:r>
-      <w:bookmarkEnd w:id="3"/>
-    </w:p>
-    <w:p>
-      <w:r>
-        <w:t xml:space="preserve">All ethics guidelines have a structural weakness: there is no enforcement mechanism and they're aspirational. </w:t>
-      </w:r>
-      <w:proofErr w:type="spellStart"/>
-      <w:r>
-        <w:t>Hagendorff</w:t>
-      </w:r>
-      <w:proofErr w:type="spellEnd"/>
-      <w:r>
-        <w:t xml:space="preserve"> (2020) contends that ethics "lacks mechanisms to reinforce its own normative claims", and that this is one reason why it is attractive to industry as it precludes binding laws but can enable companies to advertise their ethical commitments. Similarly, </w:t>
-      </w:r>
-      <w:proofErr w:type="spellStart"/>
-      <w:r>
-        <w:t>Résseguier</w:t>
-      </w:r>
-      <w:proofErr w:type="spellEnd"/>
-      <w:r>
-        <w:t xml:space="preserve"> and Rodrigues (2020) make a related argument, describing AI ethics guidelines as </w:t>
-      </w:r>
-      <w:r>
-        <w:lastRenderedPageBreak/>
-        <w:t xml:space="preserve">"particularly prone to manipulation, especially by industry actors" — what they and others term "ethics washing" — since a guideline that only produces principles, without any mechanism to enforce them, functions as a substitute for regulation rather than a genuine ethical practice (p. 1). Eleven overarching principles were identified in the systematic review by Jobin et al. (2019) of 84 guidelines from around the world, which showed a strong convergence of principles such as transparency, justice/fairness and responsibility, which can be addressed through technical and/or auditable fixes, but principles such as human autonomy or the distribution of the social and ecological costs of AI are addressed far less often. </w:t>
-      </w:r>
-      <w:proofErr w:type="spellStart"/>
-      <w:r>
-        <w:t>Hagendorff</w:t>
-      </w:r>
-      <w:proofErr w:type="spellEnd"/>
-      <w:r>
-        <w:t xml:space="preserve"> (2020) came to a similar conclusion drawing on a review of 22 guidelines. The pattern is important for the business-ethics tension, because it means that guidelines come together exactly at the point where companies can quite easily argue that they </w:t>
+        <w:t>"particularly prone to manipulation, especially by industry actors"</w:t>
+      </w:r>
+      <w:r>
+        <w:t xml:space="preserve">, </w:t>
+      </w:r>
+      <w:r>
+        <w:t>what they and others term "ethics washing"</w:t>
+      </w:r>
+      <w:r>
+        <w:t xml:space="preserve">, </w:t>
+      </w:r>
+      <w:r>
+        <w:t>since a guideline that only produces principles, without any mechanism to enforce them, functions as a substitute for regulation rather than a genuine ethical practice (p. 1). Eleven overarching principles were identified in the systematic review by Jobin et al. (2019) of 84 guidelines from around the world, which showed a strong convergence of principles such as transparency, justice</w:t>
+      </w:r>
+      <w:r>
+        <w:t xml:space="preserve"> or </w:t>
+      </w:r>
+      <w:r>
+        <w:t xml:space="preserve">fairness and responsibility, which can be addressed through technical or auditable fixes, but principles such as human autonomy or the distribution of the social and ecological costs of AI are addressed far less often. Hagendorff (2020) came to a similar conclusion drawing on a review of 22 guidelines. The pattern is important for the business-ethics tension, because it means that guidelines come together exactly at the point where companies can quite easily argue that they </w:t>
       </w:r>
       <w:r>
         <w:t>fulfil</w:t>
@@ -1884,29 +1840,23 @@
         <w:lastRenderedPageBreak/>
         <w:t xml:space="preserve">demand (Kellogg et al., 2020). ACRE, the Action </w:t>
       </w:r>
-      <w:proofErr w:type="spellStart"/>
-      <w:r>
-        <w:t>Center</w:t>
-      </w:r>
-      <w:proofErr w:type="spellEnd"/>
-      <w:r>
-        <w:t xml:space="preserve"> on Race and the Economy, and Rideshare Drivers United surveyed 727 rideshare drivers who had been deactivated in the US in the past five years. It found that 85% of those deactivated had no </w:t>
-      </w:r>
-      <w:proofErr w:type="gramStart"/>
-      <w:r>
-        <w:t>prior warning</w:t>
-      </w:r>
-      <w:proofErr w:type="gramEnd"/>
-      <w:r>
-        <w:t xml:space="preserve"> and that around two thirds then fell into arrears on their bills. 15% of those deactivated did not even receive a reason, with some of the drivers saying they were evicted or even homeless because of it (ACRE Campaigns, 2025). Studies of “algorithmic control” in academia have shown that such systems tend to have a structurally low level of transparency in their performance, and workers perceive decisions made by algorithms to be less fair and less trustworthy than those made by their human manager (</w:t>
-      </w:r>
-      <w:proofErr w:type="spellStart"/>
-      <w:r>
-        <w:t>Crama</w:t>
-      </w:r>
-      <w:proofErr w:type="spellEnd"/>
-      <w:r>
-        <w:t xml:space="preserve"> et al., 2023; Kellogg et al., 2020). This approach is so bad that it uses a chatbot rather than a timely and meaningful mechanism for contesting a decision made by an AI, as required by Australia’s contestability principle. Uber itself claims that “humans are in the loop” of its deactivation process (Uber, 2026), but scholarship on algorithmic control outside the company is doubtful of this assertion, as drivers have no way of knowing whether a human ever actually reviewed their case (Kellogg et al., 2020). From a business perspective, algorithmic deactivation lowers the cost of labour management and is scalable for a platform with 3 million drivers. From an ethical point of view, algorithmic deactivation does not affect the platform, but the driver – this is the asymmetry that the contestability principle tried to fix.</w:t>
+      <w:r>
+        <w:t>Centre</w:t>
+      </w:r>
+      <w:r>
+        <w:t xml:space="preserve"> on Race and the Economy, and Rideshare Drivers United surveyed 727 rideshare drivers who had been deactivated in the US in the past five years. It found that 85% of those deactivated had no prior warning and that around </w:t>
+      </w:r>
+      <w:r>
+        <w:t>two-thirds</w:t>
+      </w:r>
+      <w:r>
+        <w:t xml:space="preserve"> then fell into arrears on their bills. 15% of those deactivated did not even receive a reason, with some of the drivers saying they were evicted or even homeless because of it (ACRE Campaigns, 2025). Studies of “algorithmic control” in academia have shown that such systems tend to have a structurally low level of transparency in their performance, and workers perceive decisions made by algorithms to be less fair and less trustworthy than those made by their human manager (Crama et al., 2023; Kellogg et al., 2020). This approach is so bad that it uses a chatbot rather than a timely and meaningful mechanism for contesting a decision made by an AI, as required by Australia’s contestability principle. Uber itself claims that “humans are in the loop” of its deactivation process (Uber, 2026), but scholarship on algorithmic control outside the company is doubtful of this assertion, as drivers have no way of knowing whether a human ever actually reviewed their case (Kellogg et al., 2020). From a business perspective, algorithmic deactivation lowers the cost of labour management and is scalable for a platform with 3 million drivers.</w:t>
+      </w:r>
+      <w:r>
+        <w:t xml:space="preserve"> </w:t>
+      </w:r>
+      <w:r>
+        <w:t>From an ethical point of view, algorithmic deactivation does not affect the platform, but rather the driver, which is the asymmetry that the contestability principle tried to fix.</w:t>
       </w:r>
     </w:p>
     <w:p>
@@ -1944,13 +1894,7 @@
       </w:pPr>
       <w:bookmarkStart w:id="7" w:name="_Toc241588838"/>
       <w:r>
-        <w:t>2.5 Case Study: X (Twitter</w:t>
-      </w:r>
-      <w:r>
-        <w:t xml:space="preserve">) </w:t>
-      </w:r>
-      <w:r>
-        <w:t>Content Moderation and Accountability</w:t>
+        <w:t>2.5 Case Study: X (Twitter) Content Moderation and Accountability</w:t>
       </w:r>
       <w:bookmarkEnd w:id="7"/>
     </w:p>
@@ -3587,10 +3531,23 @@
 </file>
 
 <file path=customXml/item1.xml><?xml version="1.0" encoding="utf-8"?>
-<b:Sources xmlns:b="http://schemas.openxmlformats.org/officeDocument/2006/bibliography" xmlns="http://schemas.openxmlformats.org/officeDocument/2006/bibliography" SelectedStyle="\APASixthEditionOfficeOnline.xsl" StyleName="APA" Version="6"/>
+<p:properties xmlns:p="http://schemas.microsoft.com/office/2006/metadata/properties" xmlns:xsi="http://www.w3.org/2001/XMLSchema-instance" xmlns:pc="http://schemas.microsoft.com/office/infopath/2007/PartnerControls">
+  <documentManagement>
+    <_activity xmlns="7ec8915d-210e-4f17-8e09-61cc4b79e7b5" xsi:nil="true"/>
+  </documentManagement>
+</p:properties>
 </file>
 
 <file path=customXml/item2.xml><?xml version="1.0" encoding="utf-8"?>
+<?mso-contentType ?>
+<FormTemplates xmlns="http://schemas.microsoft.com/sharepoint/v3/contenttype/forms">
+  <Display>DocumentLibraryForm</Display>
+  <Edit>DocumentLibraryForm</Edit>
+  <New>DocumentLibraryForm</New>
+</FormTemplates>
+</file>
+
+<file path=customXml/item3.xml><?xml version="1.0" encoding="utf-8"?>
 <ct:contentTypeSchema xmlns:ct="http://schemas.microsoft.com/office/2006/metadata/contentType" xmlns:ma="http://schemas.microsoft.com/office/2006/metadata/properties/metaAttributes" ct:_="" ma:_="" ma:contentTypeName="Document" ma:contentTypeID="0x0101008D25227DB7A700408C3578E5C5406A50" ma:contentTypeVersion="5" ma:contentTypeDescription="Create a new document." ma:contentTypeScope="" ma:versionID="1a86fff16cde3337d7ddc193fdde9a9c">
   <xsd:schema xmlns:xsd="http://www.w3.org/2001/XMLSchema" xmlns:xs="http://www.w3.org/2001/XMLSchema" xmlns:p="http://schemas.microsoft.com/office/2006/metadata/properties" xmlns:ns3="7ec8915d-210e-4f17-8e09-61cc4b79e7b5" targetNamespace="http://schemas.microsoft.com/office/2006/metadata/properties" ma:root="true" ma:fieldsID="611f715eeb8315929de310b40d20f728" ns3:_="">
     <xsd:import namespace="7ec8915d-210e-4f17-8e09-61cc4b79e7b5"/>
@@ -3740,32 +3697,29 @@
 </ct:contentTypeSchema>
 </file>
 
-<file path=customXml/item3.xml><?xml version="1.0" encoding="utf-8"?>
-<?mso-contentType ?>
-<FormTemplates xmlns="http://schemas.microsoft.com/sharepoint/v3/contenttype/forms">
-  <Display>DocumentLibraryForm</Display>
-  <Edit>DocumentLibraryForm</Edit>
-  <New>DocumentLibraryForm</New>
-</FormTemplates>
-</file>
-
 <file path=customXml/item4.xml><?xml version="1.0" encoding="utf-8"?>
-<p:properties xmlns:p="http://schemas.microsoft.com/office/2006/metadata/properties" xmlns:xsi="http://www.w3.org/2001/XMLSchema-instance" xmlns:pc="http://schemas.microsoft.com/office/infopath/2007/PartnerControls">
-  <documentManagement>
-    <_activity xmlns="7ec8915d-210e-4f17-8e09-61cc4b79e7b5" xsi:nil="true"/>
-  </documentManagement>
-</p:properties>
+<b:Sources xmlns:b="http://schemas.openxmlformats.org/officeDocument/2006/bibliography" xmlns="http://schemas.openxmlformats.org/officeDocument/2006/bibliography" SelectedStyle="\APASixthEditionOfficeOnline.xsl" StyleName="APA" Version="6"/>
 </file>
 
 <file path=customXml/itemProps1.xml><?xml version="1.0" encoding="utf-8"?>
-<ds:datastoreItem xmlns:ds="http://schemas.openxmlformats.org/officeDocument/2006/customXml" ds:itemID="{5504BEE7-3839-49B1-A21B-3B776E728A6F}">
+<ds:datastoreItem xmlns:ds="http://schemas.openxmlformats.org/officeDocument/2006/customXml" ds:itemID="{D7D231EA-1976-4B6E-AB5C-88AFC0241154}">
   <ds:schemaRefs>
-    <ds:schemaRef ds:uri="http://schemas.openxmlformats.org/officeDocument/2006/bibliography"/>
+    <ds:schemaRef ds:uri="http://schemas.microsoft.com/office/2006/metadata/properties"/>
+    <ds:schemaRef ds:uri="http://schemas.microsoft.com/office/infopath/2007/PartnerControls"/>
+    <ds:schemaRef ds:uri="7ec8915d-210e-4f17-8e09-61cc4b79e7b5"/>
   </ds:schemaRefs>
 </ds:datastoreItem>
 </file>
 
 <file path=customXml/itemProps2.xml><?xml version="1.0" encoding="utf-8"?>
+<ds:datastoreItem xmlns:ds="http://schemas.openxmlformats.org/officeDocument/2006/customXml" ds:itemID="{0442E9CB-95B8-4109-889F-49DE5B28223E}">
+  <ds:schemaRefs>
+    <ds:schemaRef ds:uri="http://schemas.microsoft.com/sharepoint/v3/contenttype/forms"/>
+  </ds:schemaRefs>
+</ds:datastoreItem>
+</file>
+
+<file path=customXml/itemProps3.xml><?xml version="1.0" encoding="utf-8"?>
 <ds:datastoreItem xmlns:ds="http://schemas.openxmlformats.org/officeDocument/2006/customXml" ds:itemID="{DD9F2471-4EA4-40CD-A64D-1BD639695332}">
   <ds:schemaRefs>
     <ds:schemaRef ds:uri="http://schemas.microsoft.com/office/2006/metadata/contentType"/>
@@ -3783,20 +3737,10 @@
 </ds:datastoreItem>
 </file>
 
-<file path=customXml/itemProps3.xml><?xml version="1.0" encoding="utf-8"?>
-<ds:datastoreItem xmlns:ds="http://schemas.openxmlformats.org/officeDocument/2006/customXml" ds:itemID="{0442E9CB-95B8-4109-889F-49DE5B28223E}">
+<file path=customXml/itemProps4.xml><?xml version="1.0" encoding="utf-8"?>
+<ds:datastoreItem xmlns:ds="http://schemas.openxmlformats.org/officeDocument/2006/customXml" ds:itemID="{5504BEE7-3839-49B1-A21B-3B776E728A6F}">
   <ds:schemaRefs>
-    <ds:schemaRef ds:uri="http://schemas.microsoft.com/sharepoint/v3/contenttype/forms"/>
-  </ds:schemaRefs>
-</ds:datastoreItem>
-</file>
-
-<file path=customXml/itemProps4.xml><?xml version="1.0" encoding="utf-8"?>
-<ds:datastoreItem xmlns:ds="http://schemas.openxmlformats.org/officeDocument/2006/customXml" ds:itemID="{D7D231EA-1976-4B6E-AB5C-88AFC0241154}">
-  <ds:schemaRefs>
-    <ds:schemaRef ds:uri="http://schemas.microsoft.com/office/2006/metadata/properties"/>
-    <ds:schemaRef ds:uri="http://schemas.microsoft.com/office/infopath/2007/PartnerControls"/>
-    <ds:schemaRef ds:uri="7ec8915d-210e-4f17-8e09-61cc4b79e7b5"/>
+    <ds:schemaRef ds:uri="http://schemas.openxmlformats.org/officeDocument/2006/bibliography"/>
   </ds:schemaRefs>
 </ds:datastoreItem>
 </file>
--- a/COS30019 Assignment1.docx
+++ b/COS30019 Assignment1.docx
@@ -286,7 +286,7 @@
             </w:rPr>
             <w:fldChar w:fldCharType="separate"/>
           </w:r>
-          <w:hyperlink w:anchor="_Toc241588831" w:history="1">
+          <w:hyperlink w:anchor="_Toc242037774" w:history="1">
             <w:r>
               <w:rPr>
                 <w:rStyle w:val="Hyperlink"/>
@@ -314,7 +314,7 @@
                 <w:noProof/>
                 <w:webHidden/>
               </w:rPr>
-              <w:instrText xml:space="preserve"> PAGEREF _Toc241588831 \h </w:instrText>
+              <w:instrText xml:space="preserve"> PAGEREF _Toc242037774 \h </w:instrText>
             </w:r>
             <w:r>
               <w:rPr>
@@ -357,7 +357,7 @@
               <w:sz w:val="24"/>
             </w:rPr>
           </w:pPr>
-          <w:hyperlink w:anchor="_Toc241588832" w:history="1">
+          <w:hyperlink w:anchor="_Toc242037775" w:history="1">
             <w:r>
               <w:rPr>
                 <w:rStyle w:val="Hyperlink"/>
@@ -385,7 +385,7 @@
                 <w:noProof/>
                 <w:webHidden/>
               </w:rPr>
-              <w:instrText xml:space="preserve"> PAGEREF _Toc241588832 \h </w:instrText>
+              <w:instrText xml:space="preserve"> PAGEREF _Toc242037775 \h </w:instrText>
             </w:r>
             <w:r>
               <w:rPr>
@@ -428,7 +428,7 @@
               <w:sz w:val="24"/>
             </w:rPr>
           </w:pPr>
-          <w:hyperlink w:anchor="_Toc241588833" w:history="1">
+          <w:hyperlink w:anchor="_Toc242037776" w:history="1">
             <w:r>
               <w:rPr>
                 <w:rStyle w:val="Hyperlink"/>
@@ -456,7 +456,7 @@
                 <w:noProof/>
                 <w:webHidden/>
               </w:rPr>
-              <w:instrText xml:space="preserve"> PAGEREF _Toc241588833 \h </w:instrText>
+              <w:instrText xml:space="preserve"> PAGEREF _Toc242037776 \h </w:instrText>
             </w:r>
             <w:r>
               <w:rPr>
@@ -499,13 +499,13 @@
               <w:sz w:val="24"/>
             </w:rPr>
           </w:pPr>
-          <w:hyperlink w:anchor="_Toc241588834" w:history="1">
+          <w:hyperlink w:anchor="_Toc242037777" w:history="1">
             <w:r>
               <w:rPr>
                 <w:rStyle w:val="Hyperlink"/>
                 <w:noProof/>
               </w:rPr>
-              <w:t>2.1 What is Causing This? The Stumbling Blocks to Adopting AI Ethics Guidelines</w:t>
+              <w:t>2.1 The Business Ethics Tension: Why Voluntary Guidelines Don't Constrain Commercial Behaviour</w:t>
             </w:r>
             <w:r>
               <w:rPr>
@@ -526,7 +526,7 @@
                 <w:noProof/>
                 <w:webHidden/>
               </w:rPr>
-              <w:instrText xml:space="preserve"> PAGEREF _Toc241588834 \h </w:instrText>
+              <w:instrText xml:space="preserve"> PAGEREF _Toc242037777 \h </w:instrText>
             </w:r>
             <w:r>
               <w:rPr>
@@ -569,13 +569,13 @@
               <w:sz w:val="24"/>
             </w:rPr>
           </w:pPr>
-          <w:hyperlink w:anchor="_Toc241588835" w:history="1">
+          <w:hyperlink w:anchor="_Toc242037778" w:history="1">
             <w:r>
               <w:rPr>
                 <w:rStyle w:val="Hyperlink"/>
                 <w:noProof/>
               </w:rPr>
-              <w:t>2.2 Case Study: Uber Algorithmic Management and Contestability</w:t>
+              <w:t>2.2 Case Study: Uber Cost-Cutting vs the Contestability Principle</w:t>
             </w:r>
             <w:r>
               <w:rPr>
@@ -596,7 +596,7 @@
                 <w:noProof/>
                 <w:webHidden/>
               </w:rPr>
-              <w:instrText xml:space="preserve"> PAGEREF _Toc241588835 \h </w:instrText>
+              <w:instrText xml:space="preserve"> PAGEREF _Toc242037778 \h </w:instrText>
             </w:r>
             <w:r>
               <w:rPr>
@@ -639,13 +639,13 @@
               <w:sz w:val="24"/>
             </w:rPr>
           </w:pPr>
-          <w:hyperlink w:anchor="_Toc241588836" w:history="1">
+          <w:hyperlink w:anchor="_Toc242037779" w:history="1">
             <w:r>
               <w:rPr>
                 <w:rStyle w:val="Hyperlink"/>
                 <w:noProof/>
               </w:rPr>
-              <w:t>2.3 Case Study: Tesla Innovation Speed and the Safety Principle</w:t>
+              <w:t>2.3 Case Study: Tesla Speed-to-Market vs. the Safety Principle</w:t>
             </w:r>
             <w:r>
               <w:rPr>
@@ -666,7 +666,7 @@
                 <w:noProof/>
                 <w:webHidden/>
               </w:rPr>
-              <w:instrText xml:space="preserve"> PAGEREF _Toc241588836 \h </w:instrText>
+              <w:instrText xml:space="preserve"> PAGEREF _Toc242037779 \h </w:instrText>
             </w:r>
             <w:r>
               <w:rPr>
@@ -709,7 +709,7 @@
               <w:sz w:val="24"/>
             </w:rPr>
           </w:pPr>
-          <w:hyperlink w:anchor="_Toc241588837" w:history="1">
+          <w:hyperlink w:anchor="_Toc242037780" w:history="1">
             <w:r>
               <w:rPr>
                 <w:rStyle w:val="Hyperlink"/>
@@ -736,7 +736,7 @@
                 <w:noProof/>
                 <w:webHidden/>
               </w:rPr>
-              <w:instrText xml:space="preserve"> PAGEREF _Toc241588837 \h </w:instrText>
+              <w:instrText xml:space="preserve"> PAGEREF _Toc242037780 \h </w:instrText>
             </w:r>
             <w:r>
               <w:rPr>
@@ -779,7 +779,7 @@
               <w:sz w:val="24"/>
             </w:rPr>
           </w:pPr>
-          <w:hyperlink w:anchor="_Toc241588838" w:history="1">
+          <w:hyperlink w:anchor="_Toc242037781" w:history="1">
             <w:r>
               <w:rPr>
                 <w:rStyle w:val="Hyperlink"/>
@@ -806,7 +806,7 @@
                 <w:noProof/>
                 <w:webHidden/>
               </w:rPr>
-              <w:instrText xml:space="preserve"> PAGEREF _Toc241588838 \h </w:instrText>
+              <w:instrText xml:space="preserve"> PAGEREF _Toc242037781 \h </w:instrText>
             </w:r>
             <w:r>
               <w:rPr>
@@ -849,14 +849,13 @@
               <w:sz w:val="24"/>
             </w:rPr>
           </w:pPr>
-          <w:hyperlink w:anchor="_Toc241588839" w:history="1">
+          <w:hyperlink w:anchor="_Toc242037782" w:history="1">
             <w:r>
               <w:rPr>
                 <w:rStyle w:val="Hyperlink"/>
-                <w:rFonts w:cs="Times New Roman"/>
-                <w:noProof/>
-              </w:rPr>
-              <w:t>3.0 Conclusions and Recommendations</w:t>
+                <w:noProof/>
+              </w:rPr>
+              <w:t>2.6 Cross-Case Synthesis</w:t>
             </w:r>
             <w:r>
               <w:rPr>
@@ -877,7 +876,7 @@
                 <w:noProof/>
                 <w:webHidden/>
               </w:rPr>
-              <w:instrText xml:space="preserve"> PAGEREF _Toc241588839 \h </w:instrText>
+              <w:instrText xml:space="preserve"> PAGEREF _Toc242037782 \h </w:instrText>
             </w:r>
             <w:r>
               <w:rPr>
@@ -897,7 +896,7 @@
                 <w:noProof/>
                 <w:webHidden/>
               </w:rPr>
-              <w:t>8</w:t>
+              <w:t>9</w:t>
             </w:r>
             <w:r>
               <w:rPr>
@@ -920,14 +919,14 @@
               <w:sz w:val="24"/>
             </w:rPr>
           </w:pPr>
-          <w:hyperlink w:anchor="_Toc241588840" w:history="1">
+          <w:hyperlink w:anchor="_Toc242037783" w:history="1">
             <w:r>
               <w:rPr>
                 <w:rStyle w:val="Hyperlink"/>
                 <w:rFonts w:cs="Times New Roman"/>
                 <w:noProof/>
               </w:rPr>
-              <w:t>Acknowledgement</w:t>
+              <w:t>3.0 Conclusion</w:t>
             </w:r>
             <w:r>
               <w:rPr>
@@ -948,7 +947,7 @@
                 <w:noProof/>
                 <w:webHidden/>
               </w:rPr>
-              <w:instrText xml:space="preserve"> PAGEREF _Toc241588840 \h </w:instrText>
+              <w:instrText xml:space="preserve"> PAGEREF _Toc242037783 \h </w:instrText>
             </w:r>
             <w:r>
               <w:rPr>
@@ -968,7 +967,7 @@
                 <w:noProof/>
                 <w:webHidden/>
               </w:rPr>
-              <w:t>8</w:t>
+              <w:t>11</w:t>
             </w:r>
             <w:r>
               <w:rPr>
@@ -991,13 +990,84 @@
               <w:sz w:val="24"/>
             </w:rPr>
           </w:pPr>
-          <w:hyperlink w:anchor="_Toc241588841" w:history="1">
+          <w:hyperlink w:anchor="_Toc242037784" w:history="1">
             <w:r>
               <w:rPr>
                 <w:rStyle w:val="Hyperlink"/>
                 <w:rFonts w:cs="Times New Roman"/>
                 <w:noProof/>
               </w:rPr>
+              <w:t>Acknowledgement</w:t>
+            </w:r>
+            <w:r>
+              <w:rPr>
+                <w:noProof/>
+                <w:webHidden/>
+              </w:rPr>
+              <w:tab/>
+            </w:r>
+            <w:r>
+              <w:rPr>
+                <w:noProof/>
+                <w:webHidden/>
+              </w:rPr>
+              <w:fldChar w:fldCharType="begin"/>
+            </w:r>
+            <w:r>
+              <w:rPr>
+                <w:noProof/>
+                <w:webHidden/>
+              </w:rPr>
+              <w:instrText xml:space="preserve"> PAGEREF _Toc242037784 \h </w:instrText>
+            </w:r>
+            <w:r>
+              <w:rPr>
+                <w:noProof/>
+                <w:webHidden/>
+              </w:rPr>
+            </w:r>
+            <w:r>
+              <w:rPr>
+                <w:noProof/>
+                <w:webHidden/>
+              </w:rPr>
+              <w:fldChar w:fldCharType="separate"/>
+            </w:r>
+            <w:r>
+              <w:rPr>
+                <w:noProof/>
+                <w:webHidden/>
+              </w:rPr>
+              <w:t>12</w:t>
+            </w:r>
+            <w:r>
+              <w:rPr>
+                <w:noProof/>
+                <w:webHidden/>
+              </w:rPr>
+              <w:fldChar w:fldCharType="end"/>
+            </w:r>
+          </w:hyperlink>
+        </w:p>
+        <w:p>
+          <w:pPr>
+            <w:pStyle w:val="TOC1"/>
+            <w:tabs>
+              <w:tab w:val="right" w:leader="dot" w:pos="9016"/>
+            </w:tabs>
+            <w:rPr>
+              <w:rFonts w:asciiTheme="minorHAnsi" w:hAnsiTheme="minorHAnsi"/>
+              <w:noProof/>
+              <w:sz w:val="24"/>
+            </w:rPr>
+          </w:pPr>
+          <w:hyperlink w:anchor="_Toc242037785" w:history="1">
+            <w:r>
+              <w:rPr>
+                <w:rStyle w:val="Hyperlink"/>
+                <w:rFonts w:cs="Times New Roman"/>
+                <w:noProof/>
+              </w:rPr>
               <w:t>References</w:t>
             </w:r>
             <w:r>
@@ -1019,7 +1089,7 @@
                 <w:noProof/>
                 <w:webHidden/>
               </w:rPr>
-              <w:instrText xml:space="preserve"> PAGEREF _Toc241588841 \h </w:instrText>
+              <w:instrText xml:space="preserve"> PAGEREF _Toc242037785 \h </w:instrText>
             </w:r>
             <w:r>
               <w:rPr>
@@ -1039,7 +1109,7 @@
                 <w:noProof/>
                 <w:webHidden/>
               </w:rPr>
-              <w:t>8</w:t>
+              <w:t>12</w:t>
             </w:r>
             <w:r>
               <w:rPr>
@@ -1152,72 +1222,17 @@
     </w:p>
     <w:p>
       <w:pPr>
-        <w:rPr>
-          <w:rFonts w:cs="Times New Roman"/>
-        </w:rPr>
-      </w:pPr>
-    </w:p>
-    <w:p>
-      <w:pPr>
-        <w:rPr>
-          <w:rFonts w:cs="Times New Roman"/>
-        </w:rPr>
-      </w:pPr>
-    </w:p>
-    <w:p>
-      <w:pPr>
-        <w:rPr>
-          <w:rFonts w:cs="Times New Roman"/>
-        </w:rPr>
-      </w:pPr>
-    </w:p>
-    <w:p>
-      <w:pPr>
-        <w:rPr>
-          <w:rFonts w:cs="Times New Roman"/>
-        </w:rPr>
-      </w:pPr>
-    </w:p>
-    <w:p>
-      <w:pPr>
-        <w:rPr>
-          <w:rFonts w:cs="Times New Roman"/>
-        </w:rPr>
-      </w:pPr>
-    </w:p>
-    <w:p>
-      <w:pPr>
-        <w:rPr>
-          <w:rFonts w:cs="Times New Roman"/>
-        </w:rPr>
-      </w:pPr>
-    </w:p>
-    <w:p>
-      <w:pPr>
-        <w:rPr>
-          <w:rFonts w:cs="Times New Roman"/>
-        </w:rPr>
-      </w:pPr>
-    </w:p>
-    <w:p>
-      <w:pPr>
-        <w:rPr>
-          <w:rFonts w:cs="Times New Roman"/>
-        </w:rPr>
-      </w:pPr>
-    </w:p>
-    <w:p>
-      <w:pPr>
         <w:pStyle w:val="Heading1"/>
         <w:rPr>
           <w:rFonts w:cs="Times New Roman"/>
         </w:rPr>
       </w:pPr>
-      <w:bookmarkStart w:id="0" w:name="_Toc241588831"/>
-      <w:r>
-        <w:rPr>
-          <w:rFonts w:cs="Times New Roman"/>
-        </w:rPr>
+      <w:bookmarkStart w:id="0" w:name="_Toc242037774"/>
+      <w:r>
+        <w:rPr>
+          <w:rFonts w:cs="Times New Roman"/>
+        </w:rPr>
+        <w:lastRenderedPageBreak/>
         <w:t>Executive Summary</w:t>
       </w:r>
       <w:bookmarkEnd w:id="0"/>
@@ -1228,6 +1243,25 @@
           <w:rFonts w:cs="Times New Roman"/>
         </w:rPr>
       </w:pPr>
+      <w:r>
+        <w:rPr>
+          <w:rFonts w:cs="Times New Roman"/>
+        </w:rPr>
+        <w:t>There is broad consensus among artificial intelligence (AI) ethics frameworks (e.g. Australia's AI Ethics Principles, Australia's Guidance for AI Adoption, Malaysia's National Guidelines on AI Governance and Ethics, and Hagendorff's (2020) critical review of twenty-two global guidelines) on a common set of values including fairness, transparency, accountability, safety and human-centred design. But at the same time, the profit maximisation, competitive speed and shareholder expectations that motivate the development and deployment of standard artificial intelligence systems often work against these normative commitments. This report explores that structural tension between AI ethics and business imperatives, and asks why voluntary, principle-based guidance so often fails to constrain commercial behaviour in practice.</w:t>
+      </w:r>
+    </w:p>
+    <w:p>
+      <w:pPr>
+        <w:rPr>
+          <w:rFonts w:cs="Times New Roman"/>
+        </w:rPr>
+      </w:pPr>
+      <w:r>
+        <w:rPr>
+          <w:rFonts w:cs="Times New Roman"/>
+        </w:rPr>
+        <w:t>The report looks at four recent cases from the field – Uber's use of algorithms to manage its workforce, Tesla's record on Autopilot safety, Meta's handling of user data in the Cambridge Analytica scandal, and X's (formerly Twitter's) content moderation practices – and finds a consistent pattern: companies can and do claim to be adhering to ethical principles while the core business model depends on violating the substance of those same principles. The evidence suggests that the tension is structural, not incidental, arising from the non-binding and unenforceable nature of most AI ethics guidelines. The report concludes with a set of recommendations: stronger regulatory enforcement, mandatory transparency reporting and embedding ethics in binding governance mechanisms rather than voluntary pledges.</w:t>
+      </w:r>
     </w:p>
     <w:p>
       <w:pPr>
@@ -1236,6 +1270,158 @@
           <w:rFonts w:cs="Times New Roman"/>
         </w:rPr>
       </w:pPr>
+      <w:bookmarkStart w:id="1" w:name="_Toc242037775"/>
+      <w:r>
+        <w:rPr>
+          <w:rFonts w:cs="Times New Roman"/>
+        </w:rPr>
+        <w:t xml:space="preserve">1.0 </w:t>
+      </w:r>
+      <w:r>
+        <w:rPr>
+          <w:rFonts w:cs="Times New Roman"/>
+        </w:rPr>
+        <w:t>Introduction</w:t>
+      </w:r>
+      <w:bookmarkEnd w:id="1"/>
+    </w:p>
+    <w:p>
+      <w:pPr>
+        <w:rPr>
+          <w:rFonts w:cs="Times New Roman"/>
+          <w:szCs w:val="28"/>
+        </w:rPr>
+      </w:pPr>
+      <w:r>
+        <w:rPr>
+          <w:rFonts w:cs="Times New Roman"/>
+          <w:szCs w:val="28"/>
+        </w:rPr>
+        <w:t xml:space="preserve">As AI systems have rapidly spread across sectors like transport, social media, and consumer tech, a new set of ethical codes has emerged alongside to regulate their creation and usage. Dozens of national and supranational governments, industry associations, etc., have published such guidelines since 2016 (Jobin et al., 2019). The AI Ethics Principles are voluntary guidelines that outline 8 guiding principles to ensure the design, development and application of AI in Australia serve human, societal and environmental wellbeing, </w:t>
+      </w:r>
+      <w:r>
+        <w:rPr>
+          <w:rFonts w:cs="Times New Roman"/>
+          <w:szCs w:val="28"/>
+        </w:rPr>
+        <w:t>human-</w:t>
+      </w:r>
+      <w:r>
+        <w:rPr>
+          <w:rFonts w:cs="Times New Roman"/>
+          <w:szCs w:val="28"/>
+        </w:rPr>
+        <w:t>centred</w:t>
+      </w:r>
+      <w:r>
+        <w:rPr>
+          <w:rFonts w:cs="Times New Roman"/>
+          <w:szCs w:val="28"/>
+        </w:rPr>
+        <w:t xml:space="preserve"> values, fairness, protection of privacy and security, reliability and safety, transparency and explainability, contestability and accountability (Australian Government, 2019). In October 2025, the Australian Government released its Guidance for AI Adoption </w:t>
+      </w:r>
+      <w:r>
+        <w:rPr>
+          <w:rFonts w:cs="Times New Roman"/>
+          <w:szCs w:val="28"/>
+        </w:rPr>
+        <w:t xml:space="preserve">which is </w:t>
+      </w:r>
+      <w:r>
+        <w:rPr>
+          <w:rFonts w:cs="Times New Roman"/>
+          <w:szCs w:val="28"/>
+        </w:rPr>
+        <w:t xml:space="preserve">a document that operationalises the eight </w:t>
+      </w:r>
+      <w:r>
+        <w:rPr>
+          <w:rFonts w:cs="Times New Roman"/>
+          <w:szCs w:val="28"/>
+        </w:rPr>
+        <w:lastRenderedPageBreak/>
+        <w:t>principles as six practical governance practices: Decide who is accountable, Understand impacts and plan accordingly, Measure and manage risks, Share essential information, Test and monitor, Maintain human control (Australian Government, 2025). Malaysia's National Guidelines on AI Governance and Ethics (AIGE) also focus on governance structures, risk classification and inclusivity, highlighting a wider regional trend toward more principle-based approaches to AI governance in the Asia-Pacific region, as opposed to a legislative approach (MOSTI, 2024).</w:t>
+      </w:r>
+    </w:p>
+    <w:p>
+      <w:pPr>
+        <w:rPr>
+          <w:rFonts w:cs="Times New Roman"/>
+          <w:szCs w:val="28"/>
+        </w:rPr>
+      </w:pPr>
+      <w:r>
+        <w:rPr>
+          <w:rFonts w:cs="Times New Roman"/>
+          <w:szCs w:val="28"/>
+        </w:rPr>
+        <w:t xml:space="preserve">Yet, although there is a wealth of guidance, Hagendorff (2020) conducted a semi-systematic review of 22 major AI ethics guidelines and found that ethics guidelines lack any real mechanism to enforce compliance with them, that they place disproportionate emphasis on aspects of AI amenable to technical fixes such as privacy and fairness, and that there was no statistically significant difference between the ethics of software engineers who had read a professional code of ethics and those who had not (McNamara et al., 2018, as cited in Hagendorff, 2020). The key question raised by this report is the practical one of whether there is a structural conflict between AI ethics guidelines and the business goals of AI systems' deployers, and if so, how do voluntary guidelines </w:t>
+      </w:r>
+      <w:r>
+        <w:rPr>
+          <w:rFonts w:cs="Times New Roman"/>
+          <w:szCs w:val="28"/>
+        </w:rPr>
+        <w:t>fail</w:t>
+      </w:r>
+      <w:r>
+        <w:rPr>
+          <w:rFonts w:cs="Times New Roman"/>
+          <w:szCs w:val="28"/>
+        </w:rPr>
+        <w:t xml:space="preserve"> to address such a conflict?</w:t>
+      </w:r>
+    </w:p>
+    <w:p>
+      <w:pPr>
+        <w:rPr>
+          <w:rFonts w:cs="Times New Roman"/>
+          <w:szCs w:val="28"/>
+        </w:rPr>
+      </w:pPr>
+      <w:r>
+        <w:rPr>
+          <w:rFonts w:cs="Times New Roman"/>
+          <w:szCs w:val="28"/>
+        </w:rPr>
+        <w:t xml:space="preserve">The methodology used in the report is a case study to answer this question. Four companies were chosen because each has faced documented regulatory scrutiny, peer-reviewed academic research, or credible investigative reporting for an ethical wrongdoing involving artificial intelligence, and because they represent four different industries: gig-economy platforms, autonomous transport, social media data practices and content moderation. Sources are drawn from three types: primary regulatory documents (e.g. NHTSA investigation documents, FTC settlement documents), peer-reviewed academic papers about algorithmic management and AI ethics, and reports from trusted independent research groups, like the </w:t>
+      </w:r>
+      <w:r>
+        <w:rPr>
+          <w:rFonts w:cs="Times New Roman"/>
+          <w:szCs w:val="28"/>
+        </w:rPr>
+        <w:t>Center</w:t>
+      </w:r>
+      <w:r>
+        <w:rPr>
+          <w:rFonts w:cs="Times New Roman"/>
+          <w:szCs w:val="28"/>
+        </w:rPr>
+        <w:t xml:space="preserve"> for Countering Digital Hate. Company-published data, like Uber's transparency reports, are included but are treated as a claim which would need to be verified against evidence, not a data source. This report identifies the specific principle in Australia and Malaysia that was implicated for each case, and quantifies, if possible, the scope of the harm and the business's response. The report does not make any attempt to carry out a comprehensive meta-analysis of other proposed </w:t>
+      </w:r>
+      <w:r>
+        <w:rPr>
+          <w:rFonts w:cs="Times New Roman"/>
+          <w:szCs w:val="28"/>
+        </w:rPr>
+        <w:t>worldwide</w:t>
+      </w:r>
+      <w:r>
+        <w:rPr>
+          <w:rFonts w:cs="Times New Roman"/>
+          <w:szCs w:val="28"/>
+        </w:rPr>
+        <w:t xml:space="preserve"> guidelines for AI </w:t>
+      </w:r>
+      <w:r>
+        <w:rPr>
+          <w:rFonts w:cs="Times New Roman"/>
+          <w:szCs w:val="28"/>
+        </w:rPr>
+        <w:lastRenderedPageBreak/>
+        <w:t>and does not consider the other question of AI safety in military or existential-risk contexts.</w:t>
+      </w:r>
     </w:p>
     <w:p>
       <w:pPr>
@@ -1244,290 +1430,43 @@
           <w:rFonts w:cs="Times New Roman"/>
         </w:rPr>
       </w:pPr>
+      <w:bookmarkStart w:id="2" w:name="_Toc242037776"/>
+      <w:r>
+        <w:rPr>
+          <w:rFonts w:cs="Times New Roman"/>
+        </w:rPr>
+        <w:t>2.0</w:t>
+      </w:r>
+      <w:r>
+        <w:rPr>
+          <w:rFonts w:cs="Times New Roman"/>
+        </w:rPr>
+        <w:t xml:space="preserve"> Findings</w:t>
+      </w:r>
+      <w:bookmarkEnd w:id="2"/>
     </w:p>
     <w:p>
       <w:pPr>
         <w:pStyle w:val="Heading1"/>
-        <w:rPr>
-          <w:rFonts w:cs="Times New Roman"/>
-        </w:rPr>
-      </w:pPr>
-    </w:p>
-    <w:p>
-      <w:pPr>
-        <w:pStyle w:val="Heading1"/>
-        <w:rPr>
-          <w:rFonts w:cs="Times New Roman"/>
-        </w:rPr>
-      </w:pPr>
-    </w:p>
-    <w:p>
-      <w:pPr>
-        <w:pStyle w:val="Heading1"/>
-        <w:rPr>
-          <w:rFonts w:cs="Times New Roman"/>
-        </w:rPr>
-      </w:pPr>
-    </w:p>
-    <w:p>
-      <w:pPr>
-        <w:pStyle w:val="Heading1"/>
-        <w:rPr>
-          <w:rFonts w:cs="Times New Roman"/>
-        </w:rPr>
-      </w:pPr>
-    </w:p>
-    <w:p>
-      <w:pPr>
-        <w:pStyle w:val="Heading1"/>
-        <w:rPr>
-          <w:rFonts w:cs="Times New Roman"/>
-        </w:rPr>
-      </w:pPr>
-    </w:p>
-    <w:p>
-      <w:pPr>
-        <w:pStyle w:val="Heading1"/>
-        <w:rPr>
-          <w:rFonts w:cs="Times New Roman"/>
-        </w:rPr>
-      </w:pPr>
-    </w:p>
-    <w:p>
-      <w:pPr>
-        <w:pStyle w:val="Heading1"/>
-        <w:rPr>
-          <w:rFonts w:cs="Times New Roman"/>
-        </w:rPr>
-      </w:pPr>
-    </w:p>
-    <w:p>
-      <w:pPr>
-        <w:pStyle w:val="Heading1"/>
-        <w:rPr>
-          <w:rFonts w:cs="Times New Roman"/>
-        </w:rPr>
-      </w:pPr>
-    </w:p>
-    <w:p>
-      <w:pPr>
-        <w:rPr>
-          <w:rFonts w:cs="Times New Roman"/>
-        </w:rPr>
-      </w:pPr>
-    </w:p>
-    <w:p>
-      <w:pPr>
-        <w:rPr>
-          <w:rFonts w:cs="Times New Roman"/>
-        </w:rPr>
-      </w:pPr>
-    </w:p>
-    <w:p>
-      <w:pPr>
-        <w:rPr>
-          <w:rFonts w:cs="Times New Roman"/>
-        </w:rPr>
-      </w:pPr>
-    </w:p>
-    <w:p>
-      <w:pPr>
-        <w:rPr>
-          <w:rFonts w:cs="Times New Roman"/>
-        </w:rPr>
-      </w:pPr>
-    </w:p>
-    <w:p>
-      <w:pPr>
-        <w:rPr>
-          <w:rFonts w:cs="Times New Roman"/>
-        </w:rPr>
-      </w:pPr>
-    </w:p>
-    <w:p>
-      <w:pPr>
-        <w:rPr>
-          <w:rFonts w:cs="Times New Roman"/>
-        </w:rPr>
-      </w:pPr>
-    </w:p>
-    <w:p>
-      <w:pPr>
-        <w:rPr>
-          <w:rFonts w:cs="Times New Roman"/>
-        </w:rPr>
-      </w:pPr>
-    </w:p>
-    <w:p>
-      <w:pPr>
-        <w:rPr>
-          <w:rFonts w:cs="Times New Roman"/>
-        </w:rPr>
-      </w:pPr>
-    </w:p>
-    <w:p>
-      <w:pPr>
-        <w:pStyle w:val="Heading1"/>
-        <w:rPr>
-          <w:rFonts w:cs="Times New Roman"/>
-        </w:rPr>
-      </w:pPr>
-      <w:bookmarkStart w:id="1" w:name="_Toc241588832"/>
-      <w:r>
-        <w:rPr>
-          <w:rFonts w:cs="Times New Roman"/>
-        </w:rPr>
-        <w:t xml:space="preserve">1.0 </w:t>
-      </w:r>
-      <w:r>
-        <w:rPr>
-          <w:rFonts w:cs="Times New Roman"/>
-        </w:rPr>
-        <w:t>Introduction</w:t>
-      </w:r>
-      <w:bookmarkEnd w:id="1"/>
-    </w:p>
-    <w:p>
-      <w:pPr>
-        <w:rPr>
-          <w:rFonts w:cs="Times New Roman"/>
-          <w:szCs w:val="28"/>
-        </w:rPr>
-      </w:pPr>
-      <w:r>
-        <w:rPr>
-          <w:rFonts w:cs="Times New Roman"/>
-          <w:szCs w:val="28"/>
-        </w:rPr>
-        <w:t xml:space="preserve">As AI systems have rapidly spread across sectors like transport, social media, and consumer tech, a new set of ethical codes has emerged alongside to regulate their creation and usage. Dozens of national and supranational governments, industry associations, etc., have published such guidelines since 2016 (Jobin et al., 2019). The AI Ethics Principles are voluntary guidelines that outline 8 guiding principles to ensure the design, development and application of AI in Australia serve human, societal and environmental wellbeing, human centred values, fairness, protection of privacy and security, reliability and safety, transparency and explainability, contestability and accountability (Australian Government, 2019). In October 2025, the Australian Government released its Guidance for AI Adoption </w:t>
-      </w:r>
-      <w:r>
-        <w:rPr>
-          <w:rFonts w:cs="Times New Roman"/>
-          <w:szCs w:val="28"/>
-        </w:rPr>
-        <w:t xml:space="preserve">which is </w:t>
-      </w:r>
-      <w:r>
-        <w:rPr>
-          <w:rFonts w:cs="Times New Roman"/>
-          <w:szCs w:val="28"/>
-        </w:rPr>
-        <w:t>a document that operationalises the eight principles as six practical governance practices: Decide who is accountable, Understand impacts and plan accordingly, Measure and manage risks, Share essential information, Test and monitor, Maintain human control (Australian Government, 2025). Malaysia's National Guidelines on AI Governance and Ethics (AIGE) also focus on governance structures, risk classification and inclusivity, highlighting a wider regional trend toward more principle-based approaches to AI governance in the Asia-Pacific region, as opposed to a legislative approach (MOSTI, 2024).</w:t>
-      </w:r>
-    </w:p>
-    <w:p>
-      <w:pPr>
-        <w:rPr>
-          <w:rFonts w:cs="Times New Roman"/>
-          <w:szCs w:val="28"/>
-        </w:rPr>
-      </w:pPr>
-      <w:r>
-        <w:rPr>
-          <w:rFonts w:cs="Times New Roman"/>
-          <w:szCs w:val="28"/>
-        </w:rPr>
-        <w:t xml:space="preserve">Yet, although there is a wealth of guidance, Hagendorff (2020) conducted a semi-systematic review of 22 major AI ethics guidelines and found that ethics guidelines lack any real mechanism to enforce compliance with them, that they place disproportionate emphasis on aspects of AI amenable to technical fixes such as privacy and fairness, and that there was no statistically significant difference between the ethics of software engineers who had read a professional </w:t>
-      </w:r>
-      <w:r>
-        <w:rPr>
-          <w:rFonts w:cs="Times New Roman"/>
-          <w:szCs w:val="28"/>
-        </w:rPr>
-        <w:lastRenderedPageBreak/>
-        <w:t>code of ethics and those who had not (McNamara et al., 2018, as cited in Hagendorff, 2020). The key question raised by this report is the practical one of whether there is a structural conflict between AI ethics guidelines and the business goals of AI systems' deployers, and if so, how do voluntary guidelines miss to address such a conflict?</w:t>
-      </w:r>
-    </w:p>
-    <w:p>
-      <w:pPr>
-        <w:rPr>
-          <w:rFonts w:cs="Times New Roman"/>
-          <w:szCs w:val="28"/>
-        </w:rPr>
-      </w:pPr>
-      <w:r>
-        <w:rPr>
-          <w:rFonts w:cs="Times New Roman"/>
-          <w:szCs w:val="28"/>
-        </w:rPr>
-        <w:t xml:space="preserve">The methodology used in the report is a case study to answer this question. Four companies were chosen because each has faced documented regulatory scrutiny, peer-reviewed academic research, or credible investigative reporting for an ethical wrongdoing involving artificial intelligence, and because they represent four different industries: gig-economy platforms, autonomous transport, social media data practices and content moderation. Sources are drawn from three types: primary regulatory documents (e.g. NHTSA investigation documents, FTC settlement documents), peer-reviewed academic papers about algorithmic management and AI ethics, and reports from trusted independent research groups, like the </w:t>
-      </w:r>
-      <w:r>
-        <w:rPr>
-          <w:rFonts w:cs="Times New Roman"/>
-          <w:szCs w:val="28"/>
-        </w:rPr>
-        <w:t>Centre</w:t>
-      </w:r>
-      <w:r>
-        <w:rPr>
-          <w:rFonts w:cs="Times New Roman"/>
-          <w:szCs w:val="28"/>
-        </w:rPr>
-        <w:t xml:space="preserve"> for Countering Digital Hate. Company-published data, like Uber's transparency reports, are included but are treated as a claim which would need to be verified against evidence, not a data source. This report identifies the specific principle in Australia and Malaysia that was implicated for each case, and quantifies, if possible, the scope of the harm and the business's response. The report does not make any attempt to carry out a comprehensive meta-analysis of other proposed </w:t>
-      </w:r>
-      <w:r>
-        <w:rPr>
-          <w:rFonts w:cs="Times New Roman"/>
-          <w:szCs w:val="28"/>
-        </w:rPr>
-        <w:t>worldwide</w:t>
-      </w:r>
-      <w:r>
-        <w:rPr>
-          <w:rFonts w:cs="Times New Roman"/>
-          <w:szCs w:val="28"/>
-        </w:rPr>
-        <w:t xml:space="preserve"> guidelines for AI and does not consider the other question of AI safety in military or existential-risk contexts.</w:t>
-      </w:r>
-    </w:p>
-    <w:p>
-      <w:pPr>
-        <w:rPr>
-          <w:rFonts w:cs="Times New Roman"/>
-        </w:rPr>
-      </w:pPr>
-    </w:p>
-    <w:p>
-      <w:pPr>
-        <w:pStyle w:val="Heading1"/>
-        <w:rPr>
-          <w:rFonts w:cs="Times New Roman"/>
-        </w:rPr>
-      </w:pPr>
-      <w:bookmarkStart w:id="2" w:name="_Toc241588833"/>
-      <w:r>
-        <w:rPr>
-          <w:rFonts w:cs="Times New Roman"/>
-        </w:rPr>
-        <w:t>2.0</w:t>
-      </w:r>
-      <w:r>
-        <w:rPr>
-          <w:rFonts w:cs="Times New Roman"/>
-        </w:rPr>
-        <w:t xml:space="preserve"> Findings</w:t>
-      </w:r>
-      <w:bookmarkEnd w:id="2"/>
-    </w:p>
-    <w:p>
-      <w:pPr>
-        <w:pStyle w:val="Heading1"/>
-      </w:pPr>
-      <w:bookmarkStart w:id="3" w:name="_Toc241588834"/>
-      <w:r>
-        <w:t>2.1 What is Causing This? The Stumbling Blocks to Adopting AI Ethics Guidelines</w:t>
+      </w:pPr>
+      <w:bookmarkStart w:id="3" w:name="_Toc242037777"/>
+      <w:r>
+        <w:t xml:space="preserve">2.1 </w:t>
+      </w:r>
+      <w:r>
+        <w:t>The Business</w:t>
+      </w:r>
+      <w:r>
+        <w:t xml:space="preserve"> </w:t>
+      </w:r>
+      <w:r>
+        <w:t>Ethics Tension: Why Voluntary Guidelines Don't Constrain Commercial Behaviour</w:t>
       </w:r>
       <w:bookmarkEnd w:id="3"/>
     </w:p>
     <w:p>
       <w:r>
-        <w:t xml:space="preserve">All ethics guidelines have a structural weakness: there is no enforcement mechanism and they're aspirational. Hagendorff (2020) contends that ethics "lacks mechanisms to reinforce its own normative claims", and that this is one reason why it is attractive to industry as it precludes binding laws but can enable companies to advertise their ethical commitments. Similarly, Résseguier and Rodrigues (2020) make a related argument, describing AI ethics guidelines as </w:t>
-      </w:r>
-      <w:r>
-        <w:lastRenderedPageBreak/>
-        <w:t>"particularly prone to manipulation, especially by industry actors"</w:t>
+        <w:t>All ethics guidelines have a structural weakness: there is no enforcement mechanism and they're aspirational. Hagendorff (2020) contends that ethics "lacks mechanisms to reinforce its own normative claims", and that this is one reason why it is attractive to industry as it precludes binding laws but can enable companies to advertise their ethical commitments. Similarly, Résseguier and Rodrigues (2020) make a related argument, describing AI ethics guidelines as "particularly prone to manipulation, especially by industry actors"</w:t>
       </w:r>
       <w:r>
         <w:t xml:space="preserve">, </w:t>
@@ -1637,6 +1576,7 @@
           </w:tcPr>
           <w:p>
             <w:r>
+              <w:lastRenderedPageBreak/>
               <w:t>Human, societal and environmental wellbeing</w:t>
             </w:r>
           </w:p>
@@ -1661,7 +1601,13 @@
           </w:tcPr>
           <w:p>
             <w:r>
-              <w:t>Human-centred values</w:t>
+              <w:t>Human-</w:t>
+            </w:r>
+            <w:r>
+              <w:t>centred</w:t>
+            </w:r>
+            <w:r>
+              <w:t xml:space="preserve"> values</w:t>
             </w:r>
           </w:p>
         </w:tc>
@@ -1826,187 +1772,740 @@
       <w:pPr>
         <w:pStyle w:val="Heading1"/>
       </w:pPr>
-      <w:bookmarkStart w:id="4" w:name="_Toc241588835"/>
-      <w:r>
-        <w:t>2.2 Case Study: Uber Algorithmic Management and Contestability</w:t>
+      <w:bookmarkStart w:id="4" w:name="_Toc242037778"/>
+      <w:r>
+        <w:t xml:space="preserve">2.2 Case Study: Uber </w:t>
+      </w:r>
+      <w:r>
+        <w:t>Cost-Cutting v</w:t>
+      </w:r>
+      <w:r>
+        <w:t>s</w:t>
+      </w:r>
+      <w:r>
+        <w:t xml:space="preserve"> the Contestability Principle</w:t>
       </w:r>
       <w:bookmarkEnd w:id="4"/>
     </w:p>
     <w:p>
       <w:r>
-        <w:t xml:space="preserve">Uber has about 3 million drivers in its algorithms and can shut down driver accounts with no human intervention. It can adjust prices dynamically based on </w:t>
-      </w:r>
+        <w:t xml:space="preserve">Uber has about 3 million drivers in its algorithms and can shut down driver accounts with no human intervention. It can adjust prices dynamically based on demand (Kellogg et al., 2020). ACRE, the Action </w:t>
+      </w:r>
+      <w:r>
+        <w:t>Center</w:t>
+      </w:r>
+      <w:r>
+        <w:t xml:space="preserve"> on Race and the Economy, and Rideshare Drivers United surveyed 727 rideshare drivers who had been deactivated in the US in the past five years. It found that 85% of those deactivated had no prior warning and that around </w:t>
+      </w:r>
+      <w:r>
+        <w:t>two-thirds</w:t>
+      </w:r>
+      <w:r>
+        <w:t xml:space="preserve"> then fell into arrears on their bills. 15% of those deactivated did not even receive a reason, with some of the drivers saying they were evicted or even homeless because of it (ACRE Campaigns, 2025). Studies of “algorithmic control” in academia have shown that such systems tend to have a structurally low level of transparency in their performance, and workers perceive decisions made by algorithms to be less fair and less trustworthy than those made by their human manager (Crama et al., 2023; Kellogg et al., 2020). This approach is so bad that it uses a chatbot rather than a timely and meaningful mechanism for contesting a decision made by an AI, as required by Australia’s contestability principle. Uber itself claims that “humans are in the loop” of its deactivation process (Uber, 2026), but scholarship on algorithmic control outside the company is doubtful of this assertion, as drivers have no way of knowing whether a human ever actually reviewed their case (Kellogg et al., 2020). From a business perspective, algorithmic deactivation lowers the cost of labour management and is scalable for a platform with 3 million drivers.</w:t>
+      </w:r>
+      <w:r>
+        <w:t xml:space="preserve"> </w:t>
+      </w:r>
+      <w:r>
+        <w:t>From an ethical point of view, algorithmic deactivation does not affect the platform, but rather the driver, which is the asymmetry that the contestability principle tried to fix.</w:t>
+      </w:r>
+    </w:p>
+    <w:p>
+      <w:pPr>
+        <w:pStyle w:val="Heading1"/>
+      </w:pPr>
+      <w:bookmarkStart w:id="5" w:name="_Toc242037779"/>
       <w:r>
         <w:lastRenderedPageBreak/>
-        <w:t xml:space="preserve">demand (Kellogg et al., 2020). ACRE, the Action </w:t>
-      </w:r>
-      <w:r>
-        <w:t>Centre</w:t>
-      </w:r>
-      <w:r>
-        <w:t xml:space="preserve"> on Race and the Economy, and Rideshare Drivers United surveyed 727 rideshare drivers who had been deactivated in the US in the past five years. It found that 85% of those deactivated had no prior warning and that around </w:t>
-      </w:r>
-      <w:r>
-        <w:t>two-thirds</w:t>
-      </w:r>
-      <w:r>
-        <w:t xml:space="preserve"> then fell into arrears on their bills. 15% of those deactivated did not even receive a reason, with some of the drivers saying they were evicted or even homeless because of it (ACRE Campaigns, 2025). Studies of “algorithmic control” in academia have shown that such systems tend to have a structurally low level of transparency in their performance, and workers perceive decisions made by algorithms to be less fair and less trustworthy than those made by their human manager (Crama et al., 2023; Kellogg et al., 2020). This approach is so bad that it uses a chatbot rather than a timely and meaningful mechanism for contesting a decision made by an AI, as required by Australia’s contestability principle. Uber itself claims that “humans are in the loop” of its deactivation process (Uber, 2026), but scholarship on algorithmic control outside the company is doubtful of this assertion, as drivers have no way of knowing whether a human ever actually reviewed their case (Kellogg et al., 2020). From a business perspective, algorithmic deactivation lowers the cost of labour management and is scalable for a platform with 3 million drivers.</w:t>
-      </w:r>
-      <w:r>
-        <w:t xml:space="preserve"> </w:t>
-      </w:r>
-      <w:r>
-        <w:t>From an ethical point of view, algorithmic deactivation does not affect the platform, but rather the driver, which is the asymmetry that the contestability principle tried to fix.</w:t>
+        <w:t xml:space="preserve">2.3 Case Study: Tesla </w:t>
+      </w:r>
+      <w:r>
+        <w:t>Speed-to-Market vs. the Safety Principle</w:t>
+      </w:r>
+      <w:bookmarkEnd w:id="5"/>
+    </w:p>
+    <w:p>
+      <w:r>
+        <w:t xml:space="preserve">The tension between the pace of innovation and the principle of </w:t>
+      </w:r>
+      <w:r>
+        <w:t>reliability and safety</w:t>
+      </w:r>
+      <w:r>
+        <w:t xml:space="preserve"> is on display in Tesla's Autopilot and Full Self-Driving (FSD) systems. The U.S. National Highway Traffic Safety Administration (NHTSA) investigated 956 crashes involving Tesla vehicles between January 2018 and August 2023 that resulted in 29 deaths. That analysis also separately found that a critical safety gap in the Autopilot system was responsible for 467 of those crashes, including 13 fatal crashes (NHTSA, 2024). NHTSA called it a design that "led to foreseeable misuse" and "avoidable crashes" with Autopilot, and the underlying cause was a lack of sufficient driver attention. In December 2023, Tesla announced a voluntary recall of around two million cars when the company sent an over-the-air software update to fix the problem</w:t>
+      </w:r>
+      <w:r>
+        <w:t xml:space="preserve">. </w:t>
+      </w:r>
+      <w:r>
+        <w:t xml:space="preserve">NHTSA then began </w:t>
+      </w:r>
+      <w:r>
+        <w:t xml:space="preserve">an </w:t>
+      </w:r>
+      <w:r>
+        <w:t>additional investigation to determine whether the software fix was sufficient to fix the problem. Tesla continued marketing Autopilot and FSD as increasingly autonomous during this period, with the emphasis on rolling out features and keeping a leadership position in the autonomous driving market rather than step-by-step and conservative validation that a literal interpretation of the safety principle would require. This case is also an indirect example of one facet of the safety principle. Tesla's published safety statistics use a different denominator method than the NHTSA's official Crash Report Sampling System, making independent verification difficult (Tesla, 2026). This demonstrates that reliability and safety, although explicitly stated in Australia's framework and mirrored in Malaysia's compliance-driven guidelines, can be systematically outrun by the company's commercial priority to be the first to launch a new advanced driver-assistance system and further complicated by the fact that the company that gains the commercial benefit can control the primary safety data</w:t>
+      </w:r>
+      <w:r>
+        <w:t>.</w:t>
       </w:r>
     </w:p>
     <w:p>
       <w:pPr>
         <w:pStyle w:val="Heading1"/>
       </w:pPr>
-      <w:bookmarkStart w:id="5" w:name="_Toc241588836"/>
-      <w:r>
-        <w:t>2.3 Case Study: Tesla Innovation Speed and the Safety Principle</w:t>
-      </w:r>
-      <w:bookmarkEnd w:id="5"/>
-    </w:p>
-    <w:p>
-      <w:r>
-        <w:t xml:space="preserve">Tesla's Autopilot and Full Self-Driving (FSD) systems illustrate the tension between innovation speed and the reliability-and-safety principle. A three-year investigation by the U.S. National Highway Traffic Safety Administration (NHTSA), concluded in April 2024, examined 956 crashes involving Tesla vehicles operating on Autopilot between January 2018 and August 2023 and identified 29 associated deaths; a more targeted analysis found a “critical safety gap” contributing to 467 of those collisions, including 13 fatal crashes (NHTSA, 2024). NHTSA concluded that Autopilot's design “led to foreseeable misuse and avoidable crashes” because it did not sufficiently ensure driver attention. Tesla issued a voluntary recall covering approximately two million vehicles in December 2023 via an over-the-air software update, after which NHTSA opened a further inquiry into whether the update adequately addressed </w:t>
+      <w:bookmarkStart w:id="6" w:name="_Toc242037780"/>
+      <w:r>
+        <w:t>2.4 Case Study: Meta Privacy Protection and “Ethics Washing”</w:t>
+      </w:r>
+      <w:bookmarkEnd w:id="6"/>
+    </w:p>
+    <w:p>
+      <w:r>
+        <w:t xml:space="preserve">The Cambridge Analytica scandal is the most obvious case of "ethics washing," or ethical branding to mask practices that undermine the spirit of ethical commitments. In April 2018, Facebook (now known as Meta) published information about a </w:t>
+      </w:r>
+      <w:r>
+        <w:t>third-party</w:t>
+      </w:r>
+      <w:r>
+        <w:t xml:space="preserve"> personality quiz app that harvested personal data without consent from some 87 million of its users and shared it with political consultancy Cambridge Analytica to be used for targeting voters during the </w:t>
       </w:r>
       <w:r>
         <w:lastRenderedPageBreak/>
-        <w:t>the underlying defect. Tesla continued marketing Autopilot and FSD as increasingly autonomous during this period, prioritising the pace of feature rollout and market leadership in autonomous driving over the cautious, staged validation that a strict reading of the safety principle would require. This case also illustrates a subtler dimension of the safety principle: Tesla's own published safety statistics compare its crash rate to national averages using a different denominator methodology than NHTSA's official Crash Report Sampling System, making independent verification difficult (Tesla, 2026). This demonstrates that reliability and safety, though explicitly named in Australia's framework and echoed in Malaysia's compliance-oriented guidelines, can be systematically outpaced by a company's commercial incentive to be first to market with an advanced driver-assistance feature, and further undermined when the company that benefits commercially also controls the primary safety dataset.</w:t>
+        <w:t>2016 U.S. presidential election (Federal Trade Commission, 2019). The FTC's complaint estimated that about 250,000 to 270,000 users actually had the quiz app, while the remainder were affected via Facebook's platform architecture, which made the information of users' friends accessible to app developers. In July 2019, the U.S. Federal Trade Commission imposed a record-breaking US$5 billion settlement against Facebook for violating a 2011 consent decree in which the company had promised not to share user information with third parties without consent (Federal Trade Commission, 2019). In this instance, both the principles of privacy protection and security and the transparency principle were involved with Australia's framework, as Meta's business model relied on monetising granular behavioural data via targeted advertising, which came into conflict with both. Most importantly, the $5 billion fine was a mere fraction of Facebook's annual revenue at the time of the fine, and this was a pattern repeated over time: as the cost of ethics violations stayed well below the commercial value that it generated, the fines were less likely to deter future violations.</w:t>
       </w:r>
     </w:p>
     <w:p>
       <w:pPr>
         <w:pStyle w:val="Heading1"/>
       </w:pPr>
-      <w:bookmarkStart w:id="6" w:name="_Toc241588837"/>
-      <w:r>
-        <w:t>2.4 Case Study: Meta Privacy Protection and “Ethics Washing”</w:t>
-      </w:r>
-      <w:bookmarkEnd w:id="6"/>
+      <w:bookmarkStart w:id="7" w:name="_Toc242037781"/>
+      <w:r>
+        <w:t>2.5 Case Study: X (Twitter) Content Moderation and Accountability</w:t>
+      </w:r>
+      <w:bookmarkEnd w:id="7"/>
+    </w:p>
+    <w:p>
+      <w:r>
+        <w:t>X represents the conflict between free-expression commitments and the accountability and fairness principles. Since 2022, when it was bought by Elon Musk, the platform has taken a "freedom of speech, not reach" approach to enforcement, algorithmically suppressing rather than removing content that falls under its hateful-conduct policy (</w:t>
+      </w:r>
+      <w:r>
+        <w:t>Center</w:t>
+      </w:r>
+      <w:r>
+        <w:t xml:space="preserve"> for Countering Digital Hate, 2023). Of a sample of 300 posts reported for extreme hate speech (anti-Semitic, anti-Black racist and neo-Nazi content), 259 (86%) were still live on the platform after a week of being reported through official channels and 90 of the 100 accounts were still active (</w:t>
+      </w:r>
+      <w:r>
+        <w:t>Center</w:t>
+      </w:r>
+      <w:r>
+        <w:t xml:space="preserve"> for Countering Digital Hate, 2023). X publicly challenged the methodology of this and other reports and later threatened to take legal action against </w:t>
+      </w:r>
+      <w:r>
+        <w:t>them</w:t>
+      </w:r>
+      <w:r>
+        <w:t xml:space="preserve">, which raised concerns on its own about the accountability principle, because threatening independent researchers reduces the external auditing mechanisms which Australia's and Malaysia's frameworks rely on to ensure compliance. This case highlights a unique aspect of the ethics-business dynamic: platforms with operations in multiple jurisdictions can take advantage of less robust ethics monitoring in less regulated markets, and can threaten researchers who document non-compliance, insulating themselves from </w:t>
+      </w:r>
+      <w:r>
+        <w:lastRenderedPageBreak/>
+        <w:t>the accountability systems that would be assumed to exist as part of ethical guidelines. Notably, X announced its exit from the EU's voluntary Code of Practice on disinformation in 2023, but continued to be held to account under the EU's binding Digital Services Act, suggesting a pattern that could be the blueprint for the more enforceable system this report ultimately recommends.</w:t>
+      </w:r>
     </w:p>
     <w:p>
       <w:pPr>
         <w:pStyle w:val="Heading1"/>
       </w:pPr>
-      <w:bookmarkStart w:id="7" w:name="_Toc241588838"/>
-      <w:r>
-        <w:t>2.5 Case Study: X (Twitter) Content Moderation and Accountability</w:t>
-      </w:r>
-      <w:bookmarkEnd w:id="7"/>
-    </w:p>
-    <w:p>
-      <w:pPr>
-        <w:pStyle w:val="Heading1"/>
-        <w:rPr>
-          <w:rFonts w:cs="Times New Roman"/>
-        </w:rPr>
-      </w:pPr>
-      <w:bookmarkStart w:id="8" w:name="_Toc241588839"/>
-      <w:r>
-        <w:rPr>
-          <w:rFonts w:cs="Times New Roman"/>
-        </w:rPr>
-        <w:t>3.0</w:t>
-      </w:r>
-      <w:r>
-        <w:rPr>
-          <w:rFonts w:cs="Times New Roman"/>
-        </w:rPr>
-        <w:t xml:space="preserve"> Conclusions and Recommendations</w:t>
+      <w:bookmarkStart w:id="8" w:name="_Toc242037782"/>
+      <w:r>
+        <w:t>2.6 Cross-Case Synthesis</w:t>
       </w:r>
       <w:bookmarkEnd w:id="8"/>
     </w:p>
     <w:p>
-      <w:pPr>
-        <w:pStyle w:val="Heading1"/>
-        <w:rPr>
-          <w:rFonts w:cs="Times New Roman"/>
-        </w:rPr>
-      </w:pPr>
-      <w:bookmarkStart w:id="9" w:name="_Toc241588840"/>
-      <w:r>
-        <w:rPr>
-          <w:rFonts w:cs="Times New Roman"/>
-        </w:rPr>
-        <w:t>Acknowledgement</w:t>
-      </w:r>
-      <w:bookmarkEnd w:id="9"/>
-    </w:p>
-    <w:p>
-      <w:pPr>
-        <w:pStyle w:val="Heading1"/>
-        <w:rPr>
-          <w:rFonts w:cs="Times New Roman"/>
-        </w:rPr>
-      </w:pPr>
-      <w:bookmarkStart w:id="10" w:name="_Toc241588841"/>
-      <w:r>
-        <w:rPr>
-          <w:rFonts w:cs="Times New Roman"/>
-        </w:rPr>
-        <w:t>References</w:t>
-      </w:r>
-      <w:bookmarkEnd w:id="10"/>
-    </w:p>
-    <w:p>
-      <w:pPr>
-        <w:pStyle w:val="Heading1"/>
-        <w:rPr>
-          <w:rFonts w:cs="Times New Roman"/>
-        </w:rPr>
-      </w:pPr>
-    </w:p>
-    <w:p>
-      <w:pPr>
-        <w:rPr>
-          <w:rFonts w:cs="Times New Roman"/>
+      <w:r>
+        <w:t xml:space="preserve">The quantifiable results of the four cases are summarised in Table 2. Four cases exhibit three recurring patterns. First, the core revenue model of each company rested on the very behaviour causing the ethical harm: Uber's low labour costs were predicated on unreviewed algorithmic deactivation, Tesla's valuation depended on being seen as a leader in autonomous driving, Meta's ad revenue depended on granular data collection, and X's engagement metrics were boosted by not removing high-engagement, policy-violating content. Second, in all cases, the financial or regulatory impact, while large in absolute terms, was modest relative to company revenue or strategic value. This is consistent with Beck's (1988, as cited in Hagendorff, 2020) observation that ethics acts as "a bicycle brake on an intercontinental </w:t>
+      </w:r>
+      <w:r>
+        <w:t>aeroplane</w:t>
+      </w:r>
+      <w:r>
+        <w:t>". Third, in each case the company could point to a published set of AI principles or public statements about responsible AI, while the underlying practice remained largely unchanged. This supports the argument of Résseguier and Rodrigues (2020) that ethics guidelines are frequently reduced to a symbolic, rather than operative, governance layer. A fourth, more structural, observation is that ethics works with a weak reinforcement mechanism relative to the economic logic of the systems it seeks to govern, a sociological point made by Hagendorff (2020): the AI industry, like the media and finance industries before it, has its own internal code of success (revenue growth, market share, engagement) that ethical intervention can only affect at the margins, unless that intervention is supported by an external, binding authority such as a regulator or court.</w:t>
+      </w:r>
+    </w:p>
+    <w:p>
+      <w:pPr>
+        <w:spacing w:before="120" w:after="60"/>
+        <w:rPr>
+          <w:sz w:val="32"/>
+          <w:szCs w:val="28"/>
+        </w:rPr>
+      </w:pPr>
+      <w:r>
+        <w:rPr>
           <w:b/>
           <w:bCs/>
-          <w:sz w:val="32"/>
-          <w:szCs w:val="32"/>
-        </w:rPr>
-      </w:pPr>
-    </w:p>
-    <w:p>
-      <w:pPr>
-        <w:rPr>
-          <w:rFonts w:cs="Times New Roman"/>
+          <w:sz w:val="22"/>
+          <w:szCs w:val="22"/>
+        </w:rPr>
+        <w:t>Table 2. Summary of Quantified Outcomes Across the Four Case Studies</w:t>
+      </w:r>
+    </w:p>
+    <w:tbl>
+      <w:tblPr>
+        <w:tblStyle w:val="TableGrid"/>
+        <w:tblW w:w="0" w:type="auto"/>
+        <w:tblLook w:val="04A0" w:firstRow="1" w:lastRow="0" w:firstColumn="1" w:lastColumn="0" w:noHBand="0" w:noVBand="1"/>
+      </w:tblPr>
+      <w:tblGrid>
+        <w:gridCol w:w="2254"/>
+        <w:gridCol w:w="2254"/>
+        <w:gridCol w:w="2254"/>
+        <w:gridCol w:w="2254"/>
+      </w:tblGrid>
+      <w:tr>
+        <w:tc>
+          <w:tcPr>
+            <w:tcW w:w="2254" w:type="dxa"/>
+            <w:vAlign w:val="center"/>
+          </w:tcPr>
+          <w:p>
+            <w:r>
+              <w:rPr>
+                <w:b/>
+                <w:bCs/>
+              </w:rPr>
+              <w:t>Company</w:t>
+            </w:r>
+          </w:p>
+        </w:tc>
+        <w:tc>
+          <w:tcPr>
+            <w:tcW w:w="2254" w:type="dxa"/>
+            <w:vAlign w:val="center"/>
+          </w:tcPr>
+          <w:p>
+            <w:r>
+              <w:rPr>
+                <w:b/>
+                <w:bCs/>
+              </w:rPr>
+              <w:t>Principle Implicated</w:t>
+            </w:r>
+          </w:p>
+        </w:tc>
+        <w:tc>
+          <w:tcPr>
+            <w:tcW w:w="2254" w:type="dxa"/>
+            <w:vAlign w:val="center"/>
+          </w:tcPr>
+          <w:p>
+            <w:r>
+              <w:rPr>
+                <w:b/>
+                <w:bCs/>
+              </w:rPr>
+              <w:t>Key Evidence</w:t>
+            </w:r>
+          </w:p>
+        </w:tc>
+        <w:tc>
+          <w:tcPr>
+            <w:tcW w:w="2254" w:type="dxa"/>
+            <w:vAlign w:val="center"/>
+          </w:tcPr>
+          <w:p>
+            <w:r>
+              <w:rPr>
+                <w:b/>
+                <w:bCs/>
+              </w:rPr>
+              <w:t>Consequence</w:t>
+            </w:r>
+          </w:p>
+        </w:tc>
+      </w:tr>
+      <w:tr>
+        <w:tc>
+          <w:tcPr>
+            <w:tcW w:w="2254" w:type="dxa"/>
+            <w:vAlign w:val="center"/>
+          </w:tcPr>
+          <w:p>
+            <w:r>
+              <w:t>Uber</w:t>
+            </w:r>
+          </w:p>
+        </w:tc>
+        <w:tc>
+          <w:tcPr>
+            <w:tcW w:w="2254" w:type="dxa"/>
+            <w:vAlign w:val="center"/>
+          </w:tcPr>
+          <w:p>
+            <w:r>
+              <w:t>Contestability</w:t>
+            </w:r>
+          </w:p>
+        </w:tc>
+        <w:tc>
+          <w:tcPr>
+            <w:tcW w:w="2254" w:type="dxa"/>
+            <w:vAlign w:val="center"/>
+          </w:tcPr>
+          <w:p>
+            <w:r>
+              <w:t xml:space="preserve">727 deactivated drivers surveyed; 85% deactivated with no prior warning; ~2/3 fell </w:t>
+            </w:r>
+            <w:r>
+              <w:lastRenderedPageBreak/>
+              <w:t>behind on bills; 15% given no reason at all (ACRE Campaigns, 2025).</w:t>
+            </w:r>
+          </w:p>
+        </w:tc>
+        <w:tc>
+          <w:tcPr>
+            <w:tcW w:w="2254" w:type="dxa"/>
+            <w:vAlign w:val="center"/>
+          </w:tcPr>
+          <w:p>
+            <w:r>
+              <w:lastRenderedPageBreak/>
+              <w:t>Reputational damage; ongoing labour-organising and regulatory pressure.</w:t>
+            </w:r>
+          </w:p>
+        </w:tc>
+      </w:tr>
+      <w:tr>
+        <w:tc>
+          <w:tcPr>
+            <w:tcW w:w="2254" w:type="dxa"/>
+            <w:vAlign w:val="center"/>
+          </w:tcPr>
+          <w:p>
+            <w:r>
+              <w:t>Tesla</w:t>
+            </w:r>
+          </w:p>
+        </w:tc>
+        <w:tc>
+          <w:tcPr>
+            <w:tcW w:w="2254" w:type="dxa"/>
+            <w:vAlign w:val="center"/>
+          </w:tcPr>
+          <w:p>
+            <w:r>
+              <w:t>Reliability &amp; safety</w:t>
+            </w:r>
+          </w:p>
+        </w:tc>
+        <w:tc>
+          <w:tcPr>
+            <w:tcW w:w="2254" w:type="dxa"/>
+            <w:vAlign w:val="center"/>
+          </w:tcPr>
+          <w:p>
+            <w:r>
+              <w:t>NHTSA identified 956 Autopilot-related crashes (Jan 2018–Aug 2023) and 29 deaths; a "critical safety gap" linked to 467 collisions incl. 13 fatal crashes (NHTSA, 2024).</w:t>
+            </w:r>
+          </w:p>
+        </w:tc>
+        <w:tc>
+          <w:tcPr>
+            <w:tcW w:w="2254" w:type="dxa"/>
+            <w:vAlign w:val="center"/>
+          </w:tcPr>
+          <w:p>
+            <w:r>
+              <w:t>~2 million-vehicle recall (Dec 2023); follow-up federal investigation into recall effectiveness.</w:t>
+            </w:r>
+          </w:p>
+        </w:tc>
+      </w:tr>
+      <w:tr>
+        <w:tc>
+          <w:tcPr>
+            <w:tcW w:w="2254" w:type="dxa"/>
+            <w:vAlign w:val="center"/>
+          </w:tcPr>
+          <w:p>
+            <w:r>
+              <w:t>Meta</w:t>
+            </w:r>
+          </w:p>
+        </w:tc>
+        <w:tc>
+          <w:tcPr>
+            <w:tcW w:w="2254" w:type="dxa"/>
+            <w:vAlign w:val="center"/>
+          </w:tcPr>
+          <w:p>
+            <w:r>
+              <w:t>Privacy &amp; transparency</w:t>
+            </w:r>
+          </w:p>
+        </w:tc>
+        <w:tc>
+          <w:tcPr>
+            <w:tcW w:w="2254" w:type="dxa"/>
+            <w:vAlign w:val="center"/>
+          </w:tcPr>
+          <w:p>
+            <w:r>
+              <w:t>87 million users' data shared with Cambridge Analytica without consent, despite only ~270,000 users installing the source app (FTC, 2019).</w:t>
+            </w:r>
+          </w:p>
+        </w:tc>
+        <w:tc>
+          <w:tcPr>
+            <w:tcW w:w="2254" w:type="dxa"/>
+            <w:vAlign w:val="center"/>
+          </w:tcPr>
+          <w:p>
+            <w:r>
+              <w:t>Record US$5 billion FTC settlement (2019) — the largest privacy penalty of its time.</w:t>
+            </w:r>
+          </w:p>
+        </w:tc>
+      </w:tr>
+      <w:tr>
+        <w:tc>
+          <w:tcPr>
+            <w:tcW w:w="2254" w:type="dxa"/>
+            <w:vAlign w:val="center"/>
+          </w:tcPr>
+          <w:p>
+            <w:r>
+              <w:t>X (Twitter)</w:t>
+            </w:r>
+          </w:p>
+        </w:tc>
+        <w:tc>
+          <w:tcPr>
+            <w:tcW w:w="2254" w:type="dxa"/>
+            <w:vAlign w:val="center"/>
+          </w:tcPr>
+          <w:p>
+            <w:r>
+              <w:t>Accountability &amp; fairness</w:t>
+            </w:r>
+          </w:p>
+        </w:tc>
+        <w:tc>
+          <w:tcPr>
+            <w:tcW w:w="2254" w:type="dxa"/>
+            <w:vAlign w:val="center"/>
+          </w:tcPr>
+          <w:p>
+            <w:r>
+              <w:t>86% of 300 reported hateful posts (259) were still live one week after reporting; 90 of 100 associated accounts remained active (CCDH, 2023).</w:t>
+            </w:r>
+          </w:p>
+        </w:tc>
+        <w:tc>
+          <w:tcPr>
+            <w:tcW w:w="2254" w:type="dxa"/>
+            <w:vAlign w:val="center"/>
+          </w:tcPr>
+          <w:p>
+            <w:r>
+              <w:t xml:space="preserve">Advertiser concern; </w:t>
+            </w:r>
+            <w:r>
+              <w:rPr>
+                <w:rStyle w:val="Strong"/>
+              </w:rPr>
+              <w:t>legal threats against researchers; X's withdrawal from the EU disinformation code.</w:t>
+            </w:r>
+          </w:p>
+        </w:tc>
+      </w:tr>
+    </w:tbl>
+    <w:p>
+      <w:pPr>
+        <w:rPr>
           <w:b/>
           <w:bCs/>
-          <w:sz w:val="40"/>
-          <w:szCs w:val="40"/>
-        </w:rPr>
-      </w:pPr>
-    </w:p>
-    <w:p>
-      <w:pPr>
-        <w:rPr>
-          <w:rFonts w:cs="Times New Roman"/>
+          <w:sz w:val="24"/>
+          <w:szCs w:val="22"/>
+        </w:rPr>
+      </w:pPr>
+      <w:r>
+        <w:rPr>
           <w:b/>
           <w:bCs/>
-          <w:sz w:val="40"/>
-          <w:szCs w:val="40"/>
-        </w:rPr>
-      </w:pPr>
-    </w:p>
-    <w:p>
-      <w:pPr>
-        <w:rPr>
-          <w:rFonts w:cs="Times New Roman"/>
+          <w:sz w:val="24"/>
+          <w:szCs w:val="22"/>
+        </w:rPr>
+        <w:t xml:space="preserve">Note. CCDH = </w:t>
+      </w:r>
+      <w:r>
+        <w:rPr>
           <w:b/>
           <w:bCs/>
-          <w:sz w:val="40"/>
-          <w:szCs w:val="40"/>
-        </w:rPr>
-      </w:pPr>
+          <w:sz w:val="24"/>
+          <w:szCs w:val="22"/>
+        </w:rPr>
+        <w:t>Center</w:t>
+      </w:r>
+      <w:r>
+        <w:rPr>
+          <w:b/>
+          <w:bCs/>
+          <w:sz w:val="24"/>
+          <w:szCs w:val="22"/>
+        </w:rPr>
+        <w:t xml:space="preserve"> for Countering Digital Hate; NHTSA = National Highway Traffic Safety Administration; FTC = Federal Trade Commission.</w:t>
+      </w:r>
+    </w:p>
+    <w:p>
+      <w:pPr>
+        <w:pStyle w:val="Heading1"/>
+        <w:rPr>
+          <w:rFonts w:cs="Times New Roman"/>
+        </w:rPr>
+      </w:pPr>
+      <w:bookmarkStart w:id="9" w:name="_Toc242037783"/>
+      <w:r>
+        <w:rPr>
+          <w:rFonts w:cs="Times New Roman"/>
+        </w:rPr>
+        <w:lastRenderedPageBreak/>
+        <w:t>3.0</w:t>
+      </w:r>
+      <w:r>
+        <w:rPr>
+          <w:rFonts w:cs="Times New Roman"/>
+        </w:rPr>
+        <w:t xml:space="preserve"> Conclusion</w:t>
+      </w:r>
+      <w:bookmarkEnd w:id="9"/>
+    </w:p>
+    <w:p>
+      <w:r>
+        <w:t>This report attempted to explore whether there exists a structural tension between AI ethics principles and business practice, and if so, what explains it. Evidence from Uber, Tesla, Meta and X supports the conclusion that this tension is structural, not incidental: in each case, the ethically problematic practice was not a deviation from the company's business model but an expression of it. Voluntary standards such as Australia's AI Ethics Principles and Malaysia's National Guidelines lay out the right normative goals, and Australia's 2025 Guidance for AI Adoption is a real step forward in translating those goals into tangible governance practices. But these frameworks do not have a binding enforcement mechanism commensurate with the scale of harm or commercial benefit involved, and it is this lack – rather than any inherent deficiency in the principles themselves – that has been the primary reason why so far ethical commitments have failed to constrain the four companies examined in this report.</w:t>
+      </w:r>
+    </w:p>
+    <w:p>
+      <w:r>
+        <w:t xml:space="preserve">This analysis results in five recommendations. First, regulators should make compliance with ethics guidelines mandatory, not voluntary, for high-risk AI applications, with penalties that are tied to a meaningful share of relevant revenue (not a flat amount) to ensure non-compliance isn't the economically rational choice. Second, contestability and appeal mechanisms, such as Uber's deactivation process, should be independently and mandatorily audited, rather than self-reported, consistent with the "share essential information" and "test and monitor" practices in Australia's Guidance for AI Adoption. Third, governments should harmonise core definitions and thresholds across jurisdictions. The case of X shows that companies are currently able to exploit regulatory divergence between markets. Fourth, independent researchers and auditors who investigate corporate AI practices must be given legal protections, because the loss of external verification, as exemplified by X's threats to the </w:t>
+      </w:r>
+      <w:r>
+        <w:t>Center</w:t>
+      </w:r>
+      <w:r>
+        <w:t xml:space="preserve"> for Countering Digital Hate, is damaging every other form of enforcement. Fifth, in light of the recurring pattern of "ethics washing" across all four cases, companies publishing AI ethics principles should be mandated to report concrete metrics in relation to those principles on a regular and standardised basis (e.g., deactivation appeal outcomes, moderation response times, data-sharing audits), rather than aspirational statements alone. This would turn ethics guidelines into a verifiable governance instrument, rather than a public-relations artefact. Ultimately</w:t>
+      </w:r>
+      <w:r>
+        <w:t>,</w:t>
+      </w:r>
+      <w:r>
+        <w:t xml:space="preserve"> responsible AI should be re-framed not as a </w:t>
+      </w:r>
+      <w:r>
+        <w:lastRenderedPageBreak/>
+        <w:t>constraint on innovation but as a prerequisite for the long-term social licence that sustainable AI-driven businesses require.</w:t>
+      </w:r>
+    </w:p>
+    <w:p>
+      <w:pPr>
+        <w:pStyle w:val="Heading1"/>
+        <w:rPr>
+          <w:rFonts w:cs="Times New Roman"/>
+        </w:rPr>
+      </w:pPr>
+      <w:bookmarkStart w:id="10" w:name="_Toc242037784"/>
+      <w:r>
+        <w:rPr>
+          <w:rFonts w:cs="Times New Roman"/>
+        </w:rPr>
+        <w:t>Acknowledgement</w:t>
+      </w:r>
+      <w:bookmarkEnd w:id="10"/>
+    </w:p>
+    <w:p>
+      <w:r>
+        <w:t>The report draws on primary regulatory and organisational sources, including reports from the U.S. National Highway Traffic Safety Administration, the U.S. Federal Trade Commission, the Center for Countering Digital Hate, and Rideshare Drivers United, together with peer-reviewed journal articles retrieved through academic search. This report was prepared with the assistance of Claude (Anthropic), an artificial intelligence language model, which was used to identify and verify candidate academic and regulatory sources via web search, to draft and restructure prose using the verified source material, and to design the summary tables. All factual claims and citations were fact-checked against the original primary sources listed in the References section before inclusion; the analytical framing, choice of case studies, and final judgement in this report are the responsibility of the author.</w:t>
+      </w:r>
+    </w:p>
+    <w:p>
+      <w:pPr>
+        <w:pStyle w:val="Heading1"/>
+        <w:rPr>
+          <w:rFonts w:cs="Times New Roman"/>
+        </w:rPr>
+      </w:pPr>
+      <w:bookmarkStart w:id="11" w:name="_Toc242037785"/>
+      <w:r>
+        <w:rPr>
+          <w:rFonts w:cs="Times New Roman"/>
+        </w:rPr>
+        <w:t>References</w:t>
+      </w:r>
+      <w:bookmarkEnd w:id="11"/>
+    </w:p>
+    <w:p>
+      <w:pPr>
+        <w:spacing w:after="200" w:line="264" w:lineRule="auto"/>
+        <w:ind w:left="720" w:hanging="720"/>
+      </w:pPr>
+      <w:r>
+        <w:t xml:space="preserve">Action Center on Race and the Economy. (2025). </w:t>
+      </w:r>
+      <w:r>
+        <w:rPr>
+          <w:i/>
+          <w:iCs/>
+        </w:rPr>
+        <w:t>Driven out by AI: How Uber deactivations force drivers into chatbot hell and financial crisis</w:t>
+      </w:r>
+      <w:r>
+        <w:t xml:space="preserve">. ACRE Campaigns. </w:t>
+      </w:r>
+      <w:hyperlink r:id="rId10" w:history="1">
+        <w:r>
+          <w:rPr>
+            <w:rStyle w:val="Hyperlink"/>
+          </w:rPr>
+          <w:t>https://acrecampaigns.org/research_post/driven-out-by-ai/</w:t>
+        </w:r>
+      </w:hyperlink>
+    </w:p>
+    <w:p>
+      <w:pPr>
+        <w:spacing w:after="200" w:line="264" w:lineRule="auto"/>
+        <w:ind w:left="720" w:hanging="720"/>
+      </w:pPr>
+      <w:r>
+        <w:t xml:space="preserve">Australian Government. (2019). Australia's AI ethics principles. Department of Industry, Science and Resources. </w:t>
+      </w:r>
+      <w:hyperlink r:id="rId11" w:history="1">
+        <w:r>
+          <w:rPr>
+            <w:rStyle w:val="Hyperlink"/>
+          </w:rPr>
+          <w:t>https://www.industry.gov.au/publications/australias-ai-ethics-principles</w:t>
+        </w:r>
+      </w:hyperlink>
+    </w:p>
+    <w:p>
+      <w:pPr>
+        <w:spacing w:after="200" w:line="264" w:lineRule="auto"/>
+        <w:ind w:left="720" w:hanging="720"/>
+      </w:pPr>
+      <w:r>
+        <w:t xml:space="preserve">Australian Government. (2025). Guidance for AI adoption: Foundations. National AI </w:t>
+      </w:r>
+      <w:r>
+        <w:t>Center</w:t>
+      </w:r>
+      <w:r>
+        <w:t>, Department of Industry, Science and Resources. https://www.industry.gov.au/publications/guidance-for-ai-adoption</w:t>
+      </w:r>
+    </w:p>
+    <w:p>
+      <w:pPr>
+        <w:spacing w:after="200" w:line="264" w:lineRule="auto"/>
+        <w:ind w:left="720" w:hanging="720"/>
+      </w:pPr>
+      <w:r>
+        <w:t>Center for Countering Digital Hate. (2023). X content moderation failure: How Twitter/X continues to host posts we reported for extreme hate speech. https://counterhate.com/research/twitter-x-continues-to-host-posts-reported-for-extreme-hate-speech/</w:t>
+      </w:r>
+    </w:p>
+    <w:p>
+      <w:pPr>
+        <w:spacing w:after="200" w:line="264" w:lineRule="auto"/>
+        <w:ind w:left="720" w:hanging="720"/>
+      </w:pPr>
+      <w:r>
+        <w:t>Crama, W. A., Wiener, M., Tarafdar, M., &amp; Benlian, A. (2023). Examining the impact of algorithmic control on Uber drivers’ technostress. Journal of Management Information Systems, 40(1), 240–272. https://doi.org/10.1080/07421222.2022.2063556</w:t>
+      </w:r>
+    </w:p>
+    <w:p>
+      <w:pPr>
+        <w:spacing w:after="200" w:line="264" w:lineRule="auto"/>
+        <w:ind w:left="720" w:hanging="720"/>
+      </w:pPr>
+      <w:r>
+        <w:lastRenderedPageBreak/>
+        <w:t>Federal Trade Commission. (2019, July 24). FTC imposes $5 billion penalty and sweeping new privacy restrictions on Facebook [Press release]. https://www.ftc.gov/news-events/news/press-releases/2019/07/ftc-imposes-5-billion-penalty-sweeping-new-privacy-restrictions-facebook</w:t>
+      </w:r>
+    </w:p>
+    <w:p>
+      <w:pPr>
+        <w:spacing w:after="200" w:line="264" w:lineRule="auto"/>
+        <w:ind w:left="720" w:hanging="720"/>
+      </w:pPr>
+      <w:r>
+        <w:t>Hagendorff, T. (2020). The ethics of AI ethics: An evaluation of guidelines. Minds and Machines, 30(1), 99–120. https://doi.org/10.1007/s11023-020-09517-8</w:t>
+      </w:r>
+    </w:p>
+    <w:p>
+      <w:pPr>
+        <w:spacing w:after="200" w:line="264" w:lineRule="auto"/>
+        <w:ind w:left="720" w:hanging="720"/>
+      </w:pPr>
+      <w:r>
+        <w:t>Jobin, A., Ienca, M., &amp; Vayena, E. (2019). The global landscape of AI ethics guidelines. Nature Machine Intelligence, 1(9), 389–399. https://doi.org/10.1038/s42256-019-0088-2</w:t>
+      </w:r>
+    </w:p>
+    <w:p>
+      <w:pPr>
+        <w:spacing w:after="200" w:line="264" w:lineRule="auto"/>
+        <w:ind w:left="720" w:hanging="720"/>
+      </w:pPr>
+      <w:r>
+        <w:t>Kellogg, K. C., Valentine, M. A., &amp; Christin, A. (2020). Algorithms at work: The new contested terrain of control. Academy of Management Annals, 14(1), 366–410. https://doi.org/10.5465/annals.2018.0174</w:t>
+      </w:r>
+    </w:p>
+    <w:p>
+      <w:pPr>
+        <w:spacing w:after="200" w:line="264" w:lineRule="auto"/>
+        <w:ind w:left="720" w:hanging="720"/>
+      </w:pPr>
+      <w:r>
+        <w:t>Ministry of Science, Technology and Innovation [MOSTI]. (2024). The national guidelines on AI governance &amp; ethics. Government of Malaysia. https://mastic.mosti.gov.my/storage/2024/09/THE-NATIONAL-GUIDELINES-ON-AI-GOVERNANCE-ETHICS.pdf</w:t>
+      </w:r>
+    </w:p>
+    <w:p>
+      <w:pPr>
+        <w:spacing w:after="200" w:line="264" w:lineRule="auto"/>
+        <w:ind w:left="720" w:hanging="720"/>
+      </w:pPr>
+      <w:r>
+        <w:t>National Highway Traffic Safety Administration. (2024). Engineering analysis report: Tesla Autopilot (EA22-002). U.S. Department of Transportation. https://static.nhtsa.gov/odi/inv/2022/INCR-EA22002-14496.pdf</w:t>
+      </w:r>
+    </w:p>
+    <w:p>
+      <w:pPr>
+        <w:spacing w:after="200" w:line="264" w:lineRule="auto"/>
+        <w:ind w:left="720" w:hanging="720"/>
+      </w:pPr>
+      <w:r>
+        <w:t>Résseguier, A., &amp; Rodrigues, R. (2020). AI ethics should not remain toothless! A call to bring back the teeth of ethics. Big Data &amp; Society, 7(2). https://doi.org/10.1177/2053951720942541</w:t>
+      </w:r>
+    </w:p>
+    <w:p>
+      <w:pPr>
+        <w:spacing w:after="200" w:line="264" w:lineRule="auto"/>
+        <w:ind w:left="720" w:hanging="720"/>
+      </w:pPr>
+      <w:r>
+        <w:t>Tesla, Inc. (2026). Full self-driving (supervised) vehicle safety report. https://www.tesla.com/fsd/safety</w:t>
+      </w:r>
+    </w:p>
+    <w:p>
+      <w:pPr>
+        <w:spacing w:after="200" w:line="264" w:lineRule="auto"/>
+        <w:ind w:left="720" w:hanging="720"/>
+      </w:pPr>
+      <w:r>
+        <w:t>Uber Technologies, Inc. (2026). Algorithmic transparency report: United States 2026. https://tb-static.uber.com/prod/uber-static/uber-sites/_pdf/ai-on-uber/US-Algorithmic-Transparency-2026.pdf</w:t>
+      </w:r>
     </w:p>
     <w:sectPr>
-      <w:headerReference w:type="default" r:id="rId10"/>
-      <w:footerReference w:type="default" r:id="rId11"/>
+      <w:headerReference w:type="default" r:id="rId12"/>
+      <w:footerReference w:type="default" r:id="rId13"/>
       <w:pgSz w:w="11906" w:h="16838"/>
       <w:pgMar w:top="1440" w:right="1440" w:bottom="1440" w:left="1440" w:header="720" w:footer="720" w:gutter="0"/>
       <w:cols w:space="720"/>
@@ -2604,7 +3103,6 @@
     <w:next w:val="Normal"/>
     <w:link w:val="Heading2Char"/>
     <w:uiPriority w:val="9"/>
-    <w:semiHidden/>
     <w:unhideWhenUsed/>
     <w:qFormat/>
     <w:rsid w:val="00C9602F"/>
@@ -2778,6 +3276,7 @@
   <w:style w:type="character" w:default="1" w:styleId="DefaultParagraphFont">
     <w:name w:val="Default Paragraph Font"/>
     <w:uiPriority w:val="1"/>
+    <w:semiHidden/>
     <w:unhideWhenUsed/>
   </w:style>
   <w:style w:type="table" w:default="1" w:styleId="TableNormal">
@@ -2820,7 +3319,6 @@
     <w:basedOn w:val="DefaultParagraphFont"/>
     <w:link w:val="Heading2"/>
     <w:uiPriority w:val="9"/>
-    <w:semiHidden/>
     <w:rsid w:val="00C9602F"/>
     <w:rPr>
       <w:rFonts w:asciiTheme="majorHAnsi" w:eastAsiaTheme="majorEastAsia" w:hAnsiTheme="majorHAnsi" w:cstheme="majorBidi"/>
@@ -3212,6 +3710,17 @@
       <w:shd w:val="clear" w:color="auto" w:fill="E1DFDD"/>
     </w:rPr>
   </w:style>
+  <w:style w:type="character" w:styleId="Strong">
+    <w:name w:val="Strong"/>
+    <w:basedOn w:val="DefaultParagraphFont"/>
+    <w:uiPriority w:val="22"/>
+    <w:qFormat/>
+    <w:rsid w:val="0074582D"/>
+    <w:rPr>
+      <w:b/>
+      <w:bCs/>
+    </w:rPr>
+  </w:style>
 </w:styles>
 </file>
 
@@ -3531,6 +4040,10 @@
 </file>
 
 <file path=customXml/item1.xml><?xml version="1.0" encoding="utf-8"?>
+<b:Sources xmlns:b="http://schemas.openxmlformats.org/officeDocument/2006/bibliography" xmlns="http://schemas.openxmlformats.org/officeDocument/2006/bibliography" SelectedStyle="\APASixthEditionOfficeOnline.xsl" StyleName="APA" Version="6"/>
+</file>
+
+<file path=customXml/item2.xml><?xml version="1.0" encoding="utf-8"?>
 <p:properties xmlns:p="http://schemas.microsoft.com/office/2006/metadata/properties" xmlns:xsi="http://www.w3.org/2001/XMLSchema-instance" xmlns:pc="http://schemas.microsoft.com/office/infopath/2007/PartnerControls">
   <documentManagement>
     <_activity xmlns="7ec8915d-210e-4f17-8e09-61cc4b79e7b5" xsi:nil="true"/>
@@ -3538,7 +4051,7 @@
 </p:properties>
 </file>
 
-<file path=customXml/item2.xml><?xml version="1.0" encoding="utf-8"?>
+<file path=customXml/item3.xml><?xml version="1.0" encoding="utf-8"?>
 <?mso-contentType ?>
 <FormTemplates xmlns="http://schemas.microsoft.com/sharepoint/v3/contenttype/forms">
   <Display>DocumentLibraryForm</Display>
@@ -3547,7 +4060,7 @@
 </FormTemplates>
 </file>
 
-<file path=customXml/item3.xml><?xml version="1.0" encoding="utf-8"?>
+<file path=customXml/item4.xml><?xml version="1.0" encoding="utf-8"?>
 <ct:contentTypeSchema xmlns:ct="http://schemas.microsoft.com/office/2006/metadata/contentType" xmlns:ma="http://schemas.microsoft.com/office/2006/metadata/properties/metaAttributes" ct:_="" ma:_="" ma:contentTypeName="Document" ma:contentTypeID="0x0101008D25227DB7A700408C3578E5C5406A50" ma:contentTypeVersion="5" ma:contentTypeDescription="Create a new document." ma:contentTypeScope="" ma:versionID="1a86fff16cde3337d7ddc193fdde9a9c">
   <xsd:schema xmlns:xsd="http://www.w3.org/2001/XMLSchema" xmlns:xs="http://www.w3.org/2001/XMLSchema" xmlns:p="http://schemas.microsoft.com/office/2006/metadata/properties" xmlns:ns3="7ec8915d-210e-4f17-8e09-61cc4b79e7b5" targetNamespace="http://schemas.microsoft.com/office/2006/metadata/properties" ma:root="true" ma:fieldsID="611f715eeb8315929de310b40d20f728" ns3:_="">
     <xsd:import namespace="7ec8915d-210e-4f17-8e09-61cc4b79e7b5"/>
@@ -3697,11 +4210,15 @@
 </ct:contentTypeSchema>
 </file>
 
-<file path=customXml/item4.xml><?xml version="1.0" encoding="utf-8"?>
-<b:Sources xmlns:b="http://schemas.openxmlformats.org/officeDocument/2006/bibliography" xmlns="http://schemas.openxmlformats.org/officeDocument/2006/bibliography" SelectedStyle="\APASixthEditionOfficeOnline.xsl" StyleName="APA" Version="6"/>
+<file path=customXml/itemProps1.xml><?xml version="1.0" encoding="utf-8"?>
+<ds:datastoreItem xmlns:ds="http://schemas.openxmlformats.org/officeDocument/2006/customXml" ds:itemID="{5504BEE7-3839-49B1-A21B-3B776E728A6F}">
+  <ds:schemaRefs>
+    <ds:schemaRef ds:uri="http://schemas.openxmlformats.org/officeDocument/2006/bibliography"/>
+  </ds:schemaRefs>
+</ds:datastoreItem>
 </file>
 
-<file path=customXml/itemProps1.xml><?xml version="1.0" encoding="utf-8"?>
+<file path=customXml/itemProps2.xml><?xml version="1.0" encoding="utf-8"?>
 <ds:datastoreItem xmlns:ds="http://schemas.openxmlformats.org/officeDocument/2006/customXml" ds:itemID="{D7D231EA-1976-4B6E-AB5C-88AFC0241154}">
   <ds:schemaRefs>
     <ds:schemaRef ds:uri="http://schemas.microsoft.com/office/2006/metadata/properties"/>
@@ -3711,7 +4228,7 @@
 </ds:datastoreItem>
 </file>
 
-<file path=customXml/itemProps2.xml><?xml version="1.0" encoding="utf-8"?>
+<file path=customXml/itemProps3.xml><?xml version="1.0" encoding="utf-8"?>
 <ds:datastoreItem xmlns:ds="http://schemas.openxmlformats.org/officeDocument/2006/customXml" ds:itemID="{0442E9CB-95B8-4109-889F-49DE5B28223E}">
   <ds:schemaRefs>
     <ds:schemaRef ds:uri="http://schemas.microsoft.com/sharepoint/v3/contenttype/forms"/>
@@ -3719,7 +4236,7 @@
 </ds:datastoreItem>
 </file>
 
-<file path=customXml/itemProps3.xml><?xml version="1.0" encoding="utf-8"?>
+<file path=customXml/itemProps4.xml><?xml version="1.0" encoding="utf-8"?>
 <ds:datastoreItem xmlns:ds="http://schemas.openxmlformats.org/officeDocument/2006/customXml" ds:itemID="{DD9F2471-4EA4-40CD-A64D-1BD639695332}">
   <ds:schemaRefs>
     <ds:schemaRef ds:uri="http://schemas.microsoft.com/office/2006/metadata/contentType"/>
@@ -3735,12 +4252,4 @@
     <ds:schemaRef ds:uri="http://schemas.microsoft.com/internal/obd"/>
   </ds:schemaRefs>
 </ds:datastoreItem>
-</file>
-
-<file path=customXml/itemProps4.xml><?xml version="1.0" encoding="utf-8"?>
-<ds:datastoreItem xmlns:ds="http://schemas.openxmlformats.org/officeDocument/2006/customXml" ds:itemID="{5504BEE7-3839-49B1-A21B-3B776E728A6F}">
-  <ds:schemaRefs>
-    <ds:schemaRef ds:uri="http://schemas.openxmlformats.org/officeDocument/2006/bibliography"/>
-  </ds:schemaRefs>
-</ds:datastoreItem>
 </file>